--- a/cv.docx
+++ b/cv.docx
@@ -63,51 +63,31 @@
           <w:lang w:val="fr-FR"/>
         </w:rPr>
       </w:pPr>
-      <w:proofErr w:type="gramStart"/>
       <w:r>
         <w:rPr>
           <w:sz w:val="24"/>
           <w:szCs w:val="24"/>
           <w:lang w:val="fr-FR"/>
         </w:rPr>
-        <w:t>Tel:</w:t>
-      </w:r>
-      <w:proofErr w:type="gramEnd"/>
-      <w:r>
+        <w:t xml:space="preserve">Tel: +1-617-800-3630</w:t>
+      </w:r>
+    </w:p>
+    <w:p>
+      <w:pPr>
+        <w:jc w:val="center"/>
         <w:rPr>
           <w:sz w:val="24"/>
           <w:szCs w:val="24"/>
           <w:lang w:val="fr-FR"/>
         </w:rPr>
-        <w:t xml:space="preserve"> +1-617-800-3630</w:t>
-      </w:r>
-    </w:p>
-    <w:p>
-      <w:pPr>
-        <w:jc w:val="center"/>
+      </w:pPr>
+      <w:r>
         <w:rPr>
           <w:sz w:val="24"/>
           <w:szCs w:val="24"/>
           <w:lang w:val="fr-FR"/>
         </w:rPr>
-      </w:pPr>
-      <w:proofErr w:type="gramStart"/>
-      <w:r>
-        <w:rPr>
-          <w:sz w:val="24"/>
-          <w:szCs w:val="24"/>
-          <w:lang w:val="fr-FR"/>
-        </w:rPr>
-        <w:t>Email:</w:t>
-      </w:r>
-      <w:proofErr w:type="gramEnd"/>
-      <w:r>
-        <w:rPr>
-          <w:sz w:val="24"/>
-          <w:szCs w:val="24"/>
-          <w:lang w:val="fr-FR"/>
-        </w:rPr>
-        <w:t xml:space="preserve"> </w:t>
+        <w:t xml:space="preserve">Email: </w:t>
       </w:r>
       <w:hyperlink r:id="rId8" w:history="1">
         <w:r>
@@ -142,7 +122,6 @@
           <w:lang w:val="fr-FR"/>
         </w:rPr>
       </w:pPr>
-      <w:proofErr w:type="spellStart"/>
       <w:r>
         <w:rPr>
           <w:b/>
@@ -153,7 +132,6 @@
         </w:rPr>
         <w:t>Education</w:t>
       </w:r>
-      <w:proofErr w:type="spellEnd"/>
     </w:p>
     <w:p>
       <w:pPr>
@@ -306,23 +284,13 @@
                 <w:szCs w:val="24"/>
               </w:rPr>
             </w:pPr>
-            <w:proofErr w:type="spellStart"/>
             <w:r>
               <w:rPr>
                 <w:b/>
                 <w:sz w:val="24"/>
                 <w:szCs w:val="24"/>
               </w:rPr>
-              <w:t>MRes</w:t>
-            </w:r>
-            <w:proofErr w:type="spellEnd"/>
-            <w:r>
-              <w:rPr>
-                <w:b/>
-                <w:sz w:val="24"/>
-                <w:szCs w:val="24"/>
-              </w:rPr>
-              <w:t xml:space="preserve"> Mathematics in the Living Environment (with Distinction)</w:t>
+              <w:t xml:space="preserve">MRes Mathematics in the Living Environment (with Distinction)</w:t>
             </w:r>
           </w:p>
           <w:p>
@@ -393,7 +361,6 @@
                 <w:szCs w:val="24"/>
               </w:rPr>
             </w:pPr>
-            <w:proofErr w:type="spellStart"/>
             <w:r>
               <w:rPr>
                 <w:b/>
@@ -401,17 +368,7 @@
                 <w:sz w:val="24"/>
                 <w:szCs w:val="24"/>
               </w:rPr>
-              <w:t>MMath</w:t>
-            </w:r>
-            <w:proofErr w:type="spellEnd"/>
-            <w:r>
-              <w:rPr>
-                <w:b/>
-                <w:bCs/>
-                <w:sz w:val="24"/>
-                <w:szCs w:val="24"/>
-              </w:rPr>
-              <w:t xml:space="preserve"> Mathematics</w:t>
+              <w:t xml:space="preserve">MMath Mathematics</w:t>
             </w:r>
           </w:p>
           <w:p>
@@ -532,25 +489,7 @@
                 <w:sz w:val="24"/>
                 <w:szCs w:val="24"/>
               </w:rPr>
-              <w:t>Department of Microbiology and the National Institute of Mathematical and Biological Synthesis (</w:t>
-            </w:r>
-            <w:proofErr w:type="spellStart"/>
-            <w:r>
-              <w:rPr>
-                <w:bCs/>
-                <w:sz w:val="24"/>
-                <w:szCs w:val="24"/>
-              </w:rPr>
-              <w:t>NIMBioS</w:t>
-            </w:r>
-            <w:proofErr w:type="spellEnd"/>
-            <w:r>
-              <w:rPr>
-                <w:bCs/>
-                <w:sz w:val="24"/>
-                <w:szCs w:val="24"/>
-              </w:rPr>
-              <w:t>), University of Tennessee</w:t>
+              <w:t>Department of Microbiology and the National Institute of Mathematical and Biological Synthesis (NIMBioS), University of Tennessee</w:t>
             </w:r>
           </w:p>
         </w:tc>
@@ -981,7 +920,7 @@
           <w:sz w:val="24"/>
           <w:szCs w:val="24"/>
         </w:rPr>
-        <w:t xml:space="preserve">Hambrick, H.M., Smith, L.E., Martin, R.M., Wei, B., Dey, R., Boyer, G.L., Weitz, J.S.W., </w:t>
+        <w:t xml:space="preserve">Hambrick, K.M., Smith, L.E., Martin, R.M., Wei, B., Dey, R., Boyer, G.L., Weitz, J.S., </w:t>
       </w:r>
       <w:r>
         <w:rPr>
@@ -991,37 +930,16 @@
           <w:sz w:val="24"/>
           <w:szCs w:val="24"/>
         </w:rPr>
-        <w:t>Talmy, D</w:t>
-      </w:r>
-      <w:r>
-        <w:rPr>
-          <w:b/>
-          <w:bCs/>
+        <w:t>Talmy, D.,</w:t>
+      </w:r>
+      <w:r>
+        <w:rPr>
           <w:color w:val="000000"/>
           <w:sz w:val="24"/>
           <w:szCs w:val="24"/>
         </w:rPr>
-        <w:t>.</w:t>
-      </w:r>
-      <w:r>
-        <w:rPr>
-          <w:b/>
-          <w:bCs/>
-          <w:color w:val="000000"/>
-          <w:sz w:val="24"/>
-          <w:szCs w:val="24"/>
-        </w:rPr>
-        <w:t>,</w:t>
-      </w:r>
-      <w:r>
-        <w:rPr>
-          <w:color w:val="000000"/>
-          <w:sz w:val="24"/>
-          <w:szCs w:val="24"/>
-        </w:rPr>
         <w:t xml:space="preserve"> Wilhelm, S.W., Zinser, E.R. (2026) Acclimation temperature influences phage susceptibility in a toxin-producing strain of </w:t>
       </w:r>
-      <w:proofErr w:type="spellStart"/>
       <w:r>
         <w:rPr>
           <w:i/>
@@ -1030,9 +948,16 @@
           <w:sz w:val="24"/>
           <w:szCs w:val="24"/>
         </w:rPr>
-        <w:t>Microsystis</w:t>
-      </w:r>
-      <w:proofErr w:type="spellEnd"/>
+        <w:t xml:space="preserve">Microcystis aeruginosa</w:t>
+      </w:r>
+      <w:r>
+        <w:rPr>
+          <w:color w:val="000000"/>
+          <w:sz w:val="24"/>
+          <w:szCs w:val="24"/>
+        </w:rPr>
+        <w:t xml:space="preserve">. </w:t>
+      </w:r>
       <w:r>
         <w:rPr>
           <w:i/>
@@ -1041,7 +966,7 @@
           <w:sz w:val="24"/>
           <w:szCs w:val="24"/>
         </w:rPr>
-        <w:t xml:space="preserve"> aeruginosa</w:t>
+        <w:t>Microbiology Spectrum</w:t>
       </w:r>
       <w:r>
         <w:rPr>
@@ -1049,25 +974,7 @@
           <w:sz w:val="24"/>
           <w:szCs w:val="24"/>
         </w:rPr>
-        <w:t xml:space="preserve">. </w:t>
-      </w:r>
-      <w:r>
-        <w:rPr>
-          <w:i/>
-          <w:iCs/>
-          <w:color w:val="000000"/>
-          <w:sz w:val="24"/>
-          <w:szCs w:val="24"/>
-        </w:rPr>
-        <w:t>Microbiology Spectrum</w:t>
-      </w:r>
-      <w:r>
-        <w:rPr>
-          <w:color w:val="000000"/>
-          <w:sz w:val="24"/>
-          <w:szCs w:val="24"/>
-        </w:rPr>
-        <w:t>, (in revision).</w:t>
+        <w:t>, 14(7), e03379-25.</w:t>
       </w:r>
     </w:p>
     <w:p>
@@ -1104,25 +1011,7 @@
           <w:szCs w:val="24"/>
         </w:rPr>
         <w:lastRenderedPageBreak/>
-        <w:t xml:space="preserve">Dey, R., Beach, R., Hambrick, K.M., </w:t>
-      </w:r>
-      <w:proofErr w:type="spellStart"/>
-      <w:r>
-        <w:rPr>
-          <w:color w:val="000000"/>
-          <w:sz w:val="24"/>
-          <w:szCs w:val="24"/>
-        </w:rPr>
-        <w:t>Sgouralis</w:t>
-      </w:r>
-      <w:proofErr w:type="spellEnd"/>
-      <w:r>
-        <w:rPr>
-          <w:color w:val="000000"/>
-          <w:sz w:val="24"/>
-          <w:szCs w:val="24"/>
-        </w:rPr>
-        <w:t xml:space="preserve">, I., </w:t>
+        <w:t xml:space="preserve">Dey, R., Beach, R., Hambrick, K.M., Sgouralis, I., </w:t>
       </w:r>
       <w:r>
         <w:rPr>
@@ -1131,25 +1020,7 @@
           <w:szCs w:val="24"/>
           <w:shd w:val="clear" w:color="auto" w:fill="FFFFFF"/>
         </w:rPr>
-        <w:t>Frémont, P.,</w:t>
-      </w:r>
-      <w:r>
-        <w:rPr>
-          <w:color w:val="222222"/>
-          <w:sz w:val="24"/>
-          <w:szCs w:val="24"/>
-          <w:shd w:val="clear" w:color="auto" w:fill="FFFFFF"/>
-        </w:rPr>
-        <w:t xml:space="preserve"> Demory, D., Carr, E., Beckett, S.J., Weitz, J.S., Talmy, D.</w:t>
-      </w:r>
-      <w:r>
-        <w:rPr>
-          <w:color w:val="222222"/>
-          <w:sz w:val="24"/>
-          <w:szCs w:val="24"/>
-          <w:shd w:val="clear" w:color="auto" w:fill="FFFFFF"/>
-        </w:rPr>
-        <w:t xml:space="preserve"> (2026) Microbial Primer: Bayesian learning of traits from microbial time series data. Microbiology (in review). </w:t>
+        <w:t xml:space="preserve">Frémont, P., Demory, D., Carr, E., Beckett, S.J., Weitz, J.S., Talmy, D. (2026) Microbial Primer: Bayesian learning of traits from microbial time series data. Microbiology, 172(8). </w:t>
       </w:r>
     </w:p>
     <w:p>
@@ -1180,124 +1051,61 @@
       </w:pPr>
       <w:r>
         <w:rPr>
-          <w:color w:val="222222"/>
-          <w:sz w:val="24"/>
-          <w:szCs w:val="24"/>
-          <w:shd w:val="clear" w:color="auto" w:fill="FFFFFF"/>
-        </w:rPr>
-        <w:t xml:space="preserve">Frémont, P., Beckett, S. J., Demory, D., </w:t>
-      </w:r>
-      <w:r>
-        <w:rPr>
           <w:b/>
           <w:bCs/>
-          <w:color w:val="222222"/>
-          <w:sz w:val="24"/>
-          <w:szCs w:val="24"/>
-          <w:shd w:val="clear" w:color="auto" w:fill="FFFFFF"/>
-        </w:rPr>
-        <w:t>Carr, E.</w:t>
-      </w:r>
-      <w:r>
-        <w:rPr>
-          <w:color w:val="222222"/>
-          <w:sz w:val="24"/>
-          <w:szCs w:val="24"/>
-          <w:shd w:val="clear" w:color="auto" w:fill="FFFFFF"/>
-        </w:rPr>
-        <w:t xml:space="preserve">, Follett, C. L., Lindell, D., </w:t>
+          <w:color w:val="000000"/>
+          <w:sz w:val="24"/>
+          <w:szCs w:val="24"/>
+        </w:rPr>
+        <w:t>McCullough, D.K.,</w:t>
+      </w:r>
+      <w:r>
+        <w:rPr>
+          <w:color w:val="000000"/>
+          <w:sz w:val="24"/>
+          <w:szCs w:val="24"/>
+        </w:rPr>
+        <w:t xml:space="preserve"> </w:t>
       </w:r>
       <w:r>
         <w:rPr>
           <w:b/>
           <w:bCs/>
-          <w:color w:val="222222"/>
-          <w:sz w:val="24"/>
-          <w:szCs w:val="24"/>
-          <w:shd w:val="clear" w:color="auto" w:fill="FFFFFF"/>
+          <w:color w:val="000000"/>
+          <w:sz w:val="24"/>
+          <w:szCs w:val="24"/>
         </w:rPr>
         <w:t>Talmy, D.</w:t>
       </w:r>
       <w:r>
         <w:rPr>
-          <w:color w:val="222222"/>
-          <w:sz w:val="24"/>
-          <w:szCs w:val="24"/>
-          <w:shd w:val="clear" w:color="auto" w:fill="FFFFFF"/>
-        </w:rPr>
-        <w:t xml:space="preserve">, Dutkiewicz, S., </w:t>
-      </w:r>
-      <w:r>
-        <w:rPr>
-          <w:color w:val="222222"/>
-          <w:sz w:val="24"/>
-          <w:szCs w:val="24"/>
-          <w:shd w:val="clear" w:color="auto" w:fill="FFFFFF"/>
-        </w:rPr>
-        <w:t>Weitz, J. S. (2026). Coexistence of Photosynthetic Marine Microorganisms, Viruses and Grazers: Towards Integration in Ocean Ecosystem Models.</w:t>
-      </w:r>
-      <w:r>
-        <w:rPr>
-          <w:rStyle w:val="apple-converted-space"/>
-          <w:color w:val="222222"/>
-          <w:sz w:val="24"/>
-          <w:szCs w:val="24"/>
-          <w:shd w:val="clear" w:color="auto" w:fill="FFFFFF"/>
-        </w:rPr>
-        <w:t> </w:t>
+          <w:color w:val="000000"/>
+          <w:sz w:val="24"/>
+          <w:szCs w:val="24"/>
+        </w:rPr>
+        <w:t xml:space="preserve"> (2026) Resource competition modeling suggests hydrogen peroxide determines competitive outcomes among oligotrophic cyanobacteria. </w:t>
       </w:r>
       <w:r>
         <w:rPr>
           <w:i/>
           <w:iCs/>
-          <w:color w:val="222222"/>
-          <w:sz w:val="24"/>
-          <w:szCs w:val="24"/>
-        </w:rPr>
-        <w:t>Environmental Microbiology</w:t>
-      </w:r>
-      <w:r>
-        <w:rPr>
-          <w:color w:val="222222"/>
-          <w:sz w:val="24"/>
-          <w:szCs w:val="24"/>
-          <w:shd w:val="clear" w:color="auto" w:fill="FFFFFF"/>
-        </w:rPr>
-        <w:t>,</w:t>
-      </w:r>
-      <w:r>
-        <w:rPr>
-          <w:rStyle w:val="apple-converted-space"/>
-          <w:color w:val="222222"/>
-          <w:sz w:val="24"/>
-          <w:szCs w:val="24"/>
-          <w:shd w:val="clear" w:color="auto" w:fill="FFFFFF"/>
-        </w:rPr>
-        <w:t> </w:t>
-      </w:r>
-      <w:r>
-        <w:rPr>
-          <w:i/>
-          <w:iCs/>
-          <w:color w:val="222222"/>
-          <w:sz w:val="24"/>
-          <w:szCs w:val="24"/>
-        </w:rPr>
-        <w:t>28</w:t>
-      </w:r>
-      <w:r>
-        <w:rPr>
-          <w:color w:val="222222"/>
-          <w:sz w:val="24"/>
-          <w:szCs w:val="24"/>
-          <w:shd w:val="clear" w:color="auto" w:fill="FFFFFF"/>
-        </w:rPr>
-        <w:t>(4), e70295.</w:t>
-      </w:r>
-    </w:p>
-    <w:p>
-      <w:pPr>
-        <w:pStyle w:val="ListParagraph"/>
+          <w:color w:val="000000"/>
+          <w:sz w:val="24"/>
+          <w:szCs w:val="24"/>
+        </w:rPr>
+        <w:t>ISME Communications</w:t>
+      </w:r>
+      <w:r>
+        <w:rPr>
+          <w:color w:val="000000"/>
+          <w:sz w:val="24"/>
+          <w:szCs w:val="24"/>
+        </w:rPr>
+        <w:t xml:space="preserve">, 6(1), ycag188.</w:t>
+      </w:r>
+    </w:p>
+    <w:p>
+      <w:pPr>
         <w:autoSpaceDE w:val="0"/>
         <w:autoSpaceDN w:val="0"/>
         <w:rPr>
@@ -1324,77 +1132,110 @@
       </w:pPr>
       <w:r>
         <w:rPr>
+          <w:color w:val="222222"/>
+          <w:sz w:val="24"/>
+          <w:szCs w:val="24"/>
+          <w:shd w:val="clear" w:color="auto" w:fill="FFFFFF"/>
+        </w:rPr>
+        <w:t xml:space="preserve">Frémont, P., Beckett, S. J., Demory, D., </w:t>
+      </w:r>
+      <w:r>
+        <w:rPr>
           <w:b/>
           <w:bCs/>
-          <w:color w:val="000000"/>
-          <w:sz w:val="24"/>
-          <w:szCs w:val="24"/>
-        </w:rPr>
-        <w:t>McCullough. D.K</w:t>
-      </w:r>
-      <w:r>
-        <w:rPr>
-          <w:color w:val="000000"/>
-          <w:sz w:val="24"/>
-          <w:szCs w:val="24"/>
-        </w:rPr>
-        <w:t xml:space="preserve">., Bowden, E.C., Calfee, B.C., Gilchrist, M.A., Zinser, E.R., </w:t>
+          <w:color w:val="222222"/>
+          <w:sz w:val="24"/>
+          <w:szCs w:val="24"/>
+          <w:shd w:val="clear" w:color="auto" w:fill="FFFFFF"/>
+        </w:rPr>
+        <w:t>Carr, E.</w:t>
+      </w:r>
+      <w:r>
+        <w:rPr>
+          <w:color w:val="222222"/>
+          <w:sz w:val="24"/>
+          <w:szCs w:val="24"/>
+          <w:shd w:val="clear" w:color="auto" w:fill="FFFFFF"/>
+        </w:rPr>
+        <w:t xml:space="preserve">, Follett, C. L., Lindell, D., </w:t>
       </w:r>
       <w:r>
         <w:rPr>
           <w:b/>
           <w:bCs/>
-          <w:color w:val="000000"/>
-          <w:sz w:val="24"/>
-          <w:szCs w:val="24"/>
-        </w:rPr>
-        <w:t>Talmy, D.,</w:t>
-      </w:r>
-      <w:r>
-        <w:rPr>
-          <w:color w:val="000000"/>
-          <w:sz w:val="24"/>
-          <w:szCs w:val="24"/>
-        </w:rPr>
-        <w:t xml:space="preserve"> </w:t>
-      </w:r>
-      <w:r>
-        <w:rPr>
-          <w:color w:val="212121"/>
+          <w:color w:val="222222"/>
           <w:sz w:val="24"/>
           <w:szCs w:val="24"/>
           <w:shd w:val="clear" w:color="auto" w:fill="FFFFFF"/>
         </w:rPr>
-        <w:t>Quantification of</w:t>
-      </w:r>
-      <w:r>
-        <w:rPr>
-          <w:color w:val="212121"/>
+        <w:t>Talmy, D.</w:t>
+      </w:r>
+      <w:r>
+        <w:rPr>
+          <w:color w:val="222222"/>
           <w:sz w:val="24"/>
           <w:szCs w:val="24"/>
           <w:shd w:val="clear" w:color="auto" w:fill="FFFFFF"/>
         </w:rPr>
-        <w:t xml:space="preserve"> the coupled dynamics of marine microbes and reactive oxygen species in laboratory batch culture experiments (2026). </w:t>
+        <w:t xml:space="preserve">, Dutkiewicz, S., Weitz, J. S. (2026). Coexistence of Photosynthetic Marine Microorganisms, Viruses and Grazers: Towards Integration in Ocean Ecosystem Models.</w:t>
+      </w:r>
+      <w:r>
+        <w:rPr>
+          <w:rStyle w:val="apple-converted-space"/>
+          <w:color w:val="222222"/>
+          <w:sz w:val="24"/>
+          <w:szCs w:val="24"/>
+          <w:shd w:val="clear" w:color="auto" w:fill="FFFFFF"/>
+        </w:rPr>
+        <w:t> </w:t>
       </w:r>
       <w:r>
         <w:rPr>
           <w:i/>
           <w:iCs/>
-          <w:color w:val="212121"/>
+          <w:color w:val="222222"/>
+          <w:sz w:val="24"/>
+          <w:szCs w:val="24"/>
+        </w:rPr>
+        <w:t>Environmental Microbiology</w:t>
+      </w:r>
+      <w:r>
+        <w:rPr>
+          <w:color w:val="222222"/>
           <w:sz w:val="24"/>
           <w:szCs w:val="24"/>
           <w:shd w:val="clear" w:color="auto" w:fill="FFFFFF"/>
         </w:rPr>
-        <w:t>Microbiology Spectrum</w:t>
-      </w:r>
-      <w:r>
-        <w:rPr>
-          <w:color w:val="212121"/>
+        <w:t>,</w:t>
+      </w:r>
+      <w:r>
+        <w:rPr>
+          <w:rStyle w:val="apple-converted-space"/>
+          <w:color w:val="222222"/>
           <w:sz w:val="24"/>
           <w:szCs w:val="24"/>
           <w:shd w:val="clear" w:color="auto" w:fill="FFFFFF"/>
         </w:rPr>
-        <w:t>.</w:t>
+        <w:t> </w:t>
+      </w:r>
+      <w:r>
+        <w:rPr>
+          <w:i/>
+          <w:iCs/>
+          <w:color w:val="222222"/>
+          <w:sz w:val="24"/>
+          <w:szCs w:val="24"/>
+        </w:rPr>
+        <w:t>28</w:t>
+      </w:r>
+      <w:r>
+        <w:rPr>
+          <w:color w:val="222222"/>
+          <w:sz w:val="24"/>
+          <w:szCs w:val="24"/>
+          <w:shd w:val="clear" w:color="auto" w:fill="FFFFFF"/>
+        </w:rPr>
+        <w:t>(4), e70295.</w:t>
       </w:r>
     </w:p>
     <w:p>
@@ -1428,126 +1269,66 @@
         <w:rPr>
           <w:b/>
           <w:bCs/>
-          <w:color w:val="222222"/>
+          <w:color w:val="000000"/>
+          <w:sz w:val="24"/>
+          <w:szCs w:val="24"/>
+        </w:rPr>
+        <w:t>McCullough. D.K</w:t>
+      </w:r>
+      <w:r>
+        <w:rPr>
+          <w:color w:val="000000"/>
+          <w:sz w:val="24"/>
+          <w:szCs w:val="24"/>
+        </w:rPr>
+        <w:t xml:space="preserve">., Bowden, E.C., Calfee, B.C., Gilchrist, M.A., Zinser, E.R., </w:t>
+      </w:r>
+      <w:r>
+        <w:rPr>
+          <w:b/>
+          <w:bCs/>
+          <w:color w:val="000000"/>
+          <w:sz w:val="24"/>
+          <w:szCs w:val="24"/>
+        </w:rPr>
+        <w:t>Talmy, D.,</w:t>
+      </w:r>
+      <w:r>
+        <w:rPr>
+          <w:color w:val="000000"/>
+          <w:sz w:val="24"/>
+          <w:szCs w:val="24"/>
+        </w:rPr>
+        <w:t xml:space="preserve"> </w:t>
+      </w:r>
+      <w:r>
+        <w:rPr>
+          <w:color w:val="212121"/>
           <w:sz w:val="24"/>
           <w:szCs w:val="24"/>
           <w:shd w:val="clear" w:color="auto" w:fill="FFFFFF"/>
         </w:rPr>
-        <w:t>Talmy, D.</w:t>
-      </w:r>
-      <w:r>
-        <w:rPr>
-          <w:color w:val="222222"/>
-          <w:sz w:val="24"/>
-          <w:szCs w:val="24"/>
-          <w:shd w:val="clear" w:color="auto" w:fill="FFFFFF"/>
-        </w:rPr>
-        <w:t xml:space="preserve">, Howard-Varona, C., Eveillard, D., Covert, M., &amp; Sullivan, M. </w:t>
-      </w:r>
-      <w:proofErr w:type="gramStart"/>
-      <w:r>
-        <w:rPr>
-          <w:color w:val="222222"/>
-          <w:sz w:val="24"/>
-          <w:szCs w:val="24"/>
-          <w:shd w:val="clear" w:color="auto" w:fill="FFFFFF"/>
-        </w:rPr>
-        <w:t>B..</w:t>
-      </w:r>
-      <w:proofErr w:type="gramEnd"/>
-      <w:r>
-        <w:rPr>
-          <w:color w:val="222222"/>
-          <w:sz w:val="24"/>
-          <w:szCs w:val="24"/>
-          <w:shd w:val="clear" w:color="auto" w:fill="FFFFFF"/>
-        </w:rPr>
-        <w:t xml:space="preserve"> Viruses in multi-scale ocean models: challenges and opportunities</w:t>
-      </w:r>
-      <w:r>
-        <w:rPr>
-          <w:color w:val="222222"/>
-          <w:sz w:val="24"/>
-          <w:szCs w:val="24"/>
-          <w:shd w:val="clear" w:color="auto" w:fill="FFFFFF"/>
-        </w:rPr>
-        <w:t xml:space="preserve"> </w:t>
-      </w:r>
-      <w:r>
-        <w:rPr>
-          <w:color w:val="222222"/>
-          <w:sz w:val="24"/>
-          <w:szCs w:val="24"/>
-          <w:shd w:val="clear" w:color="auto" w:fill="FFFFFF"/>
-        </w:rPr>
-        <w:t>(2025)</w:t>
-      </w:r>
-      <w:r>
-        <w:rPr>
-          <w:color w:val="222222"/>
-          <w:sz w:val="24"/>
-          <w:szCs w:val="24"/>
-          <w:shd w:val="clear" w:color="auto" w:fill="FFFFFF"/>
-        </w:rPr>
-        <w:t>.</w:t>
-      </w:r>
-      <w:r>
-        <w:rPr>
-          <w:rStyle w:val="apple-converted-space"/>
-          <w:color w:val="222222"/>
-          <w:sz w:val="24"/>
-          <w:szCs w:val="24"/>
-          <w:shd w:val="clear" w:color="auto" w:fill="FFFFFF"/>
-        </w:rPr>
-        <w:t> </w:t>
+        <w:t xml:space="preserve">Quantification of the coupled dynamics of marine microbes and reactive oxygen species in laboratory batch culture experiments (2026). </w:t>
       </w:r>
       <w:r>
         <w:rPr>
           <w:i/>
           <w:iCs/>
-          <w:color w:val="222222"/>
-          <w:sz w:val="24"/>
-          <w:szCs w:val="24"/>
-        </w:rPr>
-        <w:t>Frontiers in Marine Science</w:t>
-      </w:r>
-      <w:r>
-        <w:rPr>
-          <w:color w:val="222222"/>
+          <w:color w:val="212121"/>
           <w:sz w:val="24"/>
           <w:szCs w:val="24"/>
           <w:shd w:val="clear" w:color="auto" w:fill="FFFFFF"/>
         </w:rPr>
-        <w:t>,</w:t>
-      </w:r>
-      <w:r>
-        <w:rPr>
-          <w:rStyle w:val="apple-converted-space"/>
-          <w:color w:val="222222"/>
+        <w:t>Microbiology Spectrum</w:t>
+      </w:r>
+      <w:r>
+        <w:rPr>
+          <w:color w:val="212121"/>
           <w:sz w:val="24"/>
           <w:szCs w:val="24"/>
           <w:shd w:val="clear" w:color="auto" w:fill="FFFFFF"/>
         </w:rPr>
-        <w:t> </w:t>
-      </w:r>
-      <w:r>
-        <w:rPr>
-          <w:i/>
-          <w:iCs/>
-          <w:color w:val="222222"/>
-          <w:sz w:val="24"/>
-          <w:szCs w:val="24"/>
-        </w:rPr>
-        <w:t>12</w:t>
-      </w:r>
-      <w:r>
-        <w:rPr>
-          <w:color w:val="222222"/>
-          <w:sz w:val="24"/>
-          <w:szCs w:val="24"/>
-          <w:shd w:val="clear" w:color="auto" w:fill="FFFFFF"/>
-        </w:rPr>
-        <w:t>, 1717845.</w:t>
+        <w:t>.</w:t>
       </w:r>
     </w:p>
     <w:p>
@@ -1579,106 +1360,88 @@
       </w:pPr>
       <w:r>
         <w:rPr>
-          <w:color w:val="000000"/>
-          <w:sz w:val="24"/>
-          <w:szCs w:val="24"/>
-        </w:rPr>
-        <w:t xml:space="preserve">McCoy, S., McBride, D., </w:t>
-      </w:r>
-      <w:r>
-        <w:rPr>
           <w:b/>
           <w:bCs/>
-          <w:color w:val="000000"/>
-          <w:sz w:val="24"/>
-          <w:szCs w:val="24"/>
-        </w:rPr>
-        <w:t>McCullough, D.K.</w:t>
-      </w:r>
-      <w:r>
-        <w:rPr>
-          <w:color w:val="000000"/>
-          <w:sz w:val="24"/>
-          <w:szCs w:val="24"/>
-        </w:rPr>
-        <w:t>, Calfee, B.C., Zinser E.</w:t>
-      </w:r>
-      <w:r>
-        <w:rPr>
-          <w:color w:val="000000"/>
-          <w:sz w:val="24"/>
-          <w:szCs w:val="24"/>
-        </w:rPr>
-        <w:t>R.</w:t>
-      </w:r>
-      <w:r>
-        <w:rPr>
-          <w:color w:val="000000"/>
-          <w:sz w:val="24"/>
-          <w:szCs w:val="24"/>
-        </w:rPr>
-        <w:t xml:space="preserve">, </w:t>
-      </w:r>
-      <w:r>
-        <w:rPr>
-          <w:b/>
-          <w:bCs/>
-          <w:color w:val="000000"/>
-          <w:sz w:val="24"/>
-          <w:szCs w:val="24"/>
+          <w:color w:val="222222"/>
+          <w:sz w:val="24"/>
+          <w:szCs w:val="24"/>
+          <w:shd w:val="clear" w:color="auto" w:fill="FFFFFF"/>
         </w:rPr>
         <w:t>Talmy, D.</w:t>
       </w:r>
       <w:r>
         <w:rPr>
-          <w:color w:val="000000"/>
-          <w:sz w:val="24"/>
-          <w:szCs w:val="24"/>
-        </w:rPr>
-        <w:t xml:space="preserve">, </w:t>
-      </w:r>
-      <w:proofErr w:type="spellStart"/>
-      <w:r>
-        <w:rPr>
-          <w:color w:val="000000"/>
-          <w:sz w:val="24"/>
-          <w:szCs w:val="24"/>
-        </w:rPr>
-        <w:t>Sgouralis</w:t>
-      </w:r>
-      <w:proofErr w:type="spellEnd"/>
-      <w:r>
-        <w:rPr>
-          <w:color w:val="000000"/>
-          <w:sz w:val="24"/>
-          <w:szCs w:val="24"/>
-        </w:rPr>
-        <w:t xml:space="preserve">, I. Quantitative assessment of biological dynamics with aggregate data. (2025). </w:t>
+          <w:color w:val="222222"/>
+          <w:sz w:val="24"/>
+          <w:szCs w:val="24"/>
+          <w:shd w:val="clear" w:color="auto" w:fill="FFFFFF"/>
+        </w:rPr>
+        <w:t xml:space="preserve">, Howard-Varona, C., Eveillard, D., Covert, M., &amp; Sullivan, M. B.. Viruses in multi-scale ocean models: challenges and opportunities (2025).</w:t>
+      </w:r>
+      <w:r>
+        <w:rPr>
+          <w:rStyle w:val="apple-converted-space"/>
+          <w:color w:val="222222"/>
+          <w:sz w:val="24"/>
+          <w:szCs w:val="24"/>
+          <w:shd w:val="clear" w:color="auto" w:fill="FFFFFF"/>
+        </w:rPr>
+        <w:t> </w:t>
       </w:r>
       <w:r>
         <w:rPr>
           <w:i/>
           <w:iCs/>
-          <w:color w:val="000000"/>
-          <w:sz w:val="24"/>
-          <w:szCs w:val="24"/>
-        </w:rPr>
-        <w:t>Bulletin of Mathematical Biology</w:t>
-      </w:r>
-      <w:r>
-        <w:rPr>
-          <w:color w:val="000000"/>
-          <w:sz w:val="24"/>
-          <w:szCs w:val="24"/>
-        </w:rPr>
-        <w:t>, 87, 164.</w:t>
-      </w:r>
-    </w:p>
-    <w:p>
-      <w:pPr>
+          <w:color w:val="222222"/>
+          <w:sz w:val="24"/>
+          <w:szCs w:val="24"/>
+        </w:rPr>
+        <w:t>Frontiers in Marine Science</w:t>
+      </w:r>
+      <w:r>
+        <w:rPr>
+          <w:color w:val="222222"/>
+          <w:sz w:val="24"/>
+          <w:szCs w:val="24"/>
+          <w:shd w:val="clear" w:color="auto" w:fill="FFFFFF"/>
+        </w:rPr>
+        <w:t>,</w:t>
+      </w:r>
+      <w:r>
+        <w:rPr>
+          <w:rStyle w:val="apple-converted-space"/>
+          <w:color w:val="222222"/>
+          <w:sz w:val="24"/>
+          <w:szCs w:val="24"/>
+          <w:shd w:val="clear" w:color="auto" w:fill="FFFFFF"/>
+        </w:rPr>
+        <w:t> </w:t>
+      </w:r>
+      <w:r>
+        <w:rPr>
+          <w:i/>
+          <w:iCs/>
+          <w:color w:val="222222"/>
+          <w:sz w:val="24"/>
+          <w:szCs w:val="24"/>
+        </w:rPr>
+        <w:t>12</w:t>
+      </w:r>
+      <w:r>
+        <w:rPr>
+          <w:color w:val="222222"/>
+          <w:sz w:val="24"/>
+          <w:szCs w:val="24"/>
+          <w:shd w:val="clear" w:color="auto" w:fill="FFFFFF"/>
+        </w:rPr>
+        <w:t>, 1717845.</w:t>
+      </w:r>
+    </w:p>
+    <w:p>
+      <w:pPr>
+        <w:pStyle w:val="ListParagraph"/>
         <w:autoSpaceDE w:val="0"/>
         <w:autoSpaceDN w:val="0"/>
-        <w:ind w:left="360"/>
         <w:rPr>
           <w:color w:val="000000"/>
           <w:sz w:val="24"/>
@@ -1707,25 +1470,25 @@
           <w:sz w:val="24"/>
           <w:szCs w:val="24"/>
         </w:rPr>
-        <w:t xml:space="preserve">Martínez </w:t>
-      </w:r>
-      <w:proofErr w:type="spellStart"/>
-      <w:r>
-        <w:rPr>
+        <w:t xml:space="preserve">McCoy, S., McBride, D., </w:t>
+      </w:r>
+      <w:r>
+        <w:rPr>
+          <w:b/>
+          <w:bCs/>
           <w:color w:val="000000"/>
           <w:sz w:val="24"/>
           <w:szCs w:val="24"/>
         </w:rPr>
-        <w:t>Martínez</w:t>
-      </w:r>
-      <w:proofErr w:type="spellEnd"/>
+        <w:t>McCullough, D.K.</w:t>
+      </w:r>
       <w:r>
         <w:rPr>
           <w:color w:val="000000"/>
           <w:sz w:val="24"/>
           <w:szCs w:val="24"/>
         </w:rPr>
-        <w:t xml:space="preserve">, J., </w:t>
+        <w:t xml:space="preserve">, Calfee, B.C., Zinser E.R., </w:t>
       </w:r>
       <w:r>
         <w:rPr>
@@ -1735,7 +1498,7 @@
           <w:sz w:val="24"/>
           <w:szCs w:val="24"/>
         </w:rPr>
-        <w:t>D. Talmy</w:t>
+        <w:t>Talmy, D.</w:t>
       </w:r>
       <w:r>
         <w:rPr>
@@ -1743,7 +1506,7 @@
           <w:sz w:val="24"/>
           <w:szCs w:val="24"/>
         </w:rPr>
-        <w:t xml:space="preserve">, J. A. Kimbrel, P. K. Weber, and X. Mayali. Coastal bacteria and protists assimilate viral carbon and nitrogen. (2024). </w:t>
+        <w:t xml:space="preserve">, Sgouralis, I. Quantitative assessment of biological dynamics with aggregate data. (2025). </w:t>
       </w:r>
       <w:r>
         <w:rPr>
@@ -1753,7 +1516,7 @@
           <w:sz w:val="24"/>
           <w:szCs w:val="24"/>
         </w:rPr>
-        <w:t>ISME J</w:t>
+        <w:t>Bulletin of Mathematical Biology</w:t>
       </w:r>
       <w:r>
         <w:rPr>
@@ -1761,30 +1524,16 @@
           <w:sz w:val="24"/>
           <w:szCs w:val="24"/>
         </w:rPr>
-        <w:t xml:space="preserve"> </w:t>
-      </w:r>
-      <w:r>
-        <w:rPr>
-          <w:bCs/>
+        <w:t>, 87, 164.</w:t>
+      </w:r>
+    </w:p>
+    <w:p>
+      <w:pPr>
+        <w:autoSpaceDE w:val="0"/>
+        <w:autoSpaceDN w:val="0"/>
+        <w:ind w:left="360"/>
+        <w:rPr>
           <w:color w:val="000000"/>
-          <w:sz w:val="24"/>
-          <w:szCs w:val="24"/>
-        </w:rPr>
-        <w:t>18</w:t>
-      </w:r>
-      <w:r>
-        <w:rPr>
-          <w:color w:val="000000"/>
-          <w:sz w:val="24"/>
-          <w:szCs w:val="24"/>
-        </w:rPr>
-        <w:t>. wrae231.</w:t>
-      </w:r>
-    </w:p>
-    <w:p>
-      <w:pPr>
-        <w:pStyle w:val="ListParagraph"/>
-        <w:rPr>
           <w:sz w:val="24"/>
           <w:szCs w:val="24"/>
         </w:rPr>
@@ -1797,65 +1546,74 @@
           <w:ilvl w:val="0"/>
           <w:numId w:val="6"/>
         </w:numPr>
-        <w:rPr>
-          <w:sz w:val="24"/>
-          <w:szCs w:val="24"/>
-        </w:rPr>
-      </w:pPr>
-      <w:r>
-        <w:rPr>
-          <w:sz w:val="24"/>
-          <w:szCs w:val="24"/>
-        </w:rPr>
-        <w:t xml:space="preserve">Lennon, J., Abramoff, R, Allison, S., Burckhardt, R., DeAngelis, K., Dunne, J., Frey, S., </w:t>
-      </w:r>
-      <w:proofErr w:type="spellStart"/>
-      <w:r>
-        <w:rPr>
-          <w:sz w:val="24"/>
-          <w:szCs w:val="24"/>
-        </w:rPr>
-        <w:t>Friedlingstein</w:t>
-      </w:r>
-      <w:proofErr w:type="spellEnd"/>
-      <w:r>
-        <w:rPr>
-          <w:sz w:val="24"/>
-          <w:szCs w:val="24"/>
-        </w:rPr>
-        <w:t xml:space="preserve">, P., Hawkes, C., Hungate, B., Khurana, S., Kivlin, S., Levine, N., Manzoni, S., Martiny, A., Martiny, J., Nguyen, N., Rawat, M., </w:t>
+        <w:autoSpaceDE w:val="0"/>
+        <w:autoSpaceDN w:val="0"/>
+        <w:rPr>
+          <w:color w:val="000000"/>
+          <w:sz w:val="24"/>
+          <w:szCs w:val="24"/>
+        </w:rPr>
+      </w:pPr>
+      <w:r>
+        <w:rPr>
+          <w:color w:val="000000"/>
+          <w:sz w:val="24"/>
+          <w:szCs w:val="24"/>
+        </w:rPr>
+        <w:t xml:space="preserve">Martínez Martínez, J., </w:t>
       </w:r>
       <w:r>
         <w:rPr>
           <w:b/>
           <w:bCs/>
-          <w:sz w:val="24"/>
-          <w:szCs w:val="24"/>
-        </w:rPr>
-        <w:t>Talmy, D.</w:t>
-      </w:r>
-      <w:r>
-        <w:rPr>
-          <w:sz w:val="24"/>
-          <w:szCs w:val="24"/>
-        </w:rPr>
-        <w:t xml:space="preserve">, Todd-Brown, K., Vogt, M., Weider, W., Zakem, E. Priorities, opportunities, and challenges for integrating microorganisms into Earth system models for climate change prediction (2024). </w:t>
+          <w:color w:val="000000"/>
+          <w:sz w:val="24"/>
+          <w:szCs w:val="24"/>
+        </w:rPr>
+        <w:t>D. Talmy</w:t>
+      </w:r>
+      <w:r>
+        <w:rPr>
+          <w:color w:val="000000"/>
+          <w:sz w:val="24"/>
+          <w:szCs w:val="24"/>
+        </w:rPr>
+        <w:t xml:space="preserve">, J. A. Kimbrel, P. K. Weber, and X. Mayali. Coastal bacteria and protists assimilate viral carbon and nitrogen. (2024). </w:t>
       </w:r>
       <w:r>
         <w:rPr>
           <w:i/>
           <w:iCs/>
-          <w:sz w:val="24"/>
-          <w:szCs w:val="24"/>
-        </w:rPr>
-        <w:t>mBio</w:t>
-      </w:r>
-      <w:r>
-        <w:rPr>
-          <w:sz w:val="24"/>
-          <w:szCs w:val="24"/>
-        </w:rPr>
-        <w:t>, 15, e00455-24.</w:t>
+          <w:color w:val="000000"/>
+          <w:sz w:val="24"/>
+          <w:szCs w:val="24"/>
+        </w:rPr>
+        <w:t>ISME J</w:t>
+      </w:r>
+      <w:r>
+        <w:rPr>
+          <w:color w:val="000000"/>
+          <w:sz w:val="24"/>
+          <w:szCs w:val="24"/>
+        </w:rPr>
+        <w:t xml:space="preserve"> </w:t>
+      </w:r>
+      <w:r>
+        <w:rPr>
+          <w:bCs/>
+          <w:color w:val="000000"/>
+          <w:sz w:val="24"/>
+          <w:szCs w:val="24"/>
+        </w:rPr>
+        <w:t>18</w:t>
+      </w:r>
+      <w:r>
+        <w:rPr>
+          <w:color w:val="000000"/>
+          <w:sz w:val="24"/>
+          <w:szCs w:val="24"/>
+        </w:rPr>
+        <w:t>. wrae231.</w:t>
       </w:r>
     </w:p>
     <w:p>
@@ -1881,6 +1639,13 @@
       </w:pPr>
       <w:r>
         <w:rPr>
+          <w:sz w:val="24"/>
+          <w:szCs w:val="24"/>
+        </w:rPr>
+        <w:t xml:space="preserve">Lennon, J., Abramoff, R, Allison, S., Burckhardt, R., DeAngelis, K., Dunne, J., Frey, S., Friedlingstein, P., Hawkes, C., Hungate, B., Khurana, S., Kivlin, S., Levine, N., Manzoni, S., Martiny, A., Martiny, J., Nguyen, N., Rawat, M., </w:t>
+      </w:r>
+      <w:r>
+        <w:rPr>
           <w:b/>
           <w:bCs/>
           <w:sz w:val="24"/>
@@ -1893,57 +1658,8 @@
           <w:sz w:val="24"/>
           <w:szCs w:val="24"/>
         </w:rPr>
-        <w:t xml:space="preserve">, </w:t>
-      </w:r>
-      <w:r>
-        <w:rPr>
-          <w:b/>
-          <w:bCs/>
-          <w:sz w:val="24"/>
-          <w:szCs w:val="24"/>
-        </w:rPr>
-        <w:t>Carr, E.</w:t>
-      </w:r>
-      <w:r>
-        <w:rPr>
-          <w:sz w:val="24"/>
-          <w:szCs w:val="24"/>
-        </w:rPr>
-        <w:t xml:space="preserve">, </w:t>
-      </w:r>
-      <w:r>
-        <w:rPr>
-          <w:b/>
-          <w:bCs/>
-          <w:sz w:val="24"/>
-          <w:szCs w:val="24"/>
-        </w:rPr>
-        <w:t>Rajakaruna, H.</w:t>
-      </w:r>
-      <w:r>
-        <w:rPr>
-          <w:sz w:val="24"/>
-          <w:szCs w:val="24"/>
-        </w:rPr>
-        <w:t xml:space="preserve">, Våge, S., </w:t>
-      </w:r>
-      <w:proofErr w:type="spellStart"/>
-      <w:r>
-        <w:rPr>
-          <w:sz w:val="24"/>
-          <w:szCs w:val="24"/>
-        </w:rPr>
-        <w:t>Omta</w:t>
-      </w:r>
-      <w:proofErr w:type="spellEnd"/>
-      <w:r>
-        <w:rPr>
-          <w:sz w:val="24"/>
-          <w:szCs w:val="24"/>
-        </w:rPr>
-        <w:t xml:space="preserve">, A.W. Killing the predator: impacts of top-predator mortality on global ocean ecosystem structure (2024). </w:t>
-      </w:r>
-      <w:proofErr w:type="spellStart"/>
+        <w:t xml:space="preserve">, Todd-Brown, K., Vogt, M., Weider, W., Zakem, E. Priorities, opportunities, and challenges for integrating microorganisms into Earth system models for climate change prediction (2024). </w:t>
+      </w:r>
       <w:r>
         <w:rPr>
           <w:i/>
@@ -1951,19 +1667,19 @@
           <w:sz w:val="24"/>
           <w:szCs w:val="24"/>
         </w:rPr>
-        <w:t>Biogeosciences</w:t>
-      </w:r>
-      <w:proofErr w:type="spellEnd"/>
-      <w:r>
-        <w:rPr>
-          <w:sz w:val="24"/>
-          <w:szCs w:val="24"/>
-        </w:rPr>
-        <w:t>. 1-29.</w:t>
-      </w:r>
-    </w:p>
-    <w:p>
-      <w:pPr>
+        <w:t>mBio</w:t>
+      </w:r>
+      <w:r>
+        <w:rPr>
+          <w:sz w:val="24"/>
+          <w:szCs w:val="24"/>
+        </w:rPr>
+        <w:t>, 15, e00455-24.</w:t>
+      </w:r>
+    </w:p>
+    <w:p>
+      <w:pPr>
+        <w:pStyle w:val="ListParagraph"/>
         <w:rPr>
           <w:sz w:val="24"/>
           <w:szCs w:val="24"/>
@@ -1984,42 +1700,51 @@
       </w:pPr>
       <w:r>
         <w:rPr>
-          <w:sz w:val="24"/>
-          <w:szCs w:val="24"/>
-        </w:rPr>
-        <w:t xml:space="preserve">Gross, L.J., McCord, R.P., </w:t>
-      </w:r>
-      <w:proofErr w:type="spellStart"/>
-      <w:r>
-        <w:rPr>
-          <w:sz w:val="24"/>
-          <w:szCs w:val="24"/>
-        </w:rPr>
-        <w:t>LoRe</w:t>
-      </w:r>
-      <w:proofErr w:type="spellEnd"/>
-      <w:r>
-        <w:rPr>
-          <w:sz w:val="24"/>
-          <w:szCs w:val="24"/>
-        </w:rPr>
-        <w:t xml:space="preserve">, S., Ganusov, V.V., Hong, T., Strickland, C., </w:t>
-      </w:r>
-      <w:r>
-        <w:rPr>
           <w:b/>
           <w:bCs/>
           <w:sz w:val="24"/>
           <w:szCs w:val="24"/>
         </w:rPr>
-        <w:t>Talmy, D.,</w:t>
-      </w:r>
-      <w:r>
-        <w:rPr>
-          <w:sz w:val="24"/>
-          <w:szCs w:val="24"/>
-        </w:rPr>
-        <w:t xml:space="preserve"> von Arnim, A.G., Wiggins, G. Prioritization of the concepts and skills in quantitative education for graduate students in biomedical science (2023). PLOS ONE 18</w:t>
+        <w:t>Talmy, D.</w:t>
+      </w:r>
+      <w:r>
+        <w:rPr>
+          <w:sz w:val="24"/>
+          <w:szCs w:val="24"/>
+        </w:rPr>
+        <w:t xml:space="preserve">, </w:t>
+      </w:r>
+      <w:r>
+        <w:rPr>
+          <w:b/>
+          <w:bCs/>
+          <w:sz w:val="24"/>
+          <w:szCs w:val="24"/>
+        </w:rPr>
+        <w:t>Carr, E.</w:t>
+      </w:r>
+      <w:r>
+        <w:rPr>
+          <w:sz w:val="24"/>
+          <w:szCs w:val="24"/>
+        </w:rPr>
+        <w:t xml:space="preserve">, </w:t>
+      </w:r>
+      <w:r>
+        <w:rPr>
+          <w:b/>
+          <w:bCs/>
+          <w:sz w:val="24"/>
+          <w:szCs w:val="24"/>
+        </w:rPr>
+        <w:t>Rajakaruna, H.</w:t>
+      </w:r>
+      <w:r>
+        <w:rPr>
+          <w:sz w:val="24"/>
+          <w:szCs w:val="24"/>
+        </w:rPr>
+        <w:t xml:space="preserve">, Våge, S., Omta, A.W. Killing the predator: impacts of top-predator mortality on global ocean ecosystem structure (2024). </w:t>
       </w:r>
       <w:r>
         <w:rPr>
@@ -2028,14 +1753,14 @@
           <w:sz w:val="24"/>
           <w:szCs w:val="24"/>
         </w:rPr>
-        <w:t xml:space="preserve">, </w:t>
-      </w:r>
-      <w:r>
-        <w:rPr>
-          <w:sz w:val="24"/>
-          <w:szCs w:val="24"/>
-        </w:rPr>
-        <w:t>e02849821.</w:t>
+        <w:t>Biogeosciences</w:t>
+      </w:r>
+      <w:r>
+        <w:rPr>
+          <w:sz w:val="24"/>
+          <w:szCs w:val="24"/>
+        </w:rPr>
+        <w:t>. 1-29.</w:t>
       </w:r>
     </w:p>
     <w:p>
@@ -2058,21 +1783,12 @@
           <w:szCs w:val="24"/>
         </w:rPr>
       </w:pPr>
-      <w:proofErr w:type="spellStart"/>
-      <w:r>
-        <w:rPr>
-          <w:sz w:val="24"/>
-          <w:szCs w:val="24"/>
-        </w:rPr>
-        <w:t>Omta</w:t>
-      </w:r>
-      <w:proofErr w:type="spellEnd"/>
-      <w:r>
-        <w:rPr>
-          <w:sz w:val="24"/>
-          <w:szCs w:val="24"/>
-        </w:rPr>
-        <w:t xml:space="preserve">, A.W., Heiny, E.A., </w:t>
+      <w:r>
+        <w:rPr>
+          <w:sz w:val="24"/>
+          <w:szCs w:val="24"/>
+        </w:rPr>
+        <w:t xml:space="preserve">Gross, L.J., McCord, R.P., LoRe, S., Ganusov, V.V., Hong, T., Strickland, C., </w:t>
       </w:r>
       <w:r>
         <w:rPr>
@@ -2081,30 +1797,14 @@
           <w:sz w:val="24"/>
           <w:szCs w:val="24"/>
         </w:rPr>
-        <w:t>Rajakaruna, H.</w:t>
-      </w:r>
-      <w:r>
-        <w:rPr>
-          <w:sz w:val="24"/>
-          <w:szCs w:val="24"/>
-        </w:rPr>
-        <w:t xml:space="preserve">, </w:t>
-      </w:r>
-      <w:r>
-        <w:rPr>
-          <w:b/>
-          <w:bCs/>
-          <w:sz w:val="24"/>
-          <w:szCs w:val="24"/>
-        </w:rPr>
-        <w:t>Talmy, D.</w:t>
-      </w:r>
-      <w:r>
-        <w:rPr>
-          <w:sz w:val="24"/>
-          <w:szCs w:val="24"/>
-        </w:rPr>
-        <w:t xml:space="preserve">, Follows, M.J., Trophic model closure influences ecosystem response to enrichment (2023). </w:t>
+        <w:t>Talmy, D.,</w:t>
+      </w:r>
+      <w:r>
+        <w:rPr>
+          <w:sz w:val="24"/>
+          <w:szCs w:val="24"/>
+        </w:rPr>
+        <w:t xml:space="preserve"> von Arnim, A.G., Wiggins, G. Prioritization of the concepts and skills in quantitative education for graduate students in biomedical science (2023). PLOS ONE 18</w:t>
       </w:r>
       <w:r>
         <w:rPr>
@@ -2113,22 +1813,6 @@
           <w:sz w:val="24"/>
           <w:szCs w:val="24"/>
         </w:rPr>
-        <w:t xml:space="preserve">Ecological Modeling, </w:t>
-      </w:r>
-      <w:r>
-        <w:rPr>
-          <w:sz w:val="24"/>
-          <w:szCs w:val="24"/>
-        </w:rPr>
-        <w:t>475</w:t>
-      </w:r>
-      <w:r>
-        <w:rPr>
-          <w:i/>
-          <w:iCs/>
-          <w:sz w:val="24"/>
-          <w:szCs w:val="24"/>
-        </w:rPr>
         <w:t xml:space="preserve">, </w:t>
       </w:r>
       <w:r>
@@ -2136,7 +1820,7 @@
           <w:sz w:val="24"/>
           <w:szCs w:val="24"/>
         </w:rPr>
-        <w:t>110183.</w:t>
+        <w:t>e02849821.</w:t>
       </w:r>
     </w:p>
     <w:p>
@@ -2155,75 +1839,64 @@
           <w:numId w:val="6"/>
         </w:numPr>
         <w:rPr>
+          <w:sz w:val="24"/>
+          <w:szCs w:val="24"/>
+        </w:rPr>
+      </w:pPr>
+      <w:r>
+        <w:rPr>
+          <w:sz w:val="24"/>
+          <w:szCs w:val="24"/>
+        </w:rPr>
+        <w:t xml:space="preserve">Omta, A.W., Heiny, E.A., </w:t>
+      </w:r>
+      <w:r>
+        <w:rPr>
+          <w:b/>
+          <w:bCs/>
+          <w:sz w:val="24"/>
+          <w:szCs w:val="24"/>
+        </w:rPr>
+        <w:t>Rajakaruna, H.</w:t>
+      </w:r>
+      <w:r>
+        <w:rPr>
+          <w:sz w:val="24"/>
+          <w:szCs w:val="24"/>
+        </w:rPr>
+        <w:t xml:space="preserve">, </w:t>
+      </w:r>
+      <w:r>
+        <w:rPr>
+          <w:b/>
+          <w:bCs/>
+          <w:sz w:val="24"/>
+          <w:szCs w:val="24"/>
+        </w:rPr>
+        <w:t>Talmy, D.</w:t>
+      </w:r>
+      <w:r>
+        <w:rPr>
+          <w:sz w:val="24"/>
+          <w:szCs w:val="24"/>
+        </w:rPr>
+        <w:t xml:space="preserve">, Follows, M.J., Trophic model closure influences ecosystem response to enrichment (2023). </w:t>
+      </w:r>
+      <w:r>
+        <w:rPr>
           <w:i/>
           <w:iCs/>
           <w:sz w:val="24"/>
           <w:szCs w:val="24"/>
         </w:rPr>
-      </w:pPr>
-      <w:r>
-        <w:rPr>
-          <w:b/>
-          <w:bCs/>
-          <w:sz w:val="24"/>
-          <w:szCs w:val="24"/>
-        </w:rPr>
-        <w:t>Hinson, A.</w:t>
-      </w:r>
-      <w:r>
-        <w:rPr>
-          <w:sz w:val="24"/>
-          <w:szCs w:val="24"/>
-        </w:rPr>
-        <w:t xml:space="preserve">, </w:t>
-      </w:r>
-      <w:r>
-        <w:rPr>
-          <w:b/>
-          <w:bCs/>
-          <w:sz w:val="24"/>
-          <w:szCs w:val="24"/>
-        </w:rPr>
-        <w:t>Papoulis, S., Fiet, L., Knight, M., Cho, P., Szeltner, B.</w:t>
-      </w:r>
-      <w:r>
-        <w:rPr>
-          <w:sz w:val="24"/>
-          <w:szCs w:val="24"/>
-        </w:rPr>
-        <w:t xml:space="preserve">, </w:t>
-      </w:r>
-      <w:proofErr w:type="spellStart"/>
-      <w:r>
-        <w:rPr>
-          <w:sz w:val="24"/>
-          <w:szCs w:val="24"/>
-        </w:rPr>
-        <w:t>Sgouralis</w:t>
-      </w:r>
-      <w:proofErr w:type="spellEnd"/>
-      <w:r>
-        <w:rPr>
-          <w:sz w:val="24"/>
-          <w:szCs w:val="24"/>
-        </w:rPr>
-        <w:t xml:space="preserve">, I. </w:t>
-      </w:r>
-      <w:r>
-        <w:rPr>
-          <w:b/>
-          <w:bCs/>
-          <w:sz w:val="24"/>
-          <w:szCs w:val="24"/>
-        </w:rPr>
-        <w:t>Talmy, D.</w:t>
-      </w:r>
-      <w:r>
-        <w:rPr>
-          <w:sz w:val="24"/>
-          <w:szCs w:val="24"/>
-        </w:rPr>
-        <w:t xml:space="preserve"> A model of algal-virus population dynamics reveals underlying controls on material transfer. (2023). </w:t>
+        <w:t xml:space="preserve">Ecological Modeling, </w:t>
+      </w:r>
+      <w:r>
+        <w:rPr>
+          <w:sz w:val="24"/>
+          <w:szCs w:val="24"/>
+        </w:rPr>
+        <w:t>475</w:t>
       </w:r>
       <w:r>
         <w:rPr>
@@ -2232,22 +1905,6 @@
           <w:sz w:val="24"/>
           <w:szCs w:val="24"/>
         </w:rPr>
-        <w:t>Limnology and Oceanography,</w:t>
-      </w:r>
-      <w:r>
-        <w:rPr>
-          <w:sz w:val="24"/>
-          <w:szCs w:val="24"/>
-        </w:rPr>
-        <w:t xml:space="preserve"> 68</w:t>
-      </w:r>
-      <w:r>
-        <w:rPr>
-          <w:i/>
-          <w:iCs/>
-          <w:sz w:val="24"/>
-          <w:szCs w:val="24"/>
-        </w:rPr>
         <w:t xml:space="preserve">, </w:t>
       </w:r>
       <w:r>
@@ -2255,24 +1912,12 @@
           <w:sz w:val="24"/>
           <w:szCs w:val="24"/>
         </w:rPr>
-        <w:t>165-180</w:t>
-      </w:r>
-      <w:r>
-        <w:rPr>
-          <w:i/>
-          <w:iCs/>
-          <w:sz w:val="24"/>
-          <w:szCs w:val="24"/>
-        </w:rPr>
-        <w:t>.</w:t>
-      </w:r>
-    </w:p>
-    <w:p>
-      <w:pPr>
-        <w:pStyle w:val="ListParagraph"/>
-        <w:rPr>
-          <w:b/>
-          <w:bCs/>
+        <w:t>110183.</w:t>
+      </w:r>
+    </w:p>
+    <w:p>
+      <w:pPr>
+        <w:rPr>
           <w:sz w:val="24"/>
           <w:szCs w:val="24"/>
         </w:rPr>
@@ -2299,15 +1944,46 @@
           <w:sz w:val="24"/>
           <w:szCs w:val="24"/>
         </w:rPr>
-        <w:lastRenderedPageBreak/>
-        <w:t>Talmy, D.,</w:t>
-      </w:r>
-      <w:r>
-        <w:rPr>
-          <w:sz w:val="24"/>
-          <w:szCs w:val="24"/>
-        </w:rPr>
-        <w:t xml:space="preserve"> Life, death, and cyanobacteria biogeography (2022) </w:t>
+        <w:t>Hinson, A.</w:t>
+      </w:r>
+      <w:r>
+        <w:rPr>
+          <w:sz w:val="24"/>
+          <w:szCs w:val="24"/>
+        </w:rPr>
+        <w:t xml:space="preserve">, </w:t>
+      </w:r>
+      <w:r>
+        <w:rPr>
+          <w:b/>
+          <w:bCs/>
+          <w:sz w:val="24"/>
+          <w:szCs w:val="24"/>
+        </w:rPr>
+        <w:t>Papoulis, S., Fiet, L., Knight, M., Cho, P., Szeltner, B.</w:t>
+      </w:r>
+      <w:r>
+        <w:rPr>
+          <w:sz w:val="24"/>
+          <w:szCs w:val="24"/>
+        </w:rPr>
+        <w:t xml:space="preserve">, Sgouralis, I. </w:t>
+      </w:r>
+      <w:r>
+        <w:rPr>
+          <w:b/>
+          <w:bCs/>
+          <w:sz w:val="24"/>
+          <w:szCs w:val="24"/>
+        </w:rPr>
+        <w:t>Talmy, D.</w:t>
+      </w:r>
+      <w:r>
+        <w:rPr>
+          <w:sz w:val="24"/>
+          <w:szCs w:val="24"/>
+        </w:rPr>
+        <w:t xml:space="preserve"> A model of algal-virus population dynamics reveals underlying controls on material transfer. (2023). </w:t>
       </w:r>
       <w:r>
         <w:rPr>
@@ -2316,14 +1992,14 @@
           <w:sz w:val="24"/>
           <w:szCs w:val="24"/>
         </w:rPr>
-        <w:t xml:space="preserve">Nature Microbiology, News and Views, </w:t>
-      </w:r>
-      <w:r>
-        <w:rPr>
-          <w:sz w:val="24"/>
-          <w:szCs w:val="24"/>
-        </w:rPr>
-        <w:t>7</w:t>
+        <w:t>Limnology and Oceanography,</w:t>
+      </w:r>
+      <w:r>
+        <w:rPr>
+          <w:sz w:val="24"/>
+          <w:szCs w:val="24"/>
+        </w:rPr>
+        <w:t xml:space="preserve"> 68</w:t>
       </w:r>
       <w:r>
         <w:rPr>
@@ -2339,7 +2015,7 @@
           <w:sz w:val="24"/>
           <w:szCs w:val="24"/>
         </w:rPr>
-        <w:t>480-481</w:t>
+        <w:t>165-180</w:t>
       </w:r>
       <w:r>
         <w:rPr>
@@ -2353,7 +2029,10 @@
     </w:p>
     <w:p>
       <w:pPr>
-        <w:rPr>
+        <w:pStyle w:val="ListParagraph"/>
+        <w:rPr>
+          <w:b/>
+          <w:bCs/>
           <w:sz w:val="24"/>
           <w:szCs w:val="24"/>
         </w:rPr>
@@ -2367,73 +2046,69 @@
           <w:numId w:val="6"/>
         </w:numPr>
         <w:rPr>
-          <w:sz w:val="24"/>
-          <w:szCs w:val="24"/>
-        </w:rPr>
-      </w:pPr>
-      <w:r>
-        <w:rPr>
-          <w:b/>
-          <w:bCs/>
-          <w:sz w:val="24"/>
-          <w:szCs w:val="24"/>
-        </w:rPr>
-        <w:t>Rajakaruna, H., Carr, E</w:t>
-      </w:r>
-      <w:r>
-        <w:rPr>
-          <w:sz w:val="24"/>
-          <w:szCs w:val="24"/>
-        </w:rPr>
-        <w:t xml:space="preserve">., </w:t>
-      </w:r>
-      <w:proofErr w:type="spellStart"/>
-      <w:r>
-        <w:rPr>
-          <w:sz w:val="24"/>
-          <w:szCs w:val="24"/>
-        </w:rPr>
-        <w:t>Omta</w:t>
-      </w:r>
-      <w:proofErr w:type="spellEnd"/>
-      <w:r>
-        <w:rPr>
-          <w:sz w:val="24"/>
-          <w:szCs w:val="24"/>
-        </w:rPr>
-        <w:t xml:space="preserve">, A.W., </w:t>
-      </w:r>
-      <w:r>
-        <w:rPr>
-          <w:b/>
-          <w:bCs/>
-          <w:sz w:val="24"/>
-          <w:szCs w:val="24"/>
-        </w:rPr>
-        <w:t>Talmy, D.</w:t>
-      </w:r>
-      <w:r>
-        <w:rPr>
-          <w:sz w:val="24"/>
-          <w:szCs w:val="24"/>
-        </w:rPr>
-        <w:t xml:space="preserve">, Linear scaling between microbial predator and prey densities in the global ocean (2022). </w:t>
-      </w:r>
-      <w:r>
-        <w:rPr>
           <w:i/>
           <w:iCs/>
           <w:sz w:val="24"/>
           <w:szCs w:val="24"/>
         </w:rPr>
-        <w:t xml:space="preserve">Environmental Microbiology. </w:t>
-      </w:r>
-      <w:r>
-        <w:rPr>
-          <w:sz w:val="24"/>
-          <w:szCs w:val="24"/>
-        </w:rPr>
-        <w:t xml:space="preserve">25, 306-314. </w:t>
+      </w:pPr>
+      <w:r>
+        <w:rPr>
+          <w:b/>
+          <w:bCs/>
+          <w:sz w:val="24"/>
+          <w:szCs w:val="24"/>
+        </w:rPr>
+        <w:lastRenderedPageBreak/>
+        <w:t>Talmy, D.,</w:t>
+      </w:r>
+      <w:r>
+        <w:rPr>
+          <w:sz w:val="24"/>
+          <w:szCs w:val="24"/>
+        </w:rPr>
+        <w:t xml:space="preserve"> Life, death, and cyanobacteria biogeography (2022) </w:t>
+      </w:r>
+      <w:r>
+        <w:rPr>
+          <w:i/>
+          <w:iCs/>
+          <w:sz w:val="24"/>
+          <w:szCs w:val="24"/>
+        </w:rPr>
+        <w:t xml:space="preserve">Nature Microbiology, News and Views, </w:t>
+      </w:r>
+      <w:r>
+        <w:rPr>
+          <w:sz w:val="24"/>
+          <w:szCs w:val="24"/>
+        </w:rPr>
+        <w:t>7</w:t>
+      </w:r>
+      <w:r>
+        <w:rPr>
+          <w:i/>
+          <w:iCs/>
+          <w:sz w:val="24"/>
+          <w:szCs w:val="24"/>
+        </w:rPr>
+        <w:t xml:space="preserve">, </w:t>
+      </w:r>
+      <w:r>
+        <w:rPr>
+          <w:sz w:val="24"/>
+          <w:szCs w:val="24"/>
+        </w:rPr>
+        <w:t>480-481</w:t>
+      </w:r>
+      <w:r>
+        <w:rPr>
+          <w:i/>
+          <w:iCs/>
+          <w:sz w:val="24"/>
+          <w:szCs w:val="24"/>
+        </w:rPr>
+        <w:t>.</w:t>
       </w:r>
     </w:p>
     <w:p>
@@ -2452,50 +2127,57 @@
           <w:numId w:val="6"/>
         </w:numPr>
         <w:rPr>
+          <w:sz w:val="24"/>
+          <w:szCs w:val="24"/>
+        </w:rPr>
+      </w:pPr>
+      <w:r>
+        <w:rPr>
+          <w:b/>
+          <w:bCs/>
+          <w:sz w:val="24"/>
+          <w:szCs w:val="24"/>
+        </w:rPr>
+        <w:t>Rajakaruna, H., Carr, E</w:t>
+      </w:r>
+      <w:r>
+        <w:rPr>
+          <w:sz w:val="24"/>
+          <w:szCs w:val="24"/>
+        </w:rPr>
+        <w:t xml:space="preserve">., Omta, A.W., </w:t>
+      </w:r>
+      <w:r>
+        <w:rPr>
+          <w:b/>
+          <w:bCs/>
+          <w:sz w:val="24"/>
+          <w:szCs w:val="24"/>
+        </w:rPr>
+        <w:t>Talmy, D.</w:t>
+      </w:r>
+      <w:r>
+        <w:rPr>
+          <w:sz w:val="24"/>
+          <w:szCs w:val="24"/>
+        </w:rPr>
+        <w:t xml:space="preserve">, Linear scaling between microbial predator and prey densities in the global ocean (2022). </w:t>
+      </w:r>
+      <w:r>
+        <w:rPr>
           <w:i/>
           <w:iCs/>
           <w:sz w:val="24"/>
           <w:szCs w:val="24"/>
         </w:rPr>
-      </w:pPr>
-      <w:r>
-        <w:rPr>
-          <w:sz w:val="24"/>
-          <w:szCs w:val="24"/>
-        </w:rPr>
-        <w:t xml:space="preserve">Garcia, N.S., </w:t>
-      </w:r>
-      <w:r>
-        <w:rPr>
-          <w:b/>
-          <w:bCs/>
-          <w:sz w:val="24"/>
-          <w:szCs w:val="24"/>
-        </w:rPr>
-        <w:t>Talmy, D.</w:t>
-      </w:r>
-      <w:r>
-        <w:rPr>
-          <w:sz w:val="24"/>
-          <w:szCs w:val="24"/>
-        </w:rPr>
-        <w:t xml:space="preserve">, Fu, W., Larkin, A.A., Lee, J., Martiny, A. The diel cycle of surface ocean elemental stoichiometry has implications for ocean productivity. (2022). </w:t>
-      </w:r>
-      <w:r>
-        <w:rPr>
-          <w:i/>
-          <w:iCs/>
-          <w:sz w:val="24"/>
-          <w:szCs w:val="24"/>
-        </w:rPr>
-        <w:t xml:space="preserve">Global Biogeochemical Cycles, </w:t>
-      </w:r>
-      <w:r>
-        <w:rPr>
-          <w:sz w:val="24"/>
-          <w:szCs w:val="24"/>
-        </w:rPr>
-        <w:t>36, e2021GB007092.</w:t>
+        <w:t xml:space="preserve">Environmental Microbiology. </w:t>
+      </w:r>
+      <w:r>
+        <w:rPr>
+          <w:sz w:val="24"/>
+          <w:szCs w:val="24"/>
+        </w:rPr>
+        <w:t xml:space="preserve">25, 306-314. </w:t>
       </w:r>
     </w:p>
     <w:p>
@@ -2514,6 +2196,68 @@
           <w:numId w:val="6"/>
         </w:numPr>
         <w:rPr>
+          <w:i/>
+          <w:iCs/>
+          <w:sz w:val="24"/>
+          <w:szCs w:val="24"/>
+        </w:rPr>
+      </w:pPr>
+      <w:r>
+        <w:rPr>
+          <w:sz w:val="24"/>
+          <w:szCs w:val="24"/>
+        </w:rPr>
+        <w:t xml:space="preserve">Garcia, N.S., </w:t>
+      </w:r>
+      <w:r>
+        <w:rPr>
+          <w:b/>
+          <w:bCs/>
+          <w:sz w:val="24"/>
+          <w:szCs w:val="24"/>
+        </w:rPr>
+        <w:t>Talmy, D.</w:t>
+      </w:r>
+      <w:r>
+        <w:rPr>
+          <w:sz w:val="24"/>
+          <w:szCs w:val="24"/>
+        </w:rPr>
+        <w:t xml:space="preserve">, Fu, W., Larkin, A.A., Lee, J., Martiny, A. The diel cycle of surface ocean elemental stoichiometry has implications for ocean productivity. (2022). </w:t>
+      </w:r>
+      <w:r>
+        <w:rPr>
+          <w:i/>
+          <w:iCs/>
+          <w:sz w:val="24"/>
+          <w:szCs w:val="24"/>
+        </w:rPr>
+        <w:t xml:space="preserve">Global Biogeochemical Cycles, </w:t>
+      </w:r>
+      <w:r>
+        <w:rPr>
+          <w:sz w:val="24"/>
+          <w:szCs w:val="24"/>
+        </w:rPr>
+        <w:t>36, e2021GB007092.</w:t>
+      </w:r>
+    </w:p>
+    <w:p>
+      <w:pPr>
+        <w:rPr>
+          <w:sz w:val="24"/>
+          <w:szCs w:val="24"/>
+        </w:rPr>
+      </w:pPr>
+    </w:p>
+    <w:p>
+      <w:pPr>
+        <w:pStyle w:val="ListParagraph"/>
+        <w:numPr>
+          <w:ilvl w:val="0"/>
+          <w:numId w:val="6"/>
+        </w:numPr>
+        <w:rPr>
           <w:sz w:val="24"/>
           <w:szCs w:val="24"/>
         </w:rPr>
@@ -2539,23 +2283,7 @@
           <w:sz w:val="24"/>
           <w:szCs w:val="24"/>
         </w:rPr>
-        <w:t xml:space="preserve">, Wang, W., Matsumoto, K. (2022). Marine phytoplankton resilience may moderate oligotrophic ecosystem responses and biogeochemical </w:t>
-      </w:r>
-      <w:proofErr w:type="gramStart"/>
-      <w:r>
-        <w:rPr>
-          <w:sz w:val="24"/>
-          <w:szCs w:val="24"/>
-        </w:rPr>
-        <w:t>feedbacks</w:t>
-      </w:r>
-      <w:proofErr w:type="gramEnd"/>
-      <w:r>
-        <w:rPr>
-          <w:sz w:val="24"/>
-          <w:szCs w:val="24"/>
-        </w:rPr>
-        <w:t xml:space="preserve"> to climate change. </w:t>
+        <w:t xml:space="preserve">, Wang, W., Matsumoto, K. (2022). Marine phytoplankton resilience may moderate oligotrophic ecosystem responses and biogeochemical feedbacks to climate change. </w:t>
       </w:r>
       <w:r>
         <w:rPr>
@@ -2791,21 +2519,12 @@
           <w:szCs w:val="24"/>
         </w:rPr>
       </w:pPr>
-      <w:proofErr w:type="spellStart"/>
-      <w:r>
-        <w:rPr>
-          <w:sz w:val="24"/>
-          <w:szCs w:val="24"/>
-        </w:rPr>
-        <w:t>Omta</w:t>
-      </w:r>
-      <w:proofErr w:type="spellEnd"/>
-      <w:r>
-        <w:rPr>
-          <w:sz w:val="24"/>
-          <w:szCs w:val="24"/>
-        </w:rPr>
-        <w:t xml:space="preserve">, A.W., </w:t>
+      <w:r>
+        <w:rPr>
+          <w:sz w:val="24"/>
+          <w:szCs w:val="24"/>
+        </w:rPr>
+        <w:t xml:space="preserve">Omta, A.W., </w:t>
       </w:r>
       <w:r>
         <w:rPr>
@@ -2916,7 +2635,6 @@
         </w:rPr>
         <w:t xml:space="preserve">, Wilhelm, S.W. (2020). The “neglected viruses” of </w:t>
       </w:r>
-      <w:proofErr w:type="spellStart"/>
       <w:r>
         <w:rPr>
           <w:bCs/>
@@ -2927,7 +2645,6 @@
         </w:rPr>
         <w:t>Taihu</w:t>
       </w:r>
-      <w:proofErr w:type="spellEnd"/>
       <w:r>
         <w:rPr>
           <w:bCs/>
@@ -2987,37 +2704,12 @@
           <w:szCs w:val="24"/>
         </w:rPr>
       </w:pPr>
-      <w:proofErr w:type="spellStart"/>
-      <w:r>
-        <w:rPr>
-          <w:sz w:val="24"/>
-          <w:szCs w:val="24"/>
-        </w:rPr>
-        <w:t>Inomura</w:t>
-      </w:r>
-      <w:proofErr w:type="spellEnd"/>
-      <w:r>
-        <w:rPr>
-          <w:sz w:val="24"/>
-          <w:szCs w:val="24"/>
-        </w:rPr>
-        <w:t xml:space="preserve">, K., </w:t>
-      </w:r>
-      <w:proofErr w:type="spellStart"/>
-      <w:r>
-        <w:rPr>
-          <w:sz w:val="24"/>
-          <w:szCs w:val="24"/>
-        </w:rPr>
-        <w:t>Omta</w:t>
-      </w:r>
-      <w:proofErr w:type="spellEnd"/>
-      <w:r>
-        <w:rPr>
-          <w:sz w:val="24"/>
-          <w:szCs w:val="24"/>
-        </w:rPr>
-        <w:t xml:space="preserve">, A.W., </w:t>
+      <w:r>
+        <w:rPr>
+          <w:sz w:val="24"/>
+          <w:szCs w:val="24"/>
+        </w:rPr>
+        <w:t xml:space="preserve">Inomura, K., Omta, A.W., </w:t>
       </w:r>
       <w:r>
         <w:rPr>
@@ -3185,47 +2877,7 @@
           <w:sz w:val="24"/>
           <w:szCs w:val="24"/>
         </w:rPr>
-        <w:t xml:space="preserve"> </w:t>
-      </w:r>
-      <w:proofErr w:type="spellStart"/>
-      <w:r>
-        <w:rPr>
-          <w:rFonts w:ascii="Times New Roman" w:hAnsi="Times New Roman" w:cs="Times New Roman"/>
-          <w:bCs/>
-          <w:sz w:val="24"/>
-          <w:szCs w:val="24"/>
-        </w:rPr>
-        <w:t>Haramaty</w:t>
-      </w:r>
-      <w:proofErr w:type="spellEnd"/>
-      <w:r>
-        <w:rPr>
-          <w:rFonts w:ascii="Times New Roman" w:hAnsi="Times New Roman" w:cs="Times New Roman"/>
-          <w:bCs/>
-          <w:sz w:val="24"/>
-          <w:szCs w:val="24"/>
-        </w:rPr>
-        <w:t xml:space="preserve">, L., Fredricks, H., </w:t>
-      </w:r>
-      <w:proofErr w:type="spellStart"/>
-      <w:r>
-        <w:rPr>
-          <w:rFonts w:ascii="Times New Roman" w:hAnsi="Times New Roman" w:cs="Times New Roman"/>
-          <w:bCs/>
-          <w:sz w:val="24"/>
-          <w:szCs w:val="24"/>
-        </w:rPr>
-        <w:t>Zelzion</w:t>
-      </w:r>
-      <w:proofErr w:type="spellEnd"/>
-      <w:r>
-        <w:rPr>
-          <w:rFonts w:ascii="Times New Roman" w:hAnsi="Times New Roman" w:cs="Times New Roman"/>
-          <w:bCs/>
-          <w:sz w:val="24"/>
-          <w:szCs w:val="24"/>
-        </w:rPr>
-        <w:t>, U., Eren, M., Gardella, R., Laber, C., More, K.D., Bhattacharya, D., Follows, M.J., Coolen, M.J.L., Van Mooy, B.A.S., Bidle, K.D. (</w:t>
+        <w:t xml:space="preserve"> Haramaty, L., Fredricks, H., Zelzion, U., Eren, M., Gardella, R., Laber, C., More, K.D., Bhattacharya, D., Follows, M.J., Coolen, M.J.L., Van Mooy, B.A.S., Bidle, K.D. (</w:t>
       </w:r>
       <w:r>
         <w:rPr>
@@ -3369,41 +3021,13 @@
           <w:szCs w:val="24"/>
         </w:rPr>
       </w:pPr>
-      <w:proofErr w:type="spellStart"/>
-      <w:r>
-        <w:rPr>
-          <w:bCs/>
-          <w:sz w:val="24"/>
-          <w:szCs w:val="24"/>
-        </w:rPr>
-        <w:t>Thamatrakoln</w:t>
-      </w:r>
-      <w:proofErr w:type="spellEnd"/>
-      <w:r>
-        <w:rPr>
-          <w:bCs/>
-          <w:sz w:val="24"/>
-          <w:szCs w:val="24"/>
-        </w:rPr>
-        <w:t xml:space="preserve">, K., Talmy, D., </w:t>
-      </w:r>
-      <w:proofErr w:type="spellStart"/>
-      <w:r>
-        <w:rPr>
-          <w:bCs/>
-          <w:sz w:val="24"/>
-          <w:szCs w:val="24"/>
-        </w:rPr>
-        <w:t>Haramaty</w:t>
-      </w:r>
-      <w:proofErr w:type="spellEnd"/>
-      <w:r>
-        <w:rPr>
-          <w:bCs/>
-          <w:sz w:val="24"/>
-          <w:szCs w:val="24"/>
-        </w:rPr>
-        <w:t>, L., Maniscalco, C., Latham, J., Natale, F., Coolen, M.J.L., Follows, M.J., Bidle, K.D. (</w:t>
+      <w:r>
+        <w:rPr>
+          <w:bCs/>
+          <w:sz w:val="24"/>
+          <w:szCs w:val="24"/>
+        </w:rPr>
+        <w:t xml:space="preserve">Thamatrakoln, K., Talmy, D., Haramaty, L., Maniscalco, C., Latham, J., Natale, F., Coolen, M.J.L., Follows, M.J., Bidle, K.D. (</w:t>
       </w:r>
       <w:r>
         <w:rPr>
@@ -3463,23 +3087,13 @@
           <w:szCs w:val="24"/>
         </w:rPr>
       </w:pPr>
-      <w:proofErr w:type="spellStart"/>
-      <w:r>
-        <w:rPr>
-          <w:bCs/>
-          <w:sz w:val="24"/>
-          <w:szCs w:val="24"/>
-        </w:rPr>
-        <w:t>Omta</w:t>
-      </w:r>
-      <w:proofErr w:type="spellEnd"/>
-      <w:r>
-        <w:rPr>
-          <w:bCs/>
-          <w:sz w:val="24"/>
-          <w:szCs w:val="24"/>
-        </w:rPr>
-        <w:t>, A.W., Talmy, D., Sher, D., Finkel, Z.V., Irwin, A.J., Follows, M.J.  (</w:t>
+      <w:r>
+        <w:rPr>
+          <w:bCs/>
+          <w:sz w:val="24"/>
+          <w:szCs w:val="24"/>
+        </w:rPr>
+        <w:t>Omta, A.W., Talmy, D., Sher, D., Finkel, Z.V., Irwin, A.J., Follows, M.J.  (</w:t>
       </w:r>
       <w:r>
         <w:rPr>
@@ -3685,27 +3299,7 @@
           <w:szCs w:val="24"/>
           <w:lang w:val="pt-BR"/>
         </w:rPr>
-        <w:t xml:space="preserve">Lopez, J.S., Garcia, N.S., Talmy, D., </w:t>
-      </w:r>
-      <w:proofErr w:type="spellStart"/>
-      <w:r>
-        <w:rPr>
-          <w:bCs/>
-          <w:sz w:val="24"/>
-          <w:szCs w:val="24"/>
-          <w:lang w:val="pt-BR"/>
-        </w:rPr>
-        <w:t>Martiny</w:t>
-      </w:r>
-      <w:proofErr w:type="spellEnd"/>
-      <w:r>
-        <w:rPr>
-          <w:bCs/>
-          <w:sz w:val="24"/>
-          <w:szCs w:val="24"/>
-          <w:lang w:val="pt-BR"/>
-        </w:rPr>
-        <w:t xml:space="preserve">, A.C. (2016). </w:t>
+        <w:t xml:space="preserve">Lopez, J.S., Garcia, N.S., Talmy, D., Martiny, A.C. (2016). </w:t>
       </w:r>
       <w:r>
         <w:rPr>
@@ -3862,45 +3456,8 @@
           <w:sz w:val="24"/>
           <w:szCs w:val="24"/>
         </w:rPr>
-        <w:t>Talmy, D., Blackford, J., Hardman-</w:t>
-      </w:r>
-      <w:proofErr w:type="spellStart"/>
-      <w:r>
-        <w:rPr>
-          <w:bCs/>
-          <w:sz w:val="24"/>
-          <w:szCs w:val="24"/>
-        </w:rPr>
-        <w:t>Mountford</w:t>
-      </w:r>
-      <w:proofErr w:type="spellEnd"/>
-      <w:r>
-        <w:rPr>
-          <w:bCs/>
-          <w:sz w:val="24"/>
-          <w:szCs w:val="24"/>
-        </w:rPr>
-        <w:t xml:space="preserve">, N., </w:t>
-      </w:r>
-      <w:proofErr w:type="spellStart"/>
-      <w:r>
-        <w:rPr>
-          <w:bCs/>
-          <w:sz w:val="24"/>
-          <w:szCs w:val="24"/>
-        </w:rPr>
-        <w:t>Polimene</w:t>
-      </w:r>
-      <w:proofErr w:type="spellEnd"/>
-      <w:r>
-        <w:rPr>
-          <w:bCs/>
-          <w:sz w:val="24"/>
-          <w:szCs w:val="24"/>
-        </w:rPr>
-        <w:t xml:space="preserve">, L. Follows, M.J. Geider, R.J., (2014). Flexible C:N ratio enhances metabolism of large phytoplankton when resource supply is intermittent. </w:t>
-      </w:r>
-      <w:proofErr w:type="spellStart"/>
+        <w:t xml:space="preserve">Talmy, D., Blackford, J., Hardman-Mountford, N., Polimene, L. Follows, M.J. Geider, R.J., (2014). Flexible C:N ratio enhances metabolism of large phytoplankton when resource supply is intermittent. </w:t>
+      </w:r>
       <w:r>
         <w:rPr>
           <w:bCs/>
@@ -3910,7 +3467,6 @@
         </w:rPr>
         <w:t>Biogeosciences</w:t>
       </w:r>
-      <w:proofErr w:type="spellEnd"/>
       <w:r>
         <w:rPr>
           <w:bCs/>
@@ -3948,43 +3504,7 @@
           <w:sz w:val="24"/>
           <w:szCs w:val="24"/>
         </w:rPr>
-        <w:t>Talmy, D., Blackford, J., Hardman-</w:t>
-      </w:r>
-      <w:proofErr w:type="spellStart"/>
-      <w:r>
-        <w:rPr>
-          <w:bCs/>
-          <w:sz w:val="24"/>
-          <w:szCs w:val="24"/>
-        </w:rPr>
-        <w:t>Mountford</w:t>
-      </w:r>
-      <w:proofErr w:type="spellEnd"/>
-      <w:r>
-        <w:rPr>
-          <w:bCs/>
-          <w:sz w:val="24"/>
-          <w:szCs w:val="24"/>
-        </w:rPr>
-        <w:t xml:space="preserve">, N., </w:t>
-      </w:r>
-      <w:proofErr w:type="spellStart"/>
-      <w:r>
-        <w:rPr>
-          <w:bCs/>
-          <w:sz w:val="24"/>
-          <w:szCs w:val="24"/>
-        </w:rPr>
-        <w:t>Dumbrell</w:t>
-      </w:r>
-      <w:proofErr w:type="spellEnd"/>
-      <w:r>
-        <w:rPr>
-          <w:bCs/>
-          <w:sz w:val="24"/>
-          <w:szCs w:val="24"/>
-        </w:rPr>
-        <w:t xml:space="preserve">, A.J., Geider, R.J., (2013). An optimality model of phytoplankton photoadaptation in contrasting aquatic light regimes. </w:t>
+        <w:t xml:space="preserve">Talmy, D., Blackford, J., Hardman-Mountford, N., Dumbrell, A.J., Geider, R.J., (2013). An optimality model of phytoplankton photoadaptation in contrasting aquatic light regimes. </w:t>
       </w:r>
       <w:r>
         <w:rPr>
@@ -4030,7 +3550,6 @@
           <w:szCs w:val="24"/>
         </w:rPr>
       </w:pPr>
-      <w:proofErr w:type="gramStart"/>
       <w:r>
         <w:rPr>
           <w:b/>
@@ -4038,17 +3557,7 @@
           <w:sz w:val="24"/>
           <w:szCs w:val="24"/>
         </w:rPr>
-        <w:t>Non peer</w:t>
-      </w:r>
-      <w:proofErr w:type="gramEnd"/>
-      <w:r>
-        <w:rPr>
-          <w:b/>
-          <w:bCs/>
-          <w:sz w:val="24"/>
-          <w:szCs w:val="24"/>
-        </w:rPr>
-        <w:t xml:space="preserve"> reviewed publications</w:t>
+        <w:t xml:space="preserve">Non peer reviewed publications</w:t>
       </w:r>
     </w:p>
     <w:p>
@@ -4150,14 +3659,7 @@
           <w:sz w:val="24"/>
           <w:szCs w:val="24"/>
         </w:rPr>
-        <w:t xml:space="preserve">. </w:t>
-      </w:r>
-      <w:r>
-        <w:rPr>
-          <w:sz w:val="24"/>
-          <w:szCs w:val="24"/>
-        </w:rPr>
-        <w:t>Focus Session of the Center for the Mathematics of Biosystems</w:t>
+        <w:t xml:space="preserve">. Focus Session of the Center for the Mathematics of Biosystems</w:t>
       </w:r>
       <w:r>
         <w:rPr>
@@ -4166,7 +3668,69 @@
           <w:sz w:val="24"/>
           <w:szCs w:val="24"/>
         </w:rPr>
-        <w:t xml:space="preserve">, </w:t>
+        <w:t xml:space="preserve">, Virginia Tech, Virginia, USA</w:t>
+      </w:r>
+      <w:r>
+        <w:rPr>
+          <w:sz w:val="24"/>
+          <w:szCs w:val="24"/>
+        </w:rPr>
+        <w:t xml:space="preserve">, December 12</w:t>
+      </w:r>
+      <w:r>
+        <w:rPr>
+          <w:sz w:val="24"/>
+          <w:szCs w:val="24"/>
+          <w:vertAlign w:val="superscript"/>
+        </w:rPr>
+        <w:t>th</w:t>
+      </w:r>
+      <w:r>
+        <w:rPr>
+          <w:sz w:val="24"/>
+          <w:szCs w:val="24"/>
+        </w:rPr>
+        <w:t xml:space="preserve">, 2025. Host: </w:t>
+      </w:r>
+      <w:r>
+        <w:rPr>
+          <w:i/>
+          <w:iCs/>
+          <w:sz w:val="24"/>
+          <w:szCs w:val="24"/>
+        </w:rPr>
+        <w:t xml:space="preserve">Prof. Frank Aylward</w:t>
+      </w:r>
+      <w:r>
+        <w:rPr>
+          <w:sz w:val="24"/>
+          <w:szCs w:val="24"/>
+        </w:rPr>
+        <w:t>.</w:t>
+      </w:r>
+    </w:p>
+    <w:p>
+      <w:pPr>
+        <w:rPr>
+          <w:sz w:val="24"/>
+          <w:szCs w:val="24"/>
+        </w:rPr>
+      </w:pPr>
+    </w:p>
+    <w:p>
+      <w:pPr>
+        <w:rPr>
+          <w:sz w:val="24"/>
+          <w:szCs w:val="24"/>
+        </w:rPr>
+      </w:pPr>
+      <w:r>
+        <w:rPr>
+          <w:sz w:val="24"/>
+          <w:szCs w:val="24"/>
+        </w:rPr>
+        <w:lastRenderedPageBreak/>
+        <w:t xml:space="preserve">Talmy, D. </w:t>
       </w:r>
       <w:r>
         <w:rPr>
@@ -4175,7 +3739,14 @@
           <w:sz w:val="24"/>
           <w:szCs w:val="24"/>
         </w:rPr>
-        <w:t>Virginia Tech</w:t>
+        <w:t>Modeling microbial predator-prey interactions: From laboratory to the global ocean</w:t>
+      </w:r>
+      <w:r>
+        <w:rPr>
+          <w:sz w:val="24"/>
+          <w:szCs w:val="24"/>
+        </w:rPr>
+        <w:t xml:space="preserve">. Ocean </w:t>
       </w:r>
       <w:r>
         <w:rPr>
@@ -4184,39 +3755,14 @@
           <w:sz w:val="24"/>
           <w:szCs w:val="24"/>
         </w:rPr>
-        <w:t xml:space="preserve">, </w:t>
-      </w:r>
-      <w:r>
-        <w:rPr>
-          <w:rFonts w:eastAsia="Cambria"/>
-          <w:color w:val="000000"/>
-          <w:sz w:val="24"/>
-          <w:szCs w:val="24"/>
-        </w:rPr>
-        <w:t>Virginia</w:t>
-      </w:r>
-      <w:r>
-        <w:rPr>
-          <w:rFonts w:eastAsia="Cambria"/>
-          <w:color w:val="000000"/>
-          <w:sz w:val="24"/>
-          <w:szCs w:val="24"/>
-        </w:rPr>
-        <w:t>, USA</w:t>
-      </w:r>
-      <w:r>
-        <w:rPr>
-          <w:sz w:val="24"/>
-          <w:szCs w:val="24"/>
-        </w:rPr>
-        <w:t xml:space="preserve">, </w:t>
-      </w:r>
-      <w:r>
-        <w:rPr>
-          <w:sz w:val="24"/>
-          <w:szCs w:val="24"/>
-        </w:rPr>
-        <w:t>December 12</w:t>
+        <w:t>Ecology and Evolutionary Biology Seminar Series, University of Tennessee, Knoxville, USA</w:t>
+      </w:r>
+      <w:r>
+        <w:rPr>
+          <w:sz w:val="24"/>
+          <w:szCs w:val="24"/>
+        </w:rPr>
+        <w:t>, Feb 14</w:t>
       </w:r>
       <w:r>
         <w:rPr>
@@ -4240,7 +3786,52 @@
           <w:sz w:val="24"/>
           <w:szCs w:val="24"/>
         </w:rPr>
-        <w:t xml:space="preserve">Prof. </w:t>
+        <w:t>Prof. Mike Gilchrist</w:t>
+      </w:r>
+      <w:r>
+        <w:rPr>
+          <w:sz w:val="24"/>
+          <w:szCs w:val="24"/>
+        </w:rPr>
+        <w:t>.</w:t>
+      </w:r>
+    </w:p>
+    <w:p>
+      <w:pPr>
+        <w:rPr>
+          <w:sz w:val="24"/>
+          <w:szCs w:val="24"/>
+        </w:rPr>
+      </w:pPr>
+    </w:p>
+    <w:p>
+      <w:pPr>
+        <w:rPr>
+          <w:sz w:val="24"/>
+          <w:szCs w:val="24"/>
+        </w:rPr>
+      </w:pPr>
+      <w:r>
+        <w:rPr>
+          <w:sz w:val="24"/>
+          <w:szCs w:val="24"/>
+        </w:rPr>
+        <w:t>Talmy, D. Empirical modeling of carbon flow through marine viruses and microzooplankton grazers. Ocean Carbon and Biogeochemistry workshop, Woods Hole Oceanographic Institution, Massachusetts, USA, June 11</w:t>
+      </w:r>
+      <w:r>
+        <w:rPr>
+          <w:sz w:val="24"/>
+          <w:szCs w:val="24"/>
+          <w:vertAlign w:val="superscript"/>
+        </w:rPr>
+        <w:t>th</w:t>
+      </w:r>
+      <w:r>
+        <w:rPr>
+          <w:sz w:val="24"/>
+          <w:szCs w:val="24"/>
+        </w:rPr>
+        <w:t xml:space="preserve">, 2024. Hosts: </w:t>
       </w:r>
       <w:r>
         <w:rPr>
@@ -4249,7 +3840,7 @@
           <w:sz w:val="24"/>
           <w:szCs w:val="24"/>
         </w:rPr>
-        <w:t>Frank Aylward</w:t>
+        <w:t xml:space="preserve">Prof. Sheri Floge, Prof. Jeff Bowman, and Prof. Jessica Labonte</w:t>
       </w:r>
       <w:r>
         <w:rPr>
@@ -4279,40 +3870,7 @@
           <w:sz w:val="24"/>
           <w:szCs w:val="24"/>
         </w:rPr>
-        <w:lastRenderedPageBreak/>
-        <w:t xml:space="preserve">Talmy, D. </w:t>
-      </w:r>
-      <w:r>
-        <w:rPr>
-          <w:rFonts w:eastAsia="Cambria"/>
-          <w:color w:val="000000"/>
-          <w:sz w:val="24"/>
-          <w:szCs w:val="24"/>
-        </w:rPr>
-        <w:t>Modeling microbial predator-prey interactions: From laboratory to the global ocean</w:t>
-      </w:r>
-      <w:r>
-        <w:rPr>
-          <w:sz w:val="24"/>
-          <w:szCs w:val="24"/>
-        </w:rPr>
-        <w:t xml:space="preserve">. Ocean </w:t>
-      </w:r>
-      <w:r>
-        <w:rPr>
-          <w:rFonts w:eastAsia="Cambria"/>
-          <w:color w:val="000000"/>
-          <w:sz w:val="24"/>
-          <w:szCs w:val="24"/>
-        </w:rPr>
-        <w:t>Ecology and Evolutionary Biology Seminar Series, University of Tennessee, Knoxville, USA</w:t>
-      </w:r>
-      <w:r>
-        <w:rPr>
-          <w:sz w:val="24"/>
-          <w:szCs w:val="24"/>
-        </w:rPr>
-        <w:t>, Feb 14</w:t>
+        <w:t>Talmy, D. Modeling microbial host-virus interactions: from laboratory to global ocean. University of Bergen, Norway, June 15</w:t>
       </w:r>
       <w:r>
         <w:rPr>
@@ -4327,7 +3885,7 @@
           <w:sz w:val="24"/>
           <w:szCs w:val="24"/>
         </w:rPr>
-        <w:t xml:space="preserve">, 2025. Host: </w:t>
+        <w:t xml:space="preserve">, 2022 Host: </w:t>
       </w:r>
       <w:r>
         <w:rPr>
@@ -4336,37 +3894,30 @@
           <w:sz w:val="24"/>
           <w:szCs w:val="24"/>
         </w:rPr>
-        <w:t>Prof. Mike Gilchrist</w:t>
-      </w:r>
-      <w:r>
-        <w:rPr>
-          <w:sz w:val="24"/>
-          <w:szCs w:val="24"/>
-        </w:rPr>
-        <w:t>.</w:t>
-      </w:r>
-    </w:p>
-    <w:p>
-      <w:pPr>
-        <w:rPr>
-          <w:sz w:val="24"/>
-          <w:szCs w:val="24"/>
-        </w:rPr>
-      </w:pPr>
-    </w:p>
-    <w:p>
-      <w:pPr>
-        <w:rPr>
-          <w:sz w:val="24"/>
-          <w:szCs w:val="24"/>
-        </w:rPr>
-      </w:pPr>
-      <w:r>
-        <w:rPr>
-          <w:sz w:val="24"/>
-          <w:szCs w:val="24"/>
-        </w:rPr>
-        <w:t>Talmy, D. Empirical modeling of carbon flow through marine viruses and microzooplankton grazers. Ocean Carbon and Biogeochemistry workshop, Woods Hole Oceanographic Institution, Massachusetts, USA, June 11</w:t>
+        <w:t>Dr. Selina Våge.</w:t>
+      </w:r>
+    </w:p>
+    <w:p>
+      <w:pPr>
+        <w:rPr>
+          <w:sz w:val="24"/>
+          <w:szCs w:val="24"/>
+        </w:rPr>
+      </w:pPr>
+    </w:p>
+    <w:p>
+      <w:pPr>
+        <w:rPr>
+          <w:sz w:val="24"/>
+          <w:szCs w:val="24"/>
+        </w:rPr>
+      </w:pPr>
+      <w:r>
+        <w:rPr>
+          <w:sz w:val="24"/>
+          <w:szCs w:val="24"/>
+        </w:rPr>
+        <w:t>Talmy, D. A model of algal-virus population dynamics reveals underlying controls on material transfer. Green Ocean workshop, 18</w:t>
       </w:r>
       <w:r>
         <w:rPr>
@@ -4381,7 +3932,7 @@
           <w:sz w:val="24"/>
           <w:szCs w:val="24"/>
         </w:rPr>
-        <w:t xml:space="preserve">, 2024. Hosts: </w:t>
+        <w:t xml:space="preserve"> May 2022, Ecole Normale Supérieure, Paris, France. Host: </w:t>
       </w:r>
       <w:r>
         <w:rPr>
@@ -4390,9 +3941,53 @@
           <w:sz w:val="24"/>
           <w:szCs w:val="24"/>
         </w:rPr>
-        <w:t xml:space="preserve">Prof. Sheri </w:t>
-      </w:r>
-      <w:proofErr w:type="spellStart"/>
+        <w:t>Prof. Corinne Le Quéré</w:t>
+      </w:r>
+      <w:r>
+        <w:rPr>
+          <w:sz w:val="24"/>
+          <w:szCs w:val="24"/>
+        </w:rPr>
+        <w:t xml:space="preserve">. </w:t>
+      </w:r>
+    </w:p>
+    <w:p>
+      <w:pPr>
+        <w:rPr>
+          <w:sz w:val="24"/>
+          <w:szCs w:val="24"/>
+        </w:rPr>
+      </w:pPr>
+    </w:p>
+    <w:p>
+      <w:pPr>
+        <w:rPr>
+          <w:sz w:val="24"/>
+          <w:szCs w:val="24"/>
+        </w:rPr>
+      </w:pPr>
+      <w:r>
+        <w:rPr>
+          <w:sz w:val="24"/>
+          <w:szCs w:val="24"/>
+        </w:rPr>
+        <w:t>Talmy, D. Nutrient enrichment and predation defense drive cyanobacteria population dynamics. University of Waterloo, USA March 11</w:t>
+      </w:r>
+      <w:r>
+        <w:rPr>
+          <w:sz w:val="24"/>
+          <w:szCs w:val="24"/>
+          <w:vertAlign w:val="superscript"/>
+        </w:rPr>
+        <w:t>th</w:t>
+      </w:r>
+      <w:r>
+        <w:rPr>
+          <w:sz w:val="24"/>
+          <w:szCs w:val="24"/>
+        </w:rPr>
+        <w:t xml:space="preserve">, 2022 Host: </w:t>
+      </w:r>
       <w:r>
         <w:rPr>
           <w:i/>
@@ -4400,9 +3995,64 @@
           <w:sz w:val="24"/>
           <w:szCs w:val="24"/>
         </w:rPr>
-        <w:t>Floge</w:t>
-      </w:r>
-      <w:proofErr w:type="spellEnd"/>
+        <w:t>Prof. Jozef Nissimov.</w:t>
+      </w:r>
+    </w:p>
+    <w:p>
+      <w:pPr>
+        <w:rPr>
+          <w:sz w:val="24"/>
+          <w:szCs w:val="24"/>
+        </w:rPr>
+      </w:pPr>
+    </w:p>
+    <w:p>
+      <w:pPr>
+        <w:suppressAutoHyphens w:val="0"/>
+        <w:rPr>
+          <w:sz w:val="24"/>
+          <w:szCs w:val="24"/>
+          <w:lang w:eastAsia="zh-CN"/>
+        </w:rPr>
+      </w:pPr>
+      <w:r>
+        <w:rPr>
+          <w:sz w:val="24"/>
+          <w:szCs w:val="24"/>
+        </w:rPr>
+        <w:t xml:space="preserve">Talmy, D. </w:t>
+      </w:r>
+      <w:r>
+        <w:rPr>
+          <w:color w:val="000000"/>
+          <w:sz w:val="24"/>
+          <w:szCs w:val="24"/>
+          <w:lang w:eastAsia="zh-CN"/>
+        </w:rPr>
+        <w:t>Trade-offs between resource acquisition and defense shape cyanobacteria communities</w:t>
+      </w:r>
+      <w:r>
+        <w:rPr>
+          <w:sz w:val="24"/>
+          <w:szCs w:val="24"/>
+        </w:rPr>
+        <w:t>. University of Southern California, USA, October 13</w:t>
+      </w:r>
+      <w:r>
+        <w:rPr>
+          <w:sz w:val="24"/>
+          <w:szCs w:val="24"/>
+          <w:vertAlign w:val="superscript"/>
+        </w:rPr>
+        <w:t>th</w:t>
+      </w:r>
+      <w:r>
+        <w:rPr>
+          <w:sz w:val="24"/>
+          <w:szCs w:val="24"/>
+        </w:rPr>
+        <w:t xml:space="preserve">, 2020 Host: </w:t>
+      </w:r>
       <w:r>
         <w:rPr>
           <w:i/>
@@ -4410,7 +4060,7 @@
           <w:sz w:val="24"/>
           <w:szCs w:val="24"/>
         </w:rPr>
-        <w:t>, Prof. Jeff Bowman, and Prof. Jessica Labonte</w:t>
+        <w:t>Prof. Naomi Levine</w:t>
       </w:r>
       <w:r>
         <w:rPr>
@@ -4440,7 +4090,7 @@
           <w:sz w:val="24"/>
           <w:szCs w:val="24"/>
         </w:rPr>
-        <w:t>Talmy, D. Modeling microbial host-virus interactions: from laboratory to global ocean. University of Bergen, Norway, June 15</w:t>
+        <w:t>Talmy, D. Trade-offs modify ecosystem biomass structure along trophic gradients. SIMPLEX project kick-off meeting. University of Bergen, Norway, August 22</w:t>
       </w:r>
       <w:r>
         <w:rPr>
@@ -4448,30 +4098,14 @@
           <w:szCs w:val="24"/>
           <w:vertAlign w:val="superscript"/>
         </w:rPr>
-        <w:t>th</w:t>
-      </w:r>
-      <w:r>
-        <w:rPr>
-          <w:sz w:val="24"/>
-          <w:szCs w:val="24"/>
-        </w:rPr>
-        <w:t xml:space="preserve">, </w:t>
-      </w:r>
-      <w:proofErr w:type="gramStart"/>
-      <w:r>
-        <w:rPr>
-          <w:sz w:val="24"/>
-          <w:szCs w:val="24"/>
-        </w:rPr>
-        <w:t>2022</w:t>
-      </w:r>
-      <w:proofErr w:type="gramEnd"/>
-      <w:r>
-        <w:rPr>
-          <w:sz w:val="24"/>
-          <w:szCs w:val="24"/>
-        </w:rPr>
-        <w:t xml:space="preserve"> Host: </w:t>
+        <w:t>nd</w:t>
+      </w:r>
+      <w:r>
+        <w:rPr>
+          <w:sz w:val="24"/>
+          <w:szCs w:val="24"/>
+        </w:rPr>
+        <w:t xml:space="preserve">, 2019 Host: </w:t>
       </w:r>
       <w:r>
         <w:rPr>
@@ -4480,30 +4114,37 @@
           <w:sz w:val="24"/>
           <w:szCs w:val="24"/>
         </w:rPr>
-        <w:t>Dr. Selina Våge.</w:t>
-      </w:r>
-    </w:p>
-    <w:p>
-      <w:pPr>
-        <w:rPr>
-          <w:sz w:val="24"/>
-          <w:szCs w:val="24"/>
-        </w:rPr>
-      </w:pPr>
-    </w:p>
-    <w:p>
-      <w:pPr>
-        <w:rPr>
-          <w:sz w:val="24"/>
-          <w:szCs w:val="24"/>
-        </w:rPr>
-      </w:pPr>
-      <w:r>
-        <w:rPr>
-          <w:sz w:val="24"/>
-          <w:szCs w:val="24"/>
-        </w:rPr>
-        <w:t>Talmy, D. A model of algal-virus population dynamics reveals underlying controls on material transfer. Green Ocean workshop, 18</w:t>
+        <w:t>Prof. Selina Våge</w:t>
+      </w:r>
+      <w:r>
+        <w:rPr>
+          <w:sz w:val="24"/>
+          <w:szCs w:val="24"/>
+        </w:rPr>
+        <w:t>.</w:t>
+      </w:r>
+    </w:p>
+    <w:p>
+      <w:pPr>
+        <w:rPr>
+          <w:sz w:val="24"/>
+          <w:szCs w:val="24"/>
+        </w:rPr>
+      </w:pPr>
+    </w:p>
+    <w:p>
+      <w:pPr>
+        <w:rPr>
+          <w:sz w:val="24"/>
+          <w:szCs w:val="24"/>
+        </w:rPr>
+      </w:pPr>
+      <w:r>
+        <w:rPr>
+          <w:sz w:val="24"/>
+          <w:szCs w:val="24"/>
+        </w:rPr>
+        <w:t>Talmy, D. Inferring phytoplankton host-virus traits and trade-offs from laboratory population dynamics. Weizmann Institute of Science, Rehovot, Israel, August 14</w:t>
       </w:r>
       <w:r>
         <w:rPr>
@@ -4518,7 +4159,7 @@
           <w:sz w:val="24"/>
           <w:szCs w:val="24"/>
         </w:rPr>
-        <w:t xml:space="preserve"> May 2022, Ecole Normale Supérieure, Paris, France. Host: </w:t>
+        <w:t xml:space="preserve">, 2019. Host: </w:t>
       </w:r>
       <w:r>
         <w:rPr>
@@ -4527,37 +4168,37 @@
           <w:sz w:val="24"/>
           <w:szCs w:val="24"/>
         </w:rPr>
-        <w:t>Prof. Corinne Le Quéré</w:t>
-      </w:r>
-      <w:r>
-        <w:rPr>
-          <w:sz w:val="24"/>
-          <w:szCs w:val="24"/>
-        </w:rPr>
-        <w:t xml:space="preserve">. </w:t>
-      </w:r>
-    </w:p>
-    <w:p>
-      <w:pPr>
-        <w:rPr>
-          <w:sz w:val="24"/>
-          <w:szCs w:val="24"/>
-        </w:rPr>
-      </w:pPr>
-    </w:p>
-    <w:p>
-      <w:pPr>
-        <w:rPr>
-          <w:sz w:val="24"/>
-          <w:szCs w:val="24"/>
-        </w:rPr>
-      </w:pPr>
-      <w:r>
-        <w:rPr>
-          <w:sz w:val="24"/>
-          <w:szCs w:val="24"/>
-        </w:rPr>
-        <w:t>Talmy, D. Nutrient enrichment and predation defense drive cyanobacteria population dynamics. University of Waterloo, USA March 11</w:t>
+        <w:t>Prof. Assaf Vardi</w:t>
+      </w:r>
+      <w:r>
+        <w:rPr>
+          <w:sz w:val="24"/>
+          <w:szCs w:val="24"/>
+        </w:rPr>
+        <w:t>.</w:t>
+      </w:r>
+    </w:p>
+    <w:p>
+      <w:pPr>
+        <w:rPr>
+          <w:sz w:val="24"/>
+          <w:szCs w:val="24"/>
+        </w:rPr>
+      </w:pPr>
+    </w:p>
+    <w:p>
+      <w:pPr>
+        <w:rPr>
+          <w:sz w:val="24"/>
+          <w:szCs w:val="24"/>
+        </w:rPr>
+      </w:pPr>
+      <w:r>
+        <w:rPr>
+          <w:sz w:val="24"/>
+          <w:szCs w:val="24"/>
+        </w:rPr>
+        <w:t>Talmy, D. Understanding microbial ecosystem structure and function on large scales using mathematical models. American Society for Microbiology Annual Meeting, San Francisco, California, USA, June 21</w:t>
       </w:r>
       <w:r>
         <w:rPr>
@@ -4565,30 +4206,14 @@
           <w:szCs w:val="24"/>
           <w:vertAlign w:val="superscript"/>
         </w:rPr>
-        <w:t>th</w:t>
-      </w:r>
-      <w:r>
-        <w:rPr>
-          <w:sz w:val="24"/>
-          <w:szCs w:val="24"/>
-        </w:rPr>
-        <w:t xml:space="preserve">, </w:t>
-      </w:r>
-      <w:proofErr w:type="gramStart"/>
-      <w:r>
-        <w:rPr>
-          <w:sz w:val="24"/>
-          <w:szCs w:val="24"/>
-        </w:rPr>
-        <w:t>2022</w:t>
-      </w:r>
-      <w:proofErr w:type="gramEnd"/>
-      <w:r>
-        <w:rPr>
-          <w:sz w:val="24"/>
-          <w:szCs w:val="24"/>
-        </w:rPr>
-        <w:t xml:space="preserve"> Host: </w:t>
+        <w:t>st</w:t>
+      </w:r>
+      <w:r>
+        <w:rPr>
+          <w:sz w:val="24"/>
+          <w:szCs w:val="24"/>
+        </w:rPr>
+        <w:t xml:space="preserve"> 2019. Host: </w:t>
       </w:r>
       <w:r>
         <w:rPr>
@@ -4597,48 +4222,37 @@
           <w:sz w:val="24"/>
           <w:szCs w:val="24"/>
         </w:rPr>
-        <w:t>Prof. Jozef Nissimov.</w:t>
-      </w:r>
-    </w:p>
-    <w:p>
-      <w:pPr>
-        <w:rPr>
-          <w:sz w:val="24"/>
-          <w:szCs w:val="24"/>
-        </w:rPr>
-      </w:pPr>
-    </w:p>
-    <w:p>
-      <w:pPr>
-        <w:suppressAutoHyphens w:val="0"/>
-        <w:rPr>
-          <w:sz w:val="24"/>
-          <w:szCs w:val="24"/>
-          <w:lang w:eastAsia="zh-CN"/>
-        </w:rPr>
-      </w:pPr>
-      <w:r>
-        <w:rPr>
-          <w:sz w:val="24"/>
-          <w:szCs w:val="24"/>
-        </w:rPr>
-        <w:t xml:space="preserve">Talmy, D. </w:t>
-      </w:r>
-      <w:r>
-        <w:rPr>
-          <w:color w:val="000000"/>
-          <w:sz w:val="24"/>
-          <w:szCs w:val="24"/>
-          <w:lang w:eastAsia="zh-CN"/>
-        </w:rPr>
-        <w:t>Trade-offs between resource acquisition and defense shape cyanobacteria communities</w:t>
-      </w:r>
-      <w:r>
-        <w:rPr>
-          <w:sz w:val="24"/>
-          <w:szCs w:val="24"/>
-        </w:rPr>
-        <w:t>. University of Southern California, USA, October 13</w:t>
+        <w:t>Prof. Alison Buchan</w:t>
+      </w:r>
+      <w:r>
+        <w:rPr>
+          <w:sz w:val="24"/>
+          <w:szCs w:val="24"/>
+        </w:rPr>
+        <w:t>.</w:t>
+      </w:r>
+    </w:p>
+    <w:p>
+      <w:pPr>
+        <w:rPr>
+          <w:sz w:val="24"/>
+          <w:szCs w:val="24"/>
+        </w:rPr>
+      </w:pPr>
+    </w:p>
+    <w:p>
+      <w:pPr>
+        <w:rPr>
+          <w:sz w:val="24"/>
+          <w:szCs w:val="24"/>
+        </w:rPr>
+      </w:pPr>
+      <w:r>
+        <w:rPr>
+          <w:sz w:val="24"/>
+          <w:szCs w:val="24"/>
+        </w:rPr>
+        <w:t>Talmy, D. Trait-based modeling of viruses in global ocean microbial ecosystems. Gordon Research Conference: Elucidating microbial processes across spatial and temporal scales. Lucca, Italy, July 5</w:t>
       </w:r>
       <w:r>
         <w:rPr>
@@ -4653,23 +4267,7 @@
           <w:sz w:val="24"/>
           <w:szCs w:val="24"/>
         </w:rPr>
-        <w:t xml:space="preserve">, </w:t>
-      </w:r>
-      <w:proofErr w:type="gramStart"/>
-      <w:r>
-        <w:rPr>
-          <w:sz w:val="24"/>
-          <w:szCs w:val="24"/>
-        </w:rPr>
-        <w:t>2020</w:t>
-      </w:r>
-      <w:proofErr w:type="gramEnd"/>
-      <w:r>
-        <w:rPr>
-          <w:sz w:val="24"/>
-          <w:szCs w:val="24"/>
-        </w:rPr>
-        <w:t xml:space="preserve"> Host: </w:t>
+        <w:t xml:space="preserve">, 2018. Host: </w:t>
       </w:r>
       <w:r>
         <w:rPr>
@@ -4678,7 +4276,7 @@
           <w:sz w:val="24"/>
           <w:szCs w:val="24"/>
         </w:rPr>
-        <w:t>Prof. Naomi Levine</w:t>
+        <w:t>Prof. Kay Bidle</w:t>
       </w:r>
       <w:r>
         <w:rPr>
@@ -4708,7 +4306,7 @@
           <w:sz w:val="24"/>
           <w:szCs w:val="24"/>
         </w:rPr>
-        <w:t>Talmy, D. Trade-offs modify ecosystem biomass structure along trophic gradients. SIMPLEX project kick-off meeting. University of Bergen, Norway, August 22</w:t>
+        <w:t>Talmy, D. What controls virus dynamics in global ocean microbial ecosystems? University of Texas, Austin, USA, March 23</w:t>
       </w:r>
       <w:r>
         <w:rPr>
@@ -4716,30 +4314,14 @@
           <w:szCs w:val="24"/>
           <w:vertAlign w:val="superscript"/>
         </w:rPr>
-        <w:t>nd</w:t>
-      </w:r>
-      <w:r>
-        <w:rPr>
-          <w:sz w:val="24"/>
-          <w:szCs w:val="24"/>
-        </w:rPr>
-        <w:t xml:space="preserve">, </w:t>
-      </w:r>
-      <w:proofErr w:type="gramStart"/>
-      <w:r>
-        <w:rPr>
-          <w:sz w:val="24"/>
-          <w:szCs w:val="24"/>
-        </w:rPr>
-        <w:t>2019</w:t>
-      </w:r>
-      <w:proofErr w:type="gramEnd"/>
-      <w:r>
-        <w:rPr>
-          <w:sz w:val="24"/>
-          <w:szCs w:val="24"/>
-        </w:rPr>
-        <w:t xml:space="preserve"> Host: </w:t>
+        <w:t>rd</w:t>
+      </w:r>
+      <w:r>
+        <w:rPr>
+          <w:sz w:val="24"/>
+          <w:szCs w:val="24"/>
+        </w:rPr>
+        <w:t xml:space="preserve">, 2018. Host: </w:t>
       </w:r>
       <w:r>
         <w:rPr>
@@ -4748,7 +4330,7 @@
           <w:sz w:val="24"/>
           <w:szCs w:val="24"/>
         </w:rPr>
-        <w:t>Prof. Selina Våge</w:t>
+        <w:t>Prof. Patrick Heimbach</w:t>
       </w:r>
       <w:r>
         <w:rPr>
@@ -4778,7 +4360,7 @@
           <w:sz w:val="24"/>
           <w:szCs w:val="24"/>
         </w:rPr>
-        <w:t>Talmy, D. Inferring phytoplankton host-virus traits and trade-offs from laboratory population dynamics. Weizmann Institute of Science, Rehovot, Israel, August 14</w:t>
+        <w:t>Talmy, D. What controls microbial predator-prey ratios in the global ocean? Lamont-Doherty Earth Observatory, Columbia University, New York, USA, October 2</w:t>
       </w:r>
       <w:r>
         <w:rPr>
@@ -4786,14 +4368,14 @@
           <w:szCs w:val="24"/>
           <w:vertAlign w:val="superscript"/>
         </w:rPr>
-        <w:t>th</w:t>
-      </w:r>
-      <w:r>
-        <w:rPr>
-          <w:sz w:val="24"/>
-          <w:szCs w:val="24"/>
-        </w:rPr>
-        <w:t xml:space="preserve">, 2019. Host: </w:t>
+        <w:t>nd</w:t>
+      </w:r>
+      <w:r>
+        <w:rPr>
+          <w:sz w:val="24"/>
+          <w:szCs w:val="24"/>
+        </w:rPr>
+        <w:t xml:space="preserve">, 2017. Host: </w:t>
       </w:r>
       <w:r>
         <w:rPr>
@@ -4802,37 +4384,30 @@
           <w:sz w:val="24"/>
           <w:szCs w:val="24"/>
         </w:rPr>
-        <w:t>Prof. Assaf Vardi</w:t>
-      </w:r>
-      <w:r>
-        <w:rPr>
-          <w:sz w:val="24"/>
-          <w:szCs w:val="24"/>
-        </w:rPr>
-        <w:t>.</w:t>
-      </w:r>
-    </w:p>
-    <w:p>
-      <w:pPr>
-        <w:rPr>
-          <w:sz w:val="24"/>
-          <w:szCs w:val="24"/>
-        </w:rPr>
-      </w:pPr>
-    </w:p>
-    <w:p>
-      <w:pPr>
-        <w:rPr>
-          <w:sz w:val="24"/>
-          <w:szCs w:val="24"/>
-        </w:rPr>
-      </w:pPr>
-      <w:r>
-        <w:rPr>
-          <w:sz w:val="24"/>
-          <w:szCs w:val="24"/>
-        </w:rPr>
-        <w:t>Talmy, D. Understanding microbial ecosystem structure and function on large scales using mathematical models. American Society for Microbiology Annual Meeting, San Francisco, California, USA, June 21</w:t>
+        <w:t>Prof. Andrew Juhl.</w:t>
+      </w:r>
+    </w:p>
+    <w:p>
+      <w:pPr>
+        <w:rPr>
+          <w:sz w:val="24"/>
+          <w:szCs w:val="24"/>
+        </w:rPr>
+      </w:pPr>
+    </w:p>
+    <w:p>
+      <w:pPr>
+        <w:rPr>
+          <w:sz w:val="24"/>
+          <w:szCs w:val="24"/>
+        </w:rPr>
+      </w:pPr>
+      <w:r>
+        <w:rPr>
+          <w:sz w:val="24"/>
+          <w:szCs w:val="24"/>
+        </w:rPr>
+        <w:t>Talmy, D., Martiny, A.C., Hickman, A.E., Follows, M.J. Microzooplankton regulation of particulate organic matter elemental composition. Bigelow Laboratory for Ocean Sciences, Maine, USA, March 9</w:t>
       </w:r>
       <w:r>
         <w:rPr>
@@ -4840,23 +4415,14 @@
           <w:szCs w:val="24"/>
           <w:vertAlign w:val="superscript"/>
         </w:rPr>
-        <w:t>st</w:t>
-      </w:r>
-      <w:proofErr w:type="gramStart"/>
-      <w:r>
-        <w:rPr>
-          <w:sz w:val="24"/>
-          <w:szCs w:val="24"/>
-        </w:rPr>
-        <w:t xml:space="preserve"> 2019</w:t>
-      </w:r>
-      <w:proofErr w:type="gramEnd"/>
-      <w:r>
-        <w:rPr>
-          <w:sz w:val="24"/>
-          <w:szCs w:val="24"/>
-        </w:rPr>
-        <w:t xml:space="preserve">. Host: </w:t>
+        <w:t>th</w:t>
+      </w:r>
+      <w:r>
+        <w:rPr>
+          <w:sz w:val="24"/>
+          <w:szCs w:val="24"/>
+        </w:rPr>
+        <w:t xml:space="preserve">, 2016. Host: </w:t>
       </w:r>
       <w:r>
         <w:rPr>
@@ -4865,37 +4431,38 @@
           <w:sz w:val="24"/>
           <w:szCs w:val="24"/>
         </w:rPr>
-        <w:t>Prof. Alison Buchan</w:t>
-      </w:r>
-      <w:r>
-        <w:rPr>
-          <w:sz w:val="24"/>
-          <w:szCs w:val="24"/>
-        </w:rPr>
-        <w:t>.</w:t>
-      </w:r>
-    </w:p>
-    <w:p>
-      <w:pPr>
-        <w:rPr>
-          <w:sz w:val="24"/>
-          <w:szCs w:val="24"/>
-        </w:rPr>
-      </w:pPr>
-    </w:p>
-    <w:p>
-      <w:pPr>
-        <w:rPr>
-          <w:sz w:val="24"/>
-          <w:szCs w:val="24"/>
-        </w:rPr>
-      </w:pPr>
-      <w:r>
-        <w:rPr>
-          <w:sz w:val="24"/>
-          <w:szCs w:val="24"/>
-        </w:rPr>
-        <w:t>Talmy, D. Trait-based modeling of viruses in global ocean microbial ecosystems. Gordon Research Conference: Elucidating microbial processes across spatial and temporal scales. Lucca, Italy, July 5</w:t>
+        <w:t>Dr. Nicolas Record.</w:t>
+      </w:r>
+      <w:r>
+        <w:rPr>
+          <w:sz w:val="24"/>
+          <w:szCs w:val="24"/>
+        </w:rPr>
+        <w:t xml:space="preserve"> </w:t>
+      </w:r>
+    </w:p>
+    <w:p>
+      <w:pPr>
+        <w:rPr>
+          <w:sz w:val="24"/>
+          <w:szCs w:val="24"/>
+        </w:rPr>
+      </w:pPr>
+    </w:p>
+    <w:p>
+      <w:pPr>
+        <w:rPr>
+          <w:sz w:val="24"/>
+          <w:szCs w:val="24"/>
+        </w:rPr>
+      </w:pPr>
+      <w:r>
+        <w:rPr>
+          <w:sz w:val="24"/>
+          <w:szCs w:val="24"/>
+        </w:rPr>
+        <w:lastRenderedPageBreak/>
+        <w:t>Talmy, D., Martiny, A.C., Hickman, A.E., Hill, C.N., Follows, M.J. Microzooplankton regulation of surface ocean POC:PON ratios. Rutgers University, New Jersey, USA, December 15</w:t>
       </w:r>
       <w:r>
         <w:rPr>
@@ -4910,7 +4477,7 @@
           <w:sz w:val="24"/>
           <w:szCs w:val="24"/>
         </w:rPr>
-        <w:t xml:space="preserve">, 2018. Host: </w:t>
+        <w:t xml:space="preserve">, 2015. Host: </w:t>
       </w:r>
       <w:r>
         <w:rPr>
@@ -4919,37 +4486,39 @@
           <w:sz w:val="24"/>
           <w:szCs w:val="24"/>
         </w:rPr>
-        <w:t>Prof. Kay Bidle</w:t>
-      </w:r>
-      <w:r>
-        <w:rPr>
-          <w:sz w:val="24"/>
-          <w:szCs w:val="24"/>
-        </w:rPr>
-        <w:t>.</w:t>
-      </w:r>
-    </w:p>
-    <w:p>
-      <w:pPr>
-        <w:rPr>
-          <w:sz w:val="24"/>
-          <w:szCs w:val="24"/>
-        </w:rPr>
-      </w:pPr>
-    </w:p>
-    <w:p>
-      <w:pPr>
-        <w:rPr>
-          <w:sz w:val="24"/>
-          <w:szCs w:val="24"/>
-        </w:rPr>
-      </w:pPr>
-      <w:r>
-        <w:rPr>
-          <w:sz w:val="24"/>
-          <w:szCs w:val="24"/>
-        </w:rPr>
-        <w:t>Talmy, D. What controls virus dynamics in global ocean microbial ecosystems? University of Texas, Austin, USA, March 23</w:t>
+        <w:t>Prof. Jozef Nissimov</w:t>
+      </w:r>
+      <w:r>
+        <w:rPr>
+          <w:sz w:val="24"/>
+          <w:szCs w:val="24"/>
+        </w:rPr>
+        <w:t xml:space="preserve">. </w:t>
+      </w:r>
+    </w:p>
+    <w:p>
+      <w:pPr>
+        <w:rPr>
+          <w:b/>
+          <w:bCs/>
+          <w:sz w:val="24"/>
+          <w:szCs w:val="24"/>
+        </w:rPr>
+      </w:pPr>
+    </w:p>
+    <w:p>
+      <w:pPr>
+        <w:rPr>
+          <w:sz w:val="24"/>
+          <w:szCs w:val="24"/>
+        </w:rPr>
+      </w:pPr>
+      <w:r>
+        <w:rPr>
+          <w:sz w:val="24"/>
+          <w:szCs w:val="24"/>
+        </w:rPr>
+        <w:t>Talmy, D., Martiny, A.C., Hickman, A.E., Follows, M.J. Zooplankton regulation of particulate organic matter elemental composition. National Oceanography Center, Southampton, UK, November 10</w:t>
       </w:r>
       <w:r>
         <w:rPr>
@@ -4957,14 +4526,14 @@
           <w:szCs w:val="24"/>
           <w:vertAlign w:val="superscript"/>
         </w:rPr>
-        <w:t>rd</w:t>
-      </w:r>
-      <w:r>
-        <w:rPr>
-          <w:sz w:val="24"/>
-          <w:szCs w:val="24"/>
-        </w:rPr>
-        <w:t xml:space="preserve">, 2018. Host: </w:t>
+        <w:t>th</w:t>
+      </w:r>
+      <w:r>
+        <w:rPr>
+          <w:sz w:val="24"/>
+          <w:szCs w:val="24"/>
+        </w:rPr>
+        <w:t xml:space="preserve">, 2015. Host: </w:t>
       </w:r>
       <w:r>
         <w:rPr>
@@ -4973,7 +4542,7 @@
           <w:sz w:val="24"/>
           <w:szCs w:val="24"/>
         </w:rPr>
-        <w:t>Prof. Patrick Heimbach</w:t>
+        <w:t>Dr. Anna Hickman</w:t>
       </w:r>
       <w:r>
         <w:rPr>
@@ -4986,87 +4555,49 @@
     <w:p>
       <w:pPr>
         <w:rPr>
-          <w:sz w:val="24"/>
-          <w:szCs w:val="24"/>
-        </w:rPr>
-      </w:pPr>
-    </w:p>
-    <w:p>
-      <w:pPr>
-        <w:rPr>
-          <w:sz w:val="24"/>
-          <w:szCs w:val="24"/>
-        </w:rPr>
-      </w:pPr>
-      <w:r>
-        <w:rPr>
-          <w:sz w:val="24"/>
-          <w:szCs w:val="24"/>
-        </w:rPr>
-        <w:t>Talmy, D. What controls microbial predator-prey ratios in the global ocean? Lamont-Doherty Earth Observatory, Columbia University, New York, USA, October 2</w:t>
-      </w:r>
-      <w:r>
-        <w:rPr>
-          <w:sz w:val="24"/>
-          <w:szCs w:val="24"/>
-          <w:vertAlign w:val="superscript"/>
-        </w:rPr>
-        <w:t>nd</w:t>
-      </w:r>
-      <w:r>
-        <w:rPr>
-          <w:sz w:val="24"/>
-          <w:szCs w:val="24"/>
-        </w:rPr>
-        <w:t xml:space="preserve">, 2017. Host: </w:t>
-      </w:r>
-      <w:r>
+          <w:b/>
+          <w:bCs/>
+          <w:sz w:val="24"/>
+          <w:szCs w:val="24"/>
+        </w:rPr>
+      </w:pPr>
+    </w:p>
+    <w:p>
+      <w:pPr>
+        <w:rPr>
+          <w:b/>
+          <w:bCs/>
+          <w:sz w:val="24"/>
+          <w:szCs w:val="24"/>
+        </w:rPr>
+      </w:pPr>
+      <w:r>
+        <w:rPr>
+          <w:b/>
+          <w:bCs/>
+          <w:sz w:val="24"/>
+          <w:szCs w:val="24"/>
+        </w:rPr>
+        <w:t>Selected Oral Presentations</w:t>
+      </w:r>
+    </w:p>
+    <w:p>
+      <w:pPr>
+        <w:rPr>
+          <w:sz w:val="24"/>
+          <w:szCs w:val="24"/>
+        </w:rPr>
+      </w:pPr>
+    </w:p>
+    <w:p>
+      <w:pPr>
         <w:rPr>
           <w:i/>
           <w:iCs/>
           <w:sz w:val="24"/>
           <w:szCs w:val="24"/>
         </w:rPr>
-        <w:t>Prof. Andrew Juhl.</w:t>
-      </w:r>
-    </w:p>
-    <w:p>
-      <w:pPr>
-        <w:rPr>
-          <w:sz w:val="24"/>
-          <w:szCs w:val="24"/>
-        </w:rPr>
-      </w:pPr>
-    </w:p>
-    <w:p>
-      <w:pPr>
-        <w:rPr>
-          <w:sz w:val="24"/>
-          <w:szCs w:val="24"/>
-        </w:rPr>
-      </w:pPr>
-      <w:r>
-        <w:rPr>
-          <w:sz w:val="24"/>
-          <w:szCs w:val="24"/>
-        </w:rPr>
-        <w:t>Talmy, D., Martiny, A.C., Hickman, A.E., Follows, M.J. Microzooplankton regulation of particulate organic matter elemental composition. Bigelow Laboratory for Ocean Sciences, Maine, USA, March 9</w:t>
-      </w:r>
-      <w:r>
-        <w:rPr>
-          <w:sz w:val="24"/>
-          <w:szCs w:val="24"/>
-          <w:vertAlign w:val="superscript"/>
-        </w:rPr>
-        <w:t>th</w:t>
-      </w:r>
-      <w:r>
-        <w:rPr>
-          <w:sz w:val="24"/>
-          <w:szCs w:val="24"/>
-        </w:rPr>
-        <w:t xml:space="preserve">, 2016. Host: </w:t>
-      </w:r>
+      </w:pPr>
       <w:r>
         <w:rPr>
           <w:i/>
@@ -5074,19 +4605,584 @@
           <w:sz w:val="24"/>
           <w:szCs w:val="24"/>
         </w:rPr>
-        <w:t>Dr. Nicolas Record.</w:t>
-      </w:r>
-      <w:r>
-        <w:rPr>
-          <w:sz w:val="24"/>
-          <w:szCs w:val="24"/>
-        </w:rPr>
-        <w:t xml:space="preserve"> </w:t>
-      </w:r>
-    </w:p>
-    <w:p>
-      <w:pPr>
-        <w:rPr>
+        <w:t>Boldened names indicate people in my research group</w:t>
+      </w:r>
+    </w:p>
+    <w:p>
+      <w:pPr>
+        <w:rPr>
+          <w:sz w:val="24"/>
+          <w:szCs w:val="24"/>
+        </w:rPr>
+      </w:pPr>
+    </w:p>
+    <w:p>
+      <w:pPr>
+        <w:rPr>
+          <w:sz w:val="24"/>
+          <w:szCs w:val="24"/>
+        </w:rPr>
+      </w:pPr>
+      <w:r>
+        <w:rPr>
+          <w:b/>
+          <w:bCs/>
+          <w:sz w:val="24"/>
+          <w:szCs w:val="24"/>
+        </w:rPr>
+        <w:t>Carr, E.</w:t>
+      </w:r>
+      <w:r>
+        <w:rPr>
+          <w:sz w:val="24"/>
+          <w:szCs w:val="24"/>
+        </w:rPr>
+        <w:t xml:space="preserve">, </w:t>
+      </w:r>
+      <w:r>
+        <w:rPr>
+          <w:b/>
+          <w:bCs/>
+          <w:sz w:val="24"/>
+          <w:szCs w:val="24"/>
+        </w:rPr>
+        <w:t>Rajakaruna, H.</w:t>
+      </w:r>
+      <w:r>
+        <w:rPr>
+          <w:sz w:val="24"/>
+          <w:szCs w:val="24"/>
+        </w:rPr>
+        <w:t xml:space="preserve">, Vage, S., Omta, A.W., </w:t>
+      </w:r>
+      <w:r>
+        <w:rPr>
+          <w:b/>
+          <w:bCs/>
+          <w:sz w:val="24"/>
+          <w:szCs w:val="24"/>
+        </w:rPr>
+        <w:t>Talmy, D</w:t>
+      </w:r>
+      <w:r>
+        <w:rPr>
+          <w:sz w:val="24"/>
+          <w:szCs w:val="24"/>
+        </w:rPr>
+        <w:t>. Killing the predator: impacts of top-predator mortality on global ocean ecosystem structure. Aquatic Sciences Meeting, Palma de Mallorca, Spain, June 9</w:t>
+      </w:r>
+      <w:r>
+        <w:rPr>
+          <w:sz w:val="24"/>
+          <w:szCs w:val="24"/>
+          <w:vertAlign w:val="superscript"/>
+        </w:rPr>
+        <w:t>th</w:t>
+      </w:r>
+      <w:r>
+        <w:rPr>
+          <w:sz w:val="24"/>
+          <w:szCs w:val="24"/>
+        </w:rPr>
+        <w:t xml:space="preserve"> 2023.</w:t>
+      </w:r>
+    </w:p>
+    <w:p>
+      <w:pPr>
+        <w:rPr>
+          <w:sz w:val="24"/>
+          <w:szCs w:val="24"/>
+        </w:rPr>
+      </w:pPr>
+    </w:p>
+    <w:p>
+      <w:pPr>
+        <w:rPr>
+          <w:sz w:val="24"/>
+          <w:szCs w:val="24"/>
+        </w:rPr>
+      </w:pPr>
+      <w:r>
+        <w:rPr>
+          <w:b/>
+          <w:bCs/>
+          <w:sz w:val="24"/>
+          <w:szCs w:val="24"/>
+        </w:rPr>
+        <w:t>McCullough, D.K.</w:t>
+      </w:r>
+      <w:r>
+        <w:rPr>
+          <w:sz w:val="24"/>
+          <w:szCs w:val="24"/>
+        </w:rPr>
+        <w:t xml:space="preserve">, Calfee, B., Zinser, E.R., </w:t>
+      </w:r>
+      <w:r>
+        <w:rPr>
+          <w:b/>
+          <w:bCs/>
+          <w:sz w:val="24"/>
+          <w:szCs w:val="24"/>
+        </w:rPr>
+        <w:t>Talmy, D.</w:t>
+      </w:r>
+      <w:r>
+        <w:rPr>
+          <w:sz w:val="24"/>
+          <w:szCs w:val="24"/>
+        </w:rPr>
+        <w:t xml:space="preserve"> Modeling the intersection of nutrient limitation and hydrogen peroxide on surface microbial communities. Aquatic Sciences Meeting, Palma de Mallorca, Spain, June 5</w:t>
+      </w:r>
+      <w:r>
+        <w:rPr>
+          <w:sz w:val="24"/>
+          <w:szCs w:val="24"/>
+          <w:vertAlign w:val="superscript"/>
+        </w:rPr>
+        <w:t>th</w:t>
+      </w:r>
+      <w:r>
+        <w:rPr>
+          <w:sz w:val="24"/>
+          <w:szCs w:val="24"/>
+        </w:rPr>
+        <w:t xml:space="preserve"> 2023.</w:t>
+      </w:r>
+    </w:p>
+    <w:p>
+      <w:pPr>
+        <w:rPr>
+          <w:sz w:val="24"/>
+          <w:szCs w:val="24"/>
+        </w:rPr>
+      </w:pPr>
+    </w:p>
+    <w:p>
+      <w:pPr>
+        <w:rPr>
+          <w:sz w:val="24"/>
+          <w:szCs w:val="24"/>
+        </w:rPr>
+      </w:pPr>
+      <w:r>
+        <w:rPr>
+          <w:b/>
+          <w:bCs/>
+          <w:sz w:val="24"/>
+          <w:szCs w:val="24"/>
+        </w:rPr>
+        <w:t>Papoulis, S.E.</w:t>
+      </w:r>
+      <w:r>
+        <w:rPr>
+          <w:sz w:val="24"/>
+          <w:szCs w:val="24"/>
+        </w:rPr>
+        <w:t xml:space="preserve">, Wilhelm, S.W., </w:t>
+      </w:r>
+      <w:r>
+        <w:rPr>
+          <w:b/>
+          <w:bCs/>
+          <w:sz w:val="24"/>
+          <w:szCs w:val="24"/>
+        </w:rPr>
+        <w:t>Talmy, D.</w:t>
+      </w:r>
+      <w:r>
+        <w:rPr>
+          <w:sz w:val="24"/>
+          <w:szCs w:val="24"/>
+        </w:rPr>
+        <w:t>, Zinser, E.R. Nutrient enrichment and predation defense drive cyanobacteria population dynamics. Ocean Sciences Meeting, Virtual, March 3</w:t>
+      </w:r>
+      <w:r>
+        <w:rPr>
+          <w:sz w:val="24"/>
+          <w:szCs w:val="24"/>
+          <w:vertAlign w:val="superscript"/>
+        </w:rPr>
+        <w:t>rd</w:t>
+      </w:r>
+      <w:r>
+        <w:rPr>
+          <w:sz w:val="24"/>
+          <w:szCs w:val="24"/>
+        </w:rPr>
+        <w:t>, 2022.</w:t>
+      </w:r>
+    </w:p>
+    <w:p>
+      <w:pPr>
+        <w:rPr>
+          <w:sz w:val="24"/>
+          <w:szCs w:val="24"/>
+        </w:rPr>
+      </w:pPr>
+    </w:p>
+    <w:p>
+      <w:pPr>
+        <w:rPr>
+          <w:sz w:val="24"/>
+          <w:szCs w:val="24"/>
+        </w:rPr>
+      </w:pPr>
+      <w:r>
+        <w:rPr>
+          <w:b/>
+          <w:bCs/>
+          <w:sz w:val="24"/>
+          <w:szCs w:val="24"/>
+        </w:rPr>
+        <w:t>Rajakaruna, H.</w:t>
+      </w:r>
+      <w:r>
+        <w:rPr>
+          <w:sz w:val="24"/>
+          <w:szCs w:val="24"/>
+        </w:rPr>
+        <w:t xml:space="preserve">, Omta, A.W., </w:t>
+      </w:r>
+      <w:r>
+        <w:rPr>
+          <w:b/>
+          <w:bCs/>
+          <w:sz w:val="24"/>
+          <w:szCs w:val="24"/>
+        </w:rPr>
+        <w:t>Carr, E.</w:t>
+      </w:r>
+      <w:r>
+        <w:rPr>
+          <w:sz w:val="24"/>
+          <w:szCs w:val="24"/>
+        </w:rPr>
+        <w:t>, Talmy, D. The power-law biomass scaling relationship in natural microbial ecosystems. Ocean Sciences Meeting, Virtual, March 4</w:t>
+      </w:r>
+      <w:r>
+        <w:rPr>
+          <w:sz w:val="24"/>
+          <w:szCs w:val="24"/>
+          <w:vertAlign w:val="superscript"/>
+        </w:rPr>
+        <w:t>th</w:t>
+      </w:r>
+      <w:r>
+        <w:rPr>
+          <w:sz w:val="24"/>
+          <w:szCs w:val="24"/>
+        </w:rPr>
+        <w:t xml:space="preserve"> 2022.</w:t>
+      </w:r>
+    </w:p>
+    <w:p>
+      <w:pPr>
+        <w:rPr>
+          <w:sz w:val="24"/>
+          <w:szCs w:val="24"/>
+        </w:rPr>
+      </w:pPr>
+    </w:p>
+    <w:p>
+      <w:pPr>
+        <w:rPr>
+          <w:sz w:val="24"/>
+          <w:szCs w:val="24"/>
+        </w:rPr>
+      </w:pPr>
+      <w:r>
+        <w:rPr>
+          <w:b/>
+          <w:bCs/>
+          <w:sz w:val="24"/>
+          <w:szCs w:val="24"/>
+        </w:rPr>
+        <w:t>Talmy, D.</w:t>
+      </w:r>
+      <w:r>
+        <w:rPr>
+          <w:sz w:val="24"/>
+          <w:szCs w:val="24"/>
+        </w:rPr>
+        <w:t xml:space="preserve">, Vage, S., Cael, B.B., Follows, M.J. Trade-offs modify ecosystem biomass structure along trophic gradients. 4</w:t>
+      </w:r>
+      <w:r>
+        <w:rPr>
+          <w:sz w:val="24"/>
+          <w:szCs w:val="24"/>
+          <w:vertAlign w:val="superscript"/>
+        </w:rPr>
+        <w:t>th</w:t>
+      </w:r>
+      <w:r>
+        <w:rPr>
+          <w:sz w:val="24"/>
+          <w:szCs w:val="24"/>
+        </w:rPr>
+        <w:t xml:space="preserve"> workshop on trait-based approaches to ocean life, Buckinghamshire, UK, Aug 18</w:t>
+      </w:r>
+      <w:r>
+        <w:rPr>
+          <w:sz w:val="24"/>
+          <w:szCs w:val="24"/>
+          <w:vertAlign w:val="superscript"/>
+        </w:rPr>
+        <w:t>th</w:t>
+      </w:r>
+      <w:r>
+        <w:rPr>
+          <w:sz w:val="24"/>
+          <w:szCs w:val="24"/>
+        </w:rPr>
+        <w:t xml:space="preserve">, 2019. </w:t>
+      </w:r>
+    </w:p>
+    <w:p>
+      <w:pPr>
+        <w:rPr>
+          <w:sz w:val="24"/>
+          <w:szCs w:val="24"/>
+        </w:rPr>
+      </w:pPr>
+    </w:p>
+    <w:p>
+      <w:pPr>
+        <w:rPr>
+          <w:sz w:val="24"/>
+          <w:szCs w:val="24"/>
+        </w:rPr>
+      </w:pPr>
+      <w:r>
+        <w:rPr>
+          <w:b/>
+          <w:bCs/>
+          <w:sz w:val="24"/>
+          <w:szCs w:val="24"/>
+        </w:rPr>
+        <w:t>Showalter, G.M., Talmy, D.</w:t>
+      </w:r>
+      <w:r>
+        <w:rPr>
+          <w:sz w:val="24"/>
+          <w:szCs w:val="24"/>
+        </w:rPr>
+        <w:t>, Deming, J.W. Modeling virus-host dynamics in sea ice brines. International Symposium on Sea Ice, Winnipeg, Manitoba, Canada, August 17-21</w:t>
+      </w:r>
+      <w:r>
+        <w:rPr>
+          <w:sz w:val="24"/>
+          <w:szCs w:val="24"/>
+          <w:vertAlign w:val="superscript"/>
+        </w:rPr>
+        <w:t>st</w:t>
+      </w:r>
+      <w:r>
+        <w:rPr>
+          <w:sz w:val="24"/>
+          <w:szCs w:val="24"/>
+        </w:rPr>
+        <w:t>, 2019.</w:t>
+      </w:r>
+    </w:p>
+    <w:p>
+      <w:pPr>
+        <w:rPr>
+          <w:sz w:val="24"/>
+          <w:szCs w:val="24"/>
+        </w:rPr>
+      </w:pPr>
+    </w:p>
+    <w:p>
+      <w:pPr>
+        <w:rPr>
+          <w:sz w:val="24"/>
+          <w:szCs w:val="24"/>
+        </w:rPr>
+      </w:pPr>
+      <w:r>
+        <w:rPr>
+          <w:b/>
+          <w:bCs/>
+          <w:sz w:val="24"/>
+          <w:szCs w:val="24"/>
+        </w:rPr>
+        <w:t>Hinson, A., Talmy, D.</w:t>
+      </w:r>
+      <w:r>
+        <w:rPr>
+          <w:sz w:val="24"/>
+          <w:szCs w:val="24"/>
+        </w:rPr>
+        <w:t xml:space="preserve"> What controls algal-virus population dynamics in diverse systems? Aquatic Sciences Meeting, San Juan, Puerto Rico, Feb 26</w:t>
+      </w:r>
+      <w:r>
+        <w:rPr>
+          <w:sz w:val="24"/>
+          <w:szCs w:val="24"/>
+          <w:vertAlign w:val="superscript"/>
+        </w:rPr>
+        <w:t>th</w:t>
+      </w:r>
+      <w:r>
+        <w:rPr>
+          <w:sz w:val="24"/>
+          <w:szCs w:val="24"/>
+        </w:rPr>
+        <w:t xml:space="preserve">, 2019. </w:t>
+      </w:r>
+    </w:p>
+    <w:p>
+      <w:pPr>
+        <w:rPr>
+          <w:sz w:val="24"/>
+          <w:szCs w:val="24"/>
+        </w:rPr>
+      </w:pPr>
+    </w:p>
+    <w:p>
+      <w:pPr>
+        <w:rPr>
+          <w:sz w:val="24"/>
+          <w:szCs w:val="24"/>
+        </w:rPr>
+      </w:pPr>
+      <w:r>
+        <w:rPr>
+          <w:b/>
+          <w:bCs/>
+          <w:sz w:val="24"/>
+          <w:szCs w:val="24"/>
+        </w:rPr>
+        <w:t>Talmy, D.</w:t>
+      </w:r>
+      <w:r>
+        <w:rPr>
+          <w:sz w:val="24"/>
+          <w:szCs w:val="24"/>
+        </w:rPr>
+        <w:t xml:space="preserve">, Bidle, K.D., Kranzler, C., Thamatrakoln, K. Inferring nutrient and light sensitivity of phytoplankton host-virus metabolism from laboratory population dynamics. 9</w:t>
+      </w:r>
+      <w:r>
+        <w:rPr>
+          <w:sz w:val="24"/>
+          <w:szCs w:val="24"/>
+          <w:vertAlign w:val="superscript"/>
+        </w:rPr>
+        <w:t>th</w:t>
+      </w:r>
+      <w:r>
+        <w:rPr>
+          <w:sz w:val="24"/>
+          <w:szCs w:val="24"/>
+        </w:rPr>
+        <w:t xml:space="preserve"> Aquatic Virus Workshop, Lincoln, Nebraska, USA, June 20</w:t>
+      </w:r>
+      <w:r>
+        <w:rPr>
+          <w:sz w:val="24"/>
+          <w:szCs w:val="24"/>
+          <w:vertAlign w:val="superscript"/>
+        </w:rPr>
+        <w:t>th</w:t>
+      </w:r>
+      <w:r>
+        <w:rPr>
+          <w:sz w:val="24"/>
+          <w:szCs w:val="24"/>
+        </w:rPr>
+        <w:t xml:space="preserve">, 2018. </w:t>
+      </w:r>
+    </w:p>
+    <w:p>
+      <w:pPr>
+        <w:rPr>
+          <w:sz w:val="24"/>
+          <w:szCs w:val="24"/>
+        </w:rPr>
+      </w:pPr>
+    </w:p>
+    <w:p>
+      <w:pPr>
+        <w:rPr>
+          <w:sz w:val="24"/>
+          <w:szCs w:val="24"/>
+        </w:rPr>
+      </w:pPr>
+      <w:r>
+        <w:rPr>
+          <w:b/>
+          <w:bCs/>
+          <w:sz w:val="24"/>
+          <w:szCs w:val="24"/>
+        </w:rPr>
+        <w:t>Talmy, D.</w:t>
+      </w:r>
+      <w:r>
+        <w:rPr>
+          <w:sz w:val="24"/>
+          <w:szCs w:val="24"/>
+        </w:rPr>
+        <w:t>, Zakem, E., Follows, M.J. Modeling competitive interactions among viruses and microzooplankton grazers in the global ocean. Ocean Sciences Meeting, Portland, Oregon, USA, February 15</w:t>
+      </w:r>
+      <w:r>
+        <w:rPr>
+          <w:sz w:val="24"/>
+          <w:szCs w:val="24"/>
+          <w:vertAlign w:val="superscript"/>
+        </w:rPr>
+        <w:t>th</w:t>
+      </w:r>
+      <w:r>
+        <w:rPr>
+          <w:sz w:val="24"/>
+          <w:szCs w:val="24"/>
+        </w:rPr>
+        <w:t>, 2018.</w:t>
+      </w:r>
+    </w:p>
+    <w:p>
+      <w:pPr>
+        <w:rPr>
+          <w:sz w:val="24"/>
+          <w:szCs w:val="24"/>
+        </w:rPr>
+      </w:pPr>
+    </w:p>
+    <w:p>
+      <w:pPr>
+        <w:rPr>
+          <w:sz w:val="24"/>
+          <w:szCs w:val="24"/>
+        </w:rPr>
+      </w:pPr>
+      <w:r>
+        <w:rPr>
+          <w:sz w:val="24"/>
+          <w:szCs w:val="24"/>
+        </w:rPr>
+        <w:t>Talmy, D., Follett, C.L., Follows, M.J. Does viral lysis influence dissolved organic matter elemental composition? Aquatic Sciences Meeting, Honolulu, Hawaii, USA, February 28</w:t>
+      </w:r>
+      <w:r>
+        <w:rPr>
+          <w:sz w:val="24"/>
+          <w:szCs w:val="24"/>
+          <w:vertAlign w:val="superscript"/>
+        </w:rPr>
+        <w:t>th</w:t>
+      </w:r>
+      <w:r>
+        <w:rPr>
+          <w:sz w:val="24"/>
+          <w:szCs w:val="24"/>
+        </w:rPr>
+        <w:t>, 2017.</w:t>
+      </w:r>
+    </w:p>
+    <w:p>
+      <w:pPr>
+        <w:rPr>
+          <w:b/>
           <w:sz w:val="24"/>
           <w:szCs w:val="24"/>
         </w:rPr>
@@ -5105,7 +5201,22 @@
           <w:szCs w:val="24"/>
         </w:rPr>
         <w:lastRenderedPageBreak/>
-        <w:t>Talmy, D., Martiny, A.C., Hickman, A.E., Hill, C.N., Follows, M.J. Microzooplankton regulation of surface ocean POC:PON ratios. Rutgers University, New Jersey, USA, December 15</w:t>
+        <w:t xml:space="preserve">Talmy, D., Thamatrakoln, K., Bidle, K.D., Follows, M.J. How does viral infection of </w:t>
+      </w:r>
+      <w:r>
+        <w:rPr>
+          <w:i/>
+          <w:sz w:val="24"/>
+          <w:szCs w:val="24"/>
+        </w:rPr>
+        <w:t xml:space="preserve">Emiliania huxleyi</w:t>
+      </w:r>
+      <w:r>
+        <w:rPr>
+          <w:sz w:val="24"/>
+          <w:szCs w:val="24"/>
+        </w:rPr>
+        <w:t xml:space="preserve"> depend on ambient irradiance? Monteiro group meeting, University of Bristol, Bristol, UK, July 26</w:t>
       </w:r>
       <w:r>
         <w:rPr>
@@ -5120,64 +5231,486 @@
           <w:sz w:val="24"/>
           <w:szCs w:val="24"/>
         </w:rPr>
-        <w:t xml:space="preserve">, 2015. Host: </w:t>
-      </w:r>
-      <w:r>
+        <w:t>, 2016.</w:t>
+      </w:r>
+    </w:p>
+    <w:p>
+      <w:pPr>
+        <w:rPr>
+          <w:b/>
+          <w:sz w:val="24"/>
+          <w:szCs w:val="24"/>
+        </w:rPr>
+      </w:pPr>
+    </w:p>
+    <w:p>
+      <w:pPr>
+        <w:rPr>
+          <w:sz w:val="24"/>
+          <w:szCs w:val="24"/>
+        </w:rPr>
+      </w:pPr>
+      <w:r>
+        <w:rPr>
+          <w:sz w:val="24"/>
+          <w:szCs w:val="24"/>
+        </w:rPr>
+        <w:t>Talmy, D., Hussain, F., Follows, M.J. The influence of lytic vs. lysogenic viral reproduction on host-virus populations. 8</w:t>
+      </w:r>
+      <w:r>
+        <w:rPr>
+          <w:sz w:val="24"/>
+          <w:szCs w:val="24"/>
+          <w:vertAlign w:val="superscript"/>
+        </w:rPr>
+        <w:t>th</w:t>
+      </w:r>
+      <w:r>
+        <w:rPr>
+          <w:sz w:val="24"/>
+          <w:szCs w:val="24"/>
+        </w:rPr>
+        <w:t xml:space="preserve"> Aquatic Virus Workshop, Plymouth, UK, July 11</w:t>
+      </w:r>
+      <w:r>
+        <w:rPr>
+          <w:sz w:val="24"/>
+          <w:szCs w:val="24"/>
+          <w:vertAlign w:val="superscript"/>
+        </w:rPr>
+        <w:t>th</w:t>
+      </w:r>
+      <w:r>
+        <w:rPr>
+          <w:sz w:val="24"/>
+          <w:szCs w:val="24"/>
+        </w:rPr>
+        <w:t>, 2016.</w:t>
+      </w:r>
+    </w:p>
+    <w:p>
+      <w:pPr>
+        <w:rPr>
+          <w:b/>
+          <w:sz w:val="24"/>
+          <w:szCs w:val="24"/>
+        </w:rPr>
+      </w:pPr>
+    </w:p>
+    <w:p>
+      <w:pPr>
+        <w:rPr>
+          <w:sz w:val="24"/>
+          <w:szCs w:val="24"/>
+        </w:rPr>
+      </w:pPr>
+      <w:r>
+        <w:rPr>
+          <w:sz w:val="24"/>
+          <w:szCs w:val="24"/>
+        </w:rPr>
+        <w:t>Talmy, D., Martiny, A.C., Hickman, A.E., Hill, C.N., Follows, M.J. Microzooplankton regulation of surface ocean POC:PON ratios. Ocean Sciences Meeting, New Orleans, Louisiana, USA, February 25</w:t>
+      </w:r>
+      <w:r>
+        <w:rPr>
+          <w:sz w:val="24"/>
+          <w:szCs w:val="24"/>
+          <w:vertAlign w:val="superscript"/>
+        </w:rPr>
+        <w:t>th</w:t>
+      </w:r>
+      <w:r>
+        <w:rPr>
+          <w:sz w:val="24"/>
+          <w:szCs w:val="24"/>
+        </w:rPr>
+        <w:t>, 2016.</w:t>
+      </w:r>
+    </w:p>
+    <w:p>
+      <w:pPr>
+        <w:rPr>
+          <w:sz w:val="24"/>
+          <w:szCs w:val="24"/>
+        </w:rPr>
+      </w:pPr>
+    </w:p>
+    <w:p>
+      <w:pPr>
+        <w:rPr>
+          <w:sz w:val="24"/>
+          <w:szCs w:val="24"/>
+        </w:rPr>
+      </w:pPr>
+      <w:r>
+        <w:rPr>
+          <w:sz w:val="24"/>
+          <w:szCs w:val="24"/>
+        </w:rPr>
+        <w:t>Talmy, D., Hussain, F., Follows, M.J. The influence of viral reproduction strategies on marine microbial community dynamics. 2</w:t>
+      </w:r>
+      <w:r>
+        <w:rPr>
+          <w:sz w:val="24"/>
+          <w:szCs w:val="24"/>
+          <w:vertAlign w:val="superscript"/>
+        </w:rPr>
+        <w:t>nd</w:t>
+      </w:r>
+      <w:r>
+        <w:rPr>
+          <w:sz w:val="24"/>
+          <w:szCs w:val="24"/>
+        </w:rPr>
+        <w:t xml:space="preserve"> workshop on trait-based approaches to ocean life, New Hampshire, USA, October 5</w:t>
+      </w:r>
+      <w:r>
+        <w:rPr>
+          <w:sz w:val="24"/>
+          <w:szCs w:val="24"/>
+          <w:vertAlign w:val="superscript"/>
+        </w:rPr>
+        <w:t>th</w:t>
+      </w:r>
+      <w:r>
+        <w:rPr>
+          <w:sz w:val="24"/>
+          <w:szCs w:val="24"/>
+        </w:rPr>
+        <w:t>, 2015.</w:t>
+      </w:r>
+    </w:p>
+    <w:p>
+      <w:pPr>
+        <w:rPr>
+          <w:sz w:val="24"/>
+          <w:szCs w:val="24"/>
+        </w:rPr>
+      </w:pPr>
+    </w:p>
+    <w:p>
+      <w:pPr>
+        <w:rPr>
+          <w:sz w:val="24"/>
+          <w:szCs w:val="24"/>
+        </w:rPr>
+      </w:pPr>
+      <w:r>
+        <w:rPr>
+          <w:sz w:val="24"/>
+          <w:szCs w:val="24"/>
+        </w:rPr>
+        <w:t>Talmy, D., Hussain, F., Follows, M.J. The influence of viral reproductive strategies on marine microbial community dynamics. Aquatic Sciences Meeting, Granada, Spain, February 27</w:t>
+      </w:r>
+      <w:r>
+        <w:rPr>
+          <w:sz w:val="24"/>
+          <w:szCs w:val="24"/>
+          <w:vertAlign w:val="superscript"/>
+        </w:rPr>
+        <w:t>th</w:t>
+      </w:r>
+      <w:r>
+        <w:rPr>
+          <w:sz w:val="24"/>
+          <w:szCs w:val="24"/>
+        </w:rPr>
+        <w:t>, 2015.</w:t>
+      </w:r>
+    </w:p>
+    <w:p>
+      <w:pPr>
+        <w:rPr>
+          <w:sz w:val="24"/>
+          <w:szCs w:val="24"/>
+        </w:rPr>
+      </w:pPr>
+    </w:p>
+    <w:p>
+      <w:pPr>
+        <w:rPr>
+          <w:sz w:val="24"/>
+          <w:szCs w:val="24"/>
+        </w:rPr>
+      </w:pPr>
+      <w:r>
+        <w:rPr>
+          <w:sz w:val="24"/>
+          <w:szCs w:val="24"/>
+        </w:rPr>
+        <w:t>Talmy, D., Hardman-Mountford, N.J., Blackford, J.C., Geider, R.J. Phytoplankton photoadaptation in contrasting aquatic light regimes. Ocean Sciences Meeting, Honolulu, Hawaii, USA, February 27</w:t>
+      </w:r>
+      <w:r>
+        <w:rPr>
+          <w:sz w:val="24"/>
+          <w:szCs w:val="24"/>
+          <w:vertAlign w:val="superscript"/>
+        </w:rPr>
+        <w:t>th</w:t>
+      </w:r>
+      <w:r>
+        <w:rPr>
+          <w:sz w:val="24"/>
+          <w:szCs w:val="24"/>
+        </w:rPr>
+        <w:t>, 2014.</w:t>
+      </w:r>
+    </w:p>
+    <w:p>
+      <w:pPr>
+        <w:rPr>
+          <w:sz w:val="24"/>
+          <w:szCs w:val="24"/>
+        </w:rPr>
+      </w:pPr>
+    </w:p>
+    <w:p>
+      <w:pPr>
+        <w:rPr>
+          <w:sz w:val="24"/>
+          <w:szCs w:val="24"/>
+        </w:rPr>
+      </w:pPr>
+      <w:r>
+        <w:rPr>
+          <w:sz w:val="24"/>
+          <w:szCs w:val="24"/>
+        </w:rPr>
+        <w:t xml:space="preserve">Talmy, D., Hardman-Mountford, N.J., Blackford, J.C., Polimene, L., Hill, C.N., Follows, M.J., Geider, R.J. Phytoplankton photoadaptation in contrasting aquatic light regimes. Sack Lunch Seminar Series, Department of Earth, Atmospheric and Planetary Sciences, Massachusetts Institute of Technology, Massachusetts, USA, October 23</w:t>
+      </w:r>
+      <w:r>
+        <w:rPr>
+          <w:sz w:val="24"/>
+          <w:szCs w:val="24"/>
+          <w:vertAlign w:val="superscript"/>
+        </w:rPr>
+        <w:t>rd</w:t>
+      </w:r>
+      <w:r>
+        <w:rPr>
+          <w:sz w:val="24"/>
+          <w:szCs w:val="24"/>
+        </w:rPr>
+        <w:t>, 2013.</w:t>
+      </w:r>
+    </w:p>
+    <w:p>
+      <w:pPr>
+        <w:rPr>
+          <w:sz w:val="24"/>
+          <w:szCs w:val="24"/>
+        </w:rPr>
+      </w:pPr>
+    </w:p>
+    <w:p>
+      <w:pPr>
+        <w:rPr>
+          <w:bCs/>
+          <w:sz w:val="24"/>
+          <w:szCs w:val="24"/>
+        </w:rPr>
+      </w:pPr>
+      <w:r>
+        <w:rPr>
+          <w:sz w:val="24"/>
+          <w:szCs w:val="24"/>
+        </w:rPr>
+        <w:t xml:space="preserve">Talmy, D., Blackford, J., Hardman-Mountford, Geider, R.J. </w:t>
+      </w:r>
+      <w:r>
+        <w:rPr>
+          <w:bCs/>
+          <w:sz w:val="24"/>
+          <w:szCs w:val="24"/>
+        </w:rPr>
+        <w:t>Adaptation to variable light determines resource allocation in phytoplankton. Ocean Sciences Meeting, Salt Lake City, Utah, USA, February 23</w:t>
+      </w:r>
+      <w:r>
+        <w:rPr>
+          <w:bCs/>
+          <w:sz w:val="24"/>
+          <w:szCs w:val="24"/>
+          <w:vertAlign w:val="superscript"/>
+        </w:rPr>
+        <w:t>rd</w:t>
+      </w:r>
+      <w:r>
+        <w:rPr>
+          <w:bCs/>
+          <w:sz w:val="24"/>
+          <w:szCs w:val="24"/>
+        </w:rPr>
+        <w:t>, 2012.</w:t>
+      </w:r>
+    </w:p>
+    <w:p>
+      <w:pPr>
+        <w:rPr>
+          <w:b/>
+          <w:bCs/>
+          <w:sz w:val="24"/>
+          <w:szCs w:val="24"/>
+        </w:rPr>
+      </w:pPr>
+    </w:p>
+    <w:p>
+      <w:pPr>
+        <w:rPr>
+          <w:bCs/>
+          <w:color w:val="000000"/>
+          <w:sz w:val="24"/>
+          <w:szCs w:val="24"/>
+        </w:rPr>
+      </w:pPr>
+      <w:r>
+        <w:rPr>
+          <w:sz w:val="24"/>
+          <w:szCs w:val="24"/>
+        </w:rPr>
+        <w:t xml:space="preserve">Talmy, D., Blackford, J., Hardman-Mountford, Geider, R.J. Modeling phytoplankton growth in non steady-state environments. Marine Sciences Seminar, Plymouth Marine Laboratory, Plymouth, UK, May 26</w:t>
+      </w:r>
+      <w:r>
+        <w:rPr>
+          <w:sz w:val="24"/>
+          <w:szCs w:val="24"/>
+          <w:vertAlign w:val="superscript"/>
+        </w:rPr>
+        <w:t>th</w:t>
+      </w:r>
+      <w:r>
+        <w:rPr>
+          <w:sz w:val="24"/>
+          <w:szCs w:val="24"/>
+        </w:rPr>
+        <w:t>, 2011.</w:t>
+      </w:r>
+    </w:p>
+    <w:p>
+      <w:pPr>
+        <w:rPr>
+          <w:b/>
+          <w:bCs/>
+          <w:sz w:val="24"/>
+          <w:szCs w:val="24"/>
+        </w:rPr>
+      </w:pPr>
+    </w:p>
+    <w:p>
+      <w:pPr>
+        <w:rPr>
+          <w:bCs/>
+          <w:color w:val="000000"/>
+          <w:sz w:val="24"/>
+          <w:szCs w:val="24"/>
+        </w:rPr>
+      </w:pPr>
+      <w:r>
+        <w:rPr>
+          <w:sz w:val="24"/>
+          <w:szCs w:val="24"/>
+        </w:rPr>
+        <w:t>Talmy, D., Blackford, J., Hardman-Mountford, Geider, R.J. Modeling phytoplankton productivity in the open ocean: including the effects of adaptation to different light regimes. Marine Science and Environmental Microbiology Seminar, University of Essex, January 26</w:t>
+      </w:r>
+      <w:r>
+        <w:rPr>
+          <w:sz w:val="24"/>
+          <w:szCs w:val="24"/>
+          <w:vertAlign w:val="superscript"/>
+        </w:rPr>
+        <w:t>th</w:t>
+      </w:r>
+      <w:r>
+        <w:rPr>
+          <w:sz w:val="24"/>
+          <w:szCs w:val="24"/>
+        </w:rPr>
+        <w:t>, 2011.</w:t>
+      </w:r>
+    </w:p>
+    <w:p>
+      <w:pPr>
+        <w:rPr>
+          <w:b/>
+          <w:bCs/>
+          <w:sz w:val="24"/>
+          <w:szCs w:val="24"/>
+        </w:rPr>
+      </w:pPr>
+    </w:p>
+    <w:p>
+      <w:pPr>
+        <w:rPr>
+          <w:sz w:val="24"/>
+          <w:szCs w:val="24"/>
+        </w:rPr>
+      </w:pPr>
+      <w:r>
+        <w:rPr>
+          <w:sz w:val="24"/>
+          <w:szCs w:val="24"/>
+        </w:rPr>
+        <w:t>Talmy, D., Blackford, J., Hardman-Mountford, Geider, R.J. Optimality in phytoplankton growth models and the link with satellite data. NCEO Ocean Carbon Cycle Meeting, Plymouth, UK, July 15</w:t>
+      </w:r>
+      <w:r>
+        <w:rPr>
+          <w:sz w:val="24"/>
+          <w:szCs w:val="24"/>
+          <w:vertAlign w:val="superscript"/>
+        </w:rPr>
+        <w:t>th</w:t>
+      </w:r>
+      <w:r>
+        <w:rPr>
+          <w:sz w:val="24"/>
+          <w:szCs w:val="24"/>
+        </w:rPr>
+        <w:t>, 2010.</w:t>
+      </w:r>
+    </w:p>
+    <w:p>
+      <w:pPr>
+        <w:rPr>
+          <w:sz w:val="24"/>
+          <w:szCs w:val="24"/>
+        </w:rPr>
+      </w:pPr>
+    </w:p>
+    <w:p>
+      <w:pPr>
+        <w:rPr>
+          <w:b/>
+          <w:bCs/>
+          <w:sz w:val="24"/>
+          <w:szCs w:val="24"/>
+        </w:rPr>
+      </w:pPr>
+      <w:r>
+        <w:rPr>
+          <w:b/>
+          <w:bCs/>
+          <w:sz w:val="24"/>
+          <w:szCs w:val="24"/>
+        </w:rPr>
+        <w:t>Poster Presentations</w:t>
+      </w:r>
+    </w:p>
+    <w:p>
+      <w:pPr>
+        <w:rPr>
+          <w:sz w:val="24"/>
+          <w:szCs w:val="24"/>
+        </w:rPr>
+      </w:pPr>
+    </w:p>
+    <w:p>
+      <w:pPr>
         <w:rPr>
           <w:i/>
           <w:iCs/>
           <w:sz w:val="24"/>
           <w:szCs w:val="24"/>
         </w:rPr>
-        <w:t>Prof. Jozef Nissimov</w:t>
-      </w:r>
-      <w:r>
-        <w:rPr>
-          <w:sz w:val="24"/>
-          <w:szCs w:val="24"/>
-        </w:rPr>
-        <w:t xml:space="preserve">. </w:t>
-      </w:r>
-    </w:p>
-    <w:p>
-      <w:pPr>
-        <w:rPr>
-          <w:b/>
-          <w:bCs/>
-          <w:sz w:val="24"/>
-          <w:szCs w:val="24"/>
-        </w:rPr>
-      </w:pPr>
-    </w:p>
-    <w:p>
-      <w:pPr>
-        <w:rPr>
-          <w:sz w:val="24"/>
-          <w:szCs w:val="24"/>
-        </w:rPr>
-      </w:pPr>
-      <w:r>
-        <w:rPr>
-          <w:sz w:val="24"/>
-          <w:szCs w:val="24"/>
-        </w:rPr>
-        <w:t>Talmy, D., Martiny, A.C., Hickman, A.E., Follows, M.J. Zooplankton regulation of particulate organic matter elemental composition. National Oceanography Center, Southampton, UK, November 10</w:t>
-      </w:r>
-      <w:r>
-        <w:rPr>
-          <w:sz w:val="24"/>
-          <w:szCs w:val="24"/>
-          <w:vertAlign w:val="superscript"/>
-        </w:rPr>
-        <w:t>th</w:t>
-      </w:r>
-      <w:r>
-        <w:rPr>
-          <w:sz w:val="24"/>
-          <w:szCs w:val="24"/>
-        </w:rPr>
-        <w:t xml:space="preserve">, 2015. Host: </w:t>
-      </w:r>
+      </w:pPr>
       <w:r>
         <w:rPr>
           <w:i/>
@@ -5185,1455 +5718,6 @@
           <w:sz w:val="24"/>
           <w:szCs w:val="24"/>
         </w:rPr>
-        <w:t>Dr. Anna Hickman</w:t>
-      </w:r>
-      <w:r>
-        <w:rPr>
-          <w:sz w:val="24"/>
-          <w:szCs w:val="24"/>
-        </w:rPr>
-        <w:t>.</w:t>
-      </w:r>
-    </w:p>
-    <w:p>
-      <w:pPr>
-        <w:rPr>
-          <w:b/>
-          <w:bCs/>
-          <w:sz w:val="24"/>
-          <w:szCs w:val="24"/>
-        </w:rPr>
-      </w:pPr>
-    </w:p>
-    <w:p>
-      <w:pPr>
-        <w:rPr>
-          <w:b/>
-          <w:bCs/>
-          <w:sz w:val="24"/>
-          <w:szCs w:val="24"/>
-        </w:rPr>
-      </w:pPr>
-      <w:r>
-        <w:rPr>
-          <w:b/>
-          <w:bCs/>
-          <w:sz w:val="24"/>
-          <w:szCs w:val="24"/>
-        </w:rPr>
-        <w:t>Selected Oral Presentations</w:t>
-      </w:r>
-    </w:p>
-    <w:p>
-      <w:pPr>
-        <w:rPr>
-          <w:sz w:val="24"/>
-          <w:szCs w:val="24"/>
-        </w:rPr>
-      </w:pPr>
-    </w:p>
-    <w:p>
-      <w:pPr>
-        <w:rPr>
-          <w:i/>
-          <w:iCs/>
-          <w:sz w:val="24"/>
-          <w:szCs w:val="24"/>
-        </w:rPr>
-      </w:pPr>
-      <w:r>
-        <w:rPr>
-          <w:i/>
-          <w:iCs/>
-          <w:sz w:val="24"/>
-          <w:szCs w:val="24"/>
-        </w:rPr>
-        <w:t>Boldened names indicate people in my research group</w:t>
-      </w:r>
-    </w:p>
-    <w:p>
-      <w:pPr>
-        <w:rPr>
-          <w:sz w:val="24"/>
-          <w:szCs w:val="24"/>
-        </w:rPr>
-      </w:pPr>
-    </w:p>
-    <w:p>
-      <w:pPr>
-        <w:rPr>
-          <w:sz w:val="24"/>
-          <w:szCs w:val="24"/>
-        </w:rPr>
-      </w:pPr>
-      <w:r>
-        <w:rPr>
-          <w:b/>
-          <w:bCs/>
-          <w:sz w:val="24"/>
-          <w:szCs w:val="24"/>
-        </w:rPr>
-        <w:t>Carr, E.</w:t>
-      </w:r>
-      <w:r>
-        <w:rPr>
-          <w:sz w:val="24"/>
-          <w:szCs w:val="24"/>
-        </w:rPr>
-        <w:t xml:space="preserve">, </w:t>
-      </w:r>
-      <w:r>
-        <w:rPr>
-          <w:b/>
-          <w:bCs/>
-          <w:sz w:val="24"/>
-          <w:szCs w:val="24"/>
-        </w:rPr>
-        <w:t>Rajakaruna, H.</w:t>
-      </w:r>
-      <w:r>
-        <w:rPr>
-          <w:sz w:val="24"/>
-          <w:szCs w:val="24"/>
-        </w:rPr>
-        <w:t xml:space="preserve">, </w:t>
-      </w:r>
-      <w:proofErr w:type="spellStart"/>
-      <w:r>
-        <w:rPr>
-          <w:sz w:val="24"/>
-          <w:szCs w:val="24"/>
-        </w:rPr>
-        <w:t>Vage</w:t>
-      </w:r>
-      <w:proofErr w:type="spellEnd"/>
-      <w:r>
-        <w:rPr>
-          <w:sz w:val="24"/>
-          <w:szCs w:val="24"/>
-        </w:rPr>
-        <w:t xml:space="preserve">, S., </w:t>
-      </w:r>
-      <w:proofErr w:type="spellStart"/>
-      <w:r>
-        <w:rPr>
-          <w:sz w:val="24"/>
-          <w:szCs w:val="24"/>
-        </w:rPr>
-        <w:t>Omta</w:t>
-      </w:r>
-      <w:proofErr w:type="spellEnd"/>
-      <w:r>
-        <w:rPr>
-          <w:sz w:val="24"/>
-          <w:szCs w:val="24"/>
-        </w:rPr>
-        <w:t xml:space="preserve">, A.W., </w:t>
-      </w:r>
-      <w:r>
-        <w:rPr>
-          <w:b/>
-          <w:bCs/>
-          <w:sz w:val="24"/>
-          <w:szCs w:val="24"/>
-        </w:rPr>
-        <w:t>Talmy, D</w:t>
-      </w:r>
-      <w:r>
-        <w:rPr>
-          <w:sz w:val="24"/>
-          <w:szCs w:val="24"/>
-        </w:rPr>
-        <w:t>. Killing the predator: impacts of top-predator mortality on global ocean ecosystem structure. Aquatic Sciences Meeting, Palma de Mallorca, Spain, June 9</w:t>
-      </w:r>
-      <w:r>
-        <w:rPr>
-          <w:sz w:val="24"/>
-          <w:szCs w:val="24"/>
-          <w:vertAlign w:val="superscript"/>
-        </w:rPr>
-        <w:t>th</w:t>
-      </w:r>
-      <w:proofErr w:type="gramStart"/>
-      <w:r>
-        <w:rPr>
-          <w:sz w:val="24"/>
-          <w:szCs w:val="24"/>
-        </w:rPr>
-        <w:t xml:space="preserve"> 2023</w:t>
-      </w:r>
-      <w:proofErr w:type="gramEnd"/>
-      <w:r>
-        <w:rPr>
-          <w:sz w:val="24"/>
-          <w:szCs w:val="24"/>
-        </w:rPr>
-        <w:t>.</w:t>
-      </w:r>
-    </w:p>
-    <w:p>
-      <w:pPr>
-        <w:rPr>
-          <w:sz w:val="24"/>
-          <w:szCs w:val="24"/>
-        </w:rPr>
-      </w:pPr>
-    </w:p>
-    <w:p>
-      <w:pPr>
-        <w:rPr>
-          <w:sz w:val="24"/>
-          <w:szCs w:val="24"/>
-        </w:rPr>
-      </w:pPr>
-      <w:r>
-        <w:rPr>
-          <w:b/>
-          <w:bCs/>
-          <w:sz w:val="24"/>
-          <w:szCs w:val="24"/>
-        </w:rPr>
-        <w:t>McCullough, D.K.</w:t>
-      </w:r>
-      <w:r>
-        <w:rPr>
-          <w:sz w:val="24"/>
-          <w:szCs w:val="24"/>
-        </w:rPr>
-        <w:t xml:space="preserve">, Calfee, B., Zinser, E.R., </w:t>
-      </w:r>
-      <w:r>
-        <w:rPr>
-          <w:b/>
-          <w:bCs/>
-          <w:sz w:val="24"/>
-          <w:szCs w:val="24"/>
-        </w:rPr>
-        <w:t>Talmy, D.</w:t>
-      </w:r>
-      <w:r>
-        <w:rPr>
-          <w:sz w:val="24"/>
-          <w:szCs w:val="24"/>
-        </w:rPr>
-        <w:t xml:space="preserve"> Modeling the intersection of nutrient limitation and hydrogen peroxide on surface microbial communities. Aquatic Sciences Meeting, Palma de Mallorca, Spain, June 5</w:t>
-      </w:r>
-      <w:r>
-        <w:rPr>
-          <w:sz w:val="24"/>
-          <w:szCs w:val="24"/>
-          <w:vertAlign w:val="superscript"/>
-        </w:rPr>
-        <w:t>th</w:t>
-      </w:r>
-      <w:proofErr w:type="gramStart"/>
-      <w:r>
-        <w:rPr>
-          <w:sz w:val="24"/>
-          <w:szCs w:val="24"/>
-        </w:rPr>
-        <w:t xml:space="preserve"> 2023</w:t>
-      </w:r>
-      <w:proofErr w:type="gramEnd"/>
-      <w:r>
-        <w:rPr>
-          <w:sz w:val="24"/>
-          <w:szCs w:val="24"/>
-        </w:rPr>
-        <w:t>.</w:t>
-      </w:r>
-    </w:p>
-    <w:p>
-      <w:pPr>
-        <w:rPr>
-          <w:sz w:val="24"/>
-          <w:szCs w:val="24"/>
-        </w:rPr>
-      </w:pPr>
-    </w:p>
-    <w:p>
-      <w:pPr>
-        <w:rPr>
-          <w:sz w:val="24"/>
-          <w:szCs w:val="24"/>
-        </w:rPr>
-      </w:pPr>
-      <w:r>
-        <w:rPr>
-          <w:b/>
-          <w:bCs/>
-          <w:sz w:val="24"/>
-          <w:szCs w:val="24"/>
-        </w:rPr>
-        <w:t>Papoulis, S.E.</w:t>
-      </w:r>
-      <w:r>
-        <w:rPr>
-          <w:sz w:val="24"/>
-          <w:szCs w:val="24"/>
-        </w:rPr>
-        <w:t xml:space="preserve">, Wilhelm, S.W., </w:t>
-      </w:r>
-      <w:r>
-        <w:rPr>
-          <w:b/>
-          <w:bCs/>
-          <w:sz w:val="24"/>
-          <w:szCs w:val="24"/>
-        </w:rPr>
-        <w:t>Talmy, D.</w:t>
-      </w:r>
-      <w:r>
-        <w:rPr>
-          <w:sz w:val="24"/>
-          <w:szCs w:val="24"/>
-        </w:rPr>
-        <w:t>, Zinser, E.R. Nutrient enrichment and predation defense drive cyanobacteria population dynamics. Ocean Sciences Meeting, Virtual, March 3</w:t>
-      </w:r>
-      <w:r>
-        <w:rPr>
-          <w:sz w:val="24"/>
-          <w:szCs w:val="24"/>
-          <w:vertAlign w:val="superscript"/>
-        </w:rPr>
-        <w:t>rd</w:t>
-      </w:r>
-      <w:r>
-        <w:rPr>
-          <w:sz w:val="24"/>
-          <w:szCs w:val="24"/>
-        </w:rPr>
-        <w:t>, 2022.</w:t>
-      </w:r>
-    </w:p>
-    <w:p>
-      <w:pPr>
-        <w:rPr>
-          <w:sz w:val="24"/>
-          <w:szCs w:val="24"/>
-        </w:rPr>
-      </w:pPr>
-    </w:p>
-    <w:p>
-      <w:pPr>
-        <w:rPr>
-          <w:sz w:val="24"/>
-          <w:szCs w:val="24"/>
-        </w:rPr>
-      </w:pPr>
-      <w:r>
-        <w:rPr>
-          <w:b/>
-          <w:bCs/>
-          <w:sz w:val="24"/>
-          <w:szCs w:val="24"/>
-        </w:rPr>
-        <w:t>Rajakaruna, H.</w:t>
-      </w:r>
-      <w:r>
-        <w:rPr>
-          <w:sz w:val="24"/>
-          <w:szCs w:val="24"/>
-        </w:rPr>
-        <w:t xml:space="preserve">, </w:t>
-      </w:r>
-      <w:proofErr w:type="spellStart"/>
-      <w:r>
-        <w:rPr>
-          <w:sz w:val="24"/>
-          <w:szCs w:val="24"/>
-        </w:rPr>
-        <w:t>Omta</w:t>
-      </w:r>
-      <w:proofErr w:type="spellEnd"/>
-      <w:r>
-        <w:rPr>
-          <w:sz w:val="24"/>
-          <w:szCs w:val="24"/>
-        </w:rPr>
-        <w:t xml:space="preserve">, A.W., </w:t>
-      </w:r>
-      <w:r>
-        <w:rPr>
-          <w:b/>
-          <w:bCs/>
-          <w:sz w:val="24"/>
-          <w:szCs w:val="24"/>
-        </w:rPr>
-        <w:t>Carr, E.</w:t>
-      </w:r>
-      <w:r>
-        <w:rPr>
-          <w:sz w:val="24"/>
-          <w:szCs w:val="24"/>
-        </w:rPr>
-        <w:t>, Talmy, D. The power-law biomass scaling relationship in natural microbial ecosystems. Ocean Sciences Meeting, Virtual, March 4</w:t>
-      </w:r>
-      <w:r>
-        <w:rPr>
-          <w:sz w:val="24"/>
-          <w:szCs w:val="24"/>
-          <w:vertAlign w:val="superscript"/>
-        </w:rPr>
-        <w:t>th</w:t>
-      </w:r>
-      <w:proofErr w:type="gramStart"/>
-      <w:r>
-        <w:rPr>
-          <w:sz w:val="24"/>
-          <w:szCs w:val="24"/>
-        </w:rPr>
-        <w:t xml:space="preserve"> 2022</w:t>
-      </w:r>
-      <w:proofErr w:type="gramEnd"/>
-      <w:r>
-        <w:rPr>
-          <w:sz w:val="24"/>
-          <w:szCs w:val="24"/>
-        </w:rPr>
-        <w:t>.</w:t>
-      </w:r>
-    </w:p>
-    <w:p>
-      <w:pPr>
-        <w:rPr>
-          <w:sz w:val="24"/>
-          <w:szCs w:val="24"/>
-        </w:rPr>
-      </w:pPr>
-    </w:p>
-    <w:p>
-      <w:pPr>
-        <w:rPr>
-          <w:sz w:val="24"/>
-          <w:szCs w:val="24"/>
-        </w:rPr>
-      </w:pPr>
-      <w:r>
-        <w:rPr>
-          <w:b/>
-          <w:bCs/>
-          <w:sz w:val="24"/>
-          <w:szCs w:val="24"/>
-        </w:rPr>
-        <w:t>Talmy, D.</w:t>
-      </w:r>
-      <w:r>
-        <w:rPr>
-          <w:sz w:val="24"/>
-          <w:szCs w:val="24"/>
-        </w:rPr>
-        <w:t xml:space="preserve">, </w:t>
-      </w:r>
-      <w:proofErr w:type="spellStart"/>
-      <w:r>
-        <w:rPr>
-          <w:sz w:val="24"/>
-          <w:szCs w:val="24"/>
-        </w:rPr>
-        <w:t>Vage</w:t>
-      </w:r>
-      <w:proofErr w:type="spellEnd"/>
-      <w:r>
-        <w:rPr>
-          <w:sz w:val="24"/>
-          <w:szCs w:val="24"/>
-        </w:rPr>
-        <w:t>, S., Cael, B.B., Follows, M.J. Trade-offs modify ecosystem biomass structure along trophic gradients. 4</w:t>
-      </w:r>
-      <w:r>
-        <w:rPr>
-          <w:sz w:val="24"/>
-          <w:szCs w:val="24"/>
-          <w:vertAlign w:val="superscript"/>
-        </w:rPr>
-        <w:t>th</w:t>
-      </w:r>
-      <w:r>
-        <w:rPr>
-          <w:sz w:val="24"/>
-          <w:szCs w:val="24"/>
-        </w:rPr>
-        <w:t xml:space="preserve"> workshop on trait-based approaches to ocean life, Buckinghamshire, UK, Aug 18</w:t>
-      </w:r>
-      <w:r>
-        <w:rPr>
-          <w:sz w:val="24"/>
-          <w:szCs w:val="24"/>
-          <w:vertAlign w:val="superscript"/>
-        </w:rPr>
-        <w:t>th</w:t>
-      </w:r>
-      <w:r>
-        <w:rPr>
-          <w:sz w:val="24"/>
-          <w:szCs w:val="24"/>
-        </w:rPr>
-        <w:t xml:space="preserve">, 2019. </w:t>
-      </w:r>
-    </w:p>
-    <w:p>
-      <w:pPr>
-        <w:rPr>
-          <w:sz w:val="24"/>
-          <w:szCs w:val="24"/>
-        </w:rPr>
-      </w:pPr>
-    </w:p>
-    <w:p>
-      <w:pPr>
-        <w:rPr>
-          <w:sz w:val="24"/>
-          <w:szCs w:val="24"/>
-        </w:rPr>
-      </w:pPr>
-      <w:r>
-        <w:rPr>
-          <w:b/>
-          <w:bCs/>
-          <w:sz w:val="24"/>
-          <w:szCs w:val="24"/>
-        </w:rPr>
-        <w:t>Showalter, G.M., Talmy, D.</w:t>
-      </w:r>
-      <w:r>
-        <w:rPr>
-          <w:sz w:val="24"/>
-          <w:szCs w:val="24"/>
-        </w:rPr>
-        <w:t>, Deming, J.W. Modeling virus-host dynamics in sea ice brines. International Symposium on Sea Ice, Winnipeg, Manitoba, Canada, August 17-21</w:t>
-      </w:r>
-      <w:r>
-        <w:rPr>
-          <w:sz w:val="24"/>
-          <w:szCs w:val="24"/>
-          <w:vertAlign w:val="superscript"/>
-        </w:rPr>
-        <w:t>st</w:t>
-      </w:r>
-      <w:r>
-        <w:rPr>
-          <w:sz w:val="24"/>
-          <w:szCs w:val="24"/>
-        </w:rPr>
-        <w:t>, 2019.</w:t>
-      </w:r>
-    </w:p>
-    <w:p>
-      <w:pPr>
-        <w:rPr>
-          <w:sz w:val="24"/>
-          <w:szCs w:val="24"/>
-        </w:rPr>
-      </w:pPr>
-    </w:p>
-    <w:p>
-      <w:pPr>
-        <w:rPr>
-          <w:sz w:val="24"/>
-          <w:szCs w:val="24"/>
-        </w:rPr>
-      </w:pPr>
-      <w:r>
-        <w:rPr>
-          <w:b/>
-          <w:bCs/>
-          <w:sz w:val="24"/>
-          <w:szCs w:val="24"/>
-        </w:rPr>
-        <w:t>Hinson, A., Talmy, D.</w:t>
-      </w:r>
-      <w:r>
-        <w:rPr>
-          <w:sz w:val="24"/>
-          <w:szCs w:val="24"/>
-        </w:rPr>
-        <w:t xml:space="preserve"> What controls algal-virus population dynamics in diverse systems? Aquatic Sciences Meeting, San Juan, Puerto Rico, Feb 26</w:t>
-      </w:r>
-      <w:r>
-        <w:rPr>
-          <w:sz w:val="24"/>
-          <w:szCs w:val="24"/>
-          <w:vertAlign w:val="superscript"/>
-        </w:rPr>
-        <w:t>th</w:t>
-      </w:r>
-      <w:r>
-        <w:rPr>
-          <w:sz w:val="24"/>
-          <w:szCs w:val="24"/>
-        </w:rPr>
-        <w:t xml:space="preserve">, 2019. </w:t>
-      </w:r>
-    </w:p>
-    <w:p>
-      <w:pPr>
-        <w:rPr>
-          <w:sz w:val="24"/>
-          <w:szCs w:val="24"/>
-        </w:rPr>
-      </w:pPr>
-    </w:p>
-    <w:p>
-      <w:pPr>
-        <w:rPr>
-          <w:sz w:val="24"/>
-          <w:szCs w:val="24"/>
-        </w:rPr>
-      </w:pPr>
-      <w:r>
-        <w:rPr>
-          <w:b/>
-          <w:bCs/>
-          <w:sz w:val="24"/>
-          <w:szCs w:val="24"/>
-        </w:rPr>
-        <w:t>Talmy, D.</w:t>
-      </w:r>
-      <w:r>
-        <w:rPr>
-          <w:sz w:val="24"/>
-          <w:szCs w:val="24"/>
-        </w:rPr>
-        <w:t xml:space="preserve">, Bidle, K.D., Kranzler, C., </w:t>
-      </w:r>
-      <w:proofErr w:type="spellStart"/>
-      <w:r>
-        <w:rPr>
-          <w:sz w:val="24"/>
-          <w:szCs w:val="24"/>
-        </w:rPr>
-        <w:t>Thamatrakoln</w:t>
-      </w:r>
-      <w:proofErr w:type="spellEnd"/>
-      <w:r>
-        <w:rPr>
-          <w:sz w:val="24"/>
-          <w:szCs w:val="24"/>
-        </w:rPr>
-        <w:t>, K. Inferring nutrient and light sensitivity of phytoplankton host-virus metabolism from laboratory population dynamics. 9</w:t>
-      </w:r>
-      <w:r>
-        <w:rPr>
-          <w:sz w:val="24"/>
-          <w:szCs w:val="24"/>
-          <w:vertAlign w:val="superscript"/>
-        </w:rPr>
-        <w:t>th</w:t>
-      </w:r>
-      <w:r>
-        <w:rPr>
-          <w:sz w:val="24"/>
-          <w:szCs w:val="24"/>
-        </w:rPr>
-        <w:t xml:space="preserve"> Aquatic Virus Workshop, Lincoln, Nebraska, USA, June 20</w:t>
-      </w:r>
-      <w:r>
-        <w:rPr>
-          <w:sz w:val="24"/>
-          <w:szCs w:val="24"/>
-          <w:vertAlign w:val="superscript"/>
-        </w:rPr>
-        <w:t>th</w:t>
-      </w:r>
-      <w:r>
-        <w:rPr>
-          <w:sz w:val="24"/>
-          <w:szCs w:val="24"/>
-        </w:rPr>
-        <w:t xml:space="preserve">, 2018. </w:t>
-      </w:r>
-    </w:p>
-    <w:p>
-      <w:pPr>
-        <w:rPr>
-          <w:sz w:val="24"/>
-          <w:szCs w:val="24"/>
-        </w:rPr>
-      </w:pPr>
-    </w:p>
-    <w:p>
-      <w:pPr>
-        <w:rPr>
-          <w:sz w:val="24"/>
-          <w:szCs w:val="24"/>
-        </w:rPr>
-      </w:pPr>
-      <w:r>
-        <w:rPr>
-          <w:b/>
-          <w:bCs/>
-          <w:sz w:val="24"/>
-          <w:szCs w:val="24"/>
-        </w:rPr>
-        <w:t>Talmy, D.</w:t>
-      </w:r>
-      <w:r>
-        <w:rPr>
-          <w:sz w:val="24"/>
-          <w:szCs w:val="24"/>
-        </w:rPr>
-        <w:t>, Zakem, E., Follows, M.J. Modeling competitive interactions among viruses and microzooplankton grazers in the global ocean. Ocean Sciences Meeting, Portland, Oregon, USA, February 15</w:t>
-      </w:r>
-      <w:r>
-        <w:rPr>
-          <w:sz w:val="24"/>
-          <w:szCs w:val="24"/>
-          <w:vertAlign w:val="superscript"/>
-        </w:rPr>
-        <w:t>th</w:t>
-      </w:r>
-      <w:r>
-        <w:rPr>
-          <w:sz w:val="24"/>
-          <w:szCs w:val="24"/>
-        </w:rPr>
-        <w:t>, 2018.</w:t>
-      </w:r>
-    </w:p>
-    <w:p>
-      <w:pPr>
-        <w:rPr>
-          <w:sz w:val="24"/>
-          <w:szCs w:val="24"/>
-        </w:rPr>
-      </w:pPr>
-    </w:p>
-    <w:p>
-      <w:pPr>
-        <w:rPr>
-          <w:sz w:val="24"/>
-          <w:szCs w:val="24"/>
-        </w:rPr>
-      </w:pPr>
-      <w:r>
-        <w:rPr>
-          <w:sz w:val="24"/>
-          <w:szCs w:val="24"/>
-        </w:rPr>
-        <w:t>Talmy, D., Follett, C.L., Follows, M.J. Does viral lysis influence dissolved organic matter elemental composition? Aquatic Sciences Meeting, Honolulu, Hawaii, USA, February 28</w:t>
-      </w:r>
-      <w:r>
-        <w:rPr>
-          <w:sz w:val="24"/>
-          <w:szCs w:val="24"/>
-          <w:vertAlign w:val="superscript"/>
-        </w:rPr>
-        <w:t>th</w:t>
-      </w:r>
-      <w:r>
-        <w:rPr>
-          <w:sz w:val="24"/>
-          <w:szCs w:val="24"/>
-        </w:rPr>
-        <w:t>, 2017.</w:t>
-      </w:r>
-    </w:p>
-    <w:p>
-      <w:pPr>
-        <w:rPr>
-          <w:b/>
-          <w:sz w:val="24"/>
-          <w:szCs w:val="24"/>
-        </w:rPr>
-      </w:pPr>
-    </w:p>
-    <w:p>
-      <w:pPr>
-        <w:rPr>
-          <w:sz w:val="24"/>
-          <w:szCs w:val="24"/>
-        </w:rPr>
-      </w:pPr>
-      <w:r>
-        <w:rPr>
-          <w:sz w:val="24"/>
-          <w:szCs w:val="24"/>
-        </w:rPr>
-        <w:lastRenderedPageBreak/>
-        <w:t xml:space="preserve">Talmy, D., </w:t>
-      </w:r>
-      <w:proofErr w:type="spellStart"/>
-      <w:r>
-        <w:rPr>
-          <w:sz w:val="24"/>
-          <w:szCs w:val="24"/>
-        </w:rPr>
-        <w:t>Thamatrakoln</w:t>
-      </w:r>
-      <w:proofErr w:type="spellEnd"/>
-      <w:r>
-        <w:rPr>
-          <w:sz w:val="24"/>
-          <w:szCs w:val="24"/>
-        </w:rPr>
-        <w:t xml:space="preserve">, K., Bidle, K.D., Follows, M.J. How does viral infection of </w:t>
-      </w:r>
-      <w:proofErr w:type="spellStart"/>
-      <w:r>
-        <w:rPr>
-          <w:i/>
-          <w:sz w:val="24"/>
-          <w:szCs w:val="24"/>
-        </w:rPr>
-        <w:t>Emiliania</w:t>
-      </w:r>
-      <w:proofErr w:type="spellEnd"/>
-      <w:r>
-        <w:rPr>
-          <w:i/>
-          <w:sz w:val="24"/>
-          <w:szCs w:val="24"/>
-        </w:rPr>
-        <w:t xml:space="preserve"> </w:t>
-      </w:r>
-      <w:proofErr w:type="spellStart"/>
-      <w:r>
-        <w:rPr>
-          <w:i/>
-          <w:sz w:val="24"/>
-          <w:szCs w:val="24"/>
-        </w:rPr>
-        <w:t>huxleyi</w:t>
-      </w:r>
-      <w:proofErr w:type="spellEnd"/>
-      <w:r>
-        <w:rPr>
-          <w:sz w:val="24"/>
-          <w:szCs w:val="24"/>
-        </w:rPr>
-        <w:t xml:space="preserve"> depend on ambient irradiance? Monteiro group meeting, University of Bristol, Bristol, UK, July 26</w:t>
-      </w:r>
-      <w:r>
-        <w:rPr>
-          <w:sz w:val="24"/>
-          <w:szCs w:val="24"/>
-          <w:vertAlign w:val="superscript"/>
-        </w:rPr>
-        <w:t>th</w:t>
-      </w:r>
-      <w:r>
-        <w:rPr>
-          <w:sz w:val="24"/>
-          <w:szCs w:val="24"/>
-        </w:rPr>
-        <w:t>, 2016.</w:t>
-      </w:r>
-    </w:p>
-    <w:p>
-      <w:pPr>
-        <w:rPr>
-          <w:b/>
-          <w:sz w:val="24"/>
-          <w:szCs w:val="24"/>
-        </w:rPr>
-      </w:pPr>
-    </w:p>
-    <w:p>
-      <w:pPr>
-        <w:rPr>
-          <w:sz w:val="24"/>
-          <w:szCs w:val="24"/>
-        </w:rPr>
-      </w:pPr>
-      <w:r>
-        <w:rPr>
-          <w:sz w:val="24"/>
-          <w:szCs w:val="24"/>
-        </w:rPr>
-        <w:t>Talmy, D., Hussain, F., Follows, M.J. The influence of lytic vs. lysogenic viral reproduction on host-virus populations. 8</w:t>
-      </w:r>
-      <w:r>
-        <w:rPr>
-          <w:sz w:val="24"/>
-          <w:szCs w:val="24"/>
-          <w:vertAlign w:val="superscript"/>
-        </w:rPr>
-        <w:t>th</w:t>
-      </w:r>
-      <w:r>
-        <w:rPr>
-          <w:sz w:val="24"/>
-          <w:szCs w:val="24"/>
-        </w:rPr>
-        <w:t xml:space="preserve"> Aquatic Virus Workshop, Plymouth, UK, July 11</w:t>
-      </w:r>
-      <w:r>
-        <w:rPr>
-          <w:sz w:val="24"/>
-          <w:szCs w:val="24"/>
-          <w:vertAlign w:val="superscript"/>
-        </w:rPr>
-        <w:t>th</w:t>
-      </w:r>
-      <w:r>
-        <w:rPr>
-          <w:sz w:val="24"/>
-          <w:szCs w:val="24"/>
-        </w:rPr>
-        <w:t>, 2016.</w:t>
-      </w:r>
-    </w:p>
-    <w:p>
-      <w:pPr>
-        <w:rPr>
-          <w:b/>
-          <w:sz w:val="24"/>
-          <w:szCs w:val="24"/>
-        </w:rPr>
-      </w:pPr>
-    </w:p>
-    <w:p>
-      <w:pPr>
-        <w:rPr>
-          <w:sz w:val="24"/>
-          <w:szCs w:val="24"/>
-        </w:rPr>
-      </w:pPr>
-      <w:r>
-        <w:rPr>
-          <w:sz w:val="24"/>
-          <w:szCs w:val="24"/>
-        </w:rPr>
-        <w:t>Talmy, D., Martiny, A.C., Hickman, A.E., Hill, C.N., Follows, M.J. Microzooplankton regulation of surface ocean POC:PON ratios. Ocean Sciences Meeting, New Orleans, Louisiana, USA, February 25</w:t>
-      </w:r>
-      <w:r>
-        <w:rPr>
-          <w:sz w:val="24"/>
-          <w:szCs w:val="24"/>
-          <w:vertAlign w:val="superscript"/>
-        </w:rPr>
-        <w:t>th</w:t>
-      </w:r>
-      <w:r>
-        <w:rPr>
-          <w:sz w:val="24"/>
-          <w:szCs w:val="24"/>
-        </w:rPr>
-        <w:t>, 2016.</w:t>
-      </w:r>
-    </w:p>
-    <w:p>
-      <w:pPr>
-        <w:rPr>
-          <w:sz w:val="24"/>
-          <w:szCs w:val="24"/>
-        </w:rPr>
-      </w:pPr>
-    </w:p>
-    <w:p>
-      <w:pPr>
-        <w:rPr>
-          <w:sz w:val="24"/>
-          <w:szCs w:val="24"/>
-        </w:rPr>
-      </w:pPr>
-      <w:r>
-        <w:rPr>
-          <w:sz w:val="24"/>
-          <w:szCs w:val="24"/>
-        </w:rPr>
-        <w:t>Talmy, D., Hussain, F., Follows, M.J. The influence of viral reproduction strategies on marine microbial community dynamics. 2</w:t>
-      </w:r>
-      <w:r>
-        <w:rPr>
-          <w:sz w:val="24"/>
-          <w:szCs w:val="24"/>
-          <w:vertAlign w:val="superscript"/>
-        </w:rPr>
-        <w:t>nd</w:t>
-      </w:r>
-      <w:r>
-        <w:rPr>
-          <w:sz w:val="24"/>
-          <w:szCs w:val="24"/>
-        </w:rPr>
-        <w:t xml:space="preserve"> workshop on trait-based approaches to ocean life, New Hampshire, USA, October 5</w:t>
-      </w:r>
-      <w:r>
-        <w:rPr>
-          <w:sz w:val="24"/>
-          <w:szCs w:val="24"/>
-          <w:vertAlign w:val="superscript"/>
-        </w:rPr>
-        <w:t>th</w:t>
-      </w:r>
-      <w:r>
-        <w:rPr>
-          <w:sz w:val="24"/>
-          <w:szCs w:val="24"/>
-        </w:rPr>
-        <w:t>, 2015.</w:t>
-      </w:r>
-    </w:p>
-    <w:p>
-      <w:pPr>
-        <w:rPr>
-          <w:sz w:val="24"/>
-          <w:szCs w:val="24"/>
-        </w:rPr>
-      </w:pPr>
-    </w:p>
-    <w:p>
-      <w:pPr>
-        <w:rPr>
-          <w:sz w:val="24"/>
-          <w:szCs w:val="24"/>
-        </w:rPr>
-      </w:pPr>
-      <w:r>
-        <w:rPr>
-          <w:sz w:val="24"/>
-          <w:szCs w:val="24"/>
-        </w:rPr>
-        <w:t>Talmy, D., Hussain, F., Follows, M.J. The influence of viral reproductive strategies on marine microbial community dynamics. Aquatic Sciences Meeting, Granada, Spain, February 27</w:t>
-      </w:r>
-      <w:r>
-        <w:rPr>
-          <w:sz w:val="24"/>
-          <w:szCs w:val="24"/>
-          <w:vertAlign w:val="superscript"/>
-        </w:rPr>
-        <w:t>th</w:t>
-      </w:r>
-      <w:r>
-        <w:rPr>
-          <w:sz w:val="24"/>
-          <w:szCs w:val="24"/>
-        </w:rPr>
-        <w:t>, 2015.</w:t>
-      </w:r>
-    </w:p>
-    <w:p>
-      <w:pPr>
-        <w:rPr>
-          <w:sz w:val="24"/>
-          <w:szCs w:val="24"/>
-        </w:rPr>
-      </w:pPr>
-    </w:p>
-    <w:p>
-      <w:pPr>
-        <w:rPr>
-          <w:sz w:val="24"/>
-          <w:szCs w:val="24"/>
-        </w:rPr>
-      </w:pPr>
-      <w:r>
-        <w:rPr>
-          <w:sz w:val="24"/>
-          <w:szCs w:val="24"/>
-        </w:rPr>
-        <w:t>Talmy, D., Hardman-</w:t>
-      </w:r>
-      <w:proofErr w:type="spellStart"/>
-      <w:r>
-        <w:rPr>
-          <w:sz w:val="24"/>
-          <w:szCs w:val="24"/>
-        </w:rPr>
-        <w:t>Mountford</w:t>
-      </w:r>
-      <w:proofErr w:type="spellEnd"/>
-      <w:r>
-        <w:rPr>
-          <w:sz w:val="24"/>
-          <w:szCs w:val="24"/>
-        </w:rPr>
-        <w:t>, N.J., Blackford, J.C., Geider, R.J. Phytoplankton photoadaptation in contrasting aquatic light regimes. Ocean Sciences Meeting, Honolulu, Hawaii, USA, February 27</w:t>
-      </w:r>
-      <w:r>
-        <w:rPr>
-          <w:sz w:val="24"/>
-          <w:szCs w:val="24"/>
-          <w:vertAlign w:val="superscript"/>
-        </w:rPr>
-        <w:t>th</w:t>
-      </w:r>
-      <w:r>
-        <w:rPr>
-          <w:sz w:val="24"/>
-          <w:szCs w:val="24"/>
-        </w:rPr>
-        <w:t>, 2014.</w:t>
-      </w:r>
-    </w:p>
-    <w:p>
-      <w:pPr>
-        <w:rPr>
-          <w:sz w:val="24"/>
-          <w:szCs w:val="24"/>
-        </w:rPr>
-      </w:pPr>
-    </w:p>
-    <w:p>
-      <w:pPr>
-        <w:rPr>
-          <w:sz w:val="24"/>
-          <w:szCs w:val="24"/>
-        </w:rPr>
-      </w:pPr>
-      <w:r>
-        <w:rPr>
-          <w:sz w:val="24"/>
-          <w:szCs w:val="24"/>
-        </w:rPr>
-        <w:t>Talmy, D., Hardman-</w:t>
-      </w:r>
-      <w:proofErr w:type="spellStart"/>
-      <w:r>
-        <w:rPr>
-          <w:sz w:val="24"/>
-          <w:szCs w:val="24"/>
-        </w:rPr>
-        <w:t>Mountford</w:t>
-      </w:r>
-      <w:proofErr w:type="spellEnd"/>
-      <w:r>
-        <w:rPr>
-          <w:sz w:val="24"/>
-          <w:szCs w:val="24"/>
-        </w:rPr>
-        <w:t xml:space="preserve">, N.J., Blackford, J.C., </w:t>
-      </w:r>
-      <w:proofErr w:type="spellStart"/>
-      <w:r>
-        <w:rPr>
-          <w:sz w:val="24"/>
-          <w:szCs w:val="24"/>
-        </w:rPr>
-        <w:t>Polimene</w:t>
-      </w:r>
-      <w:proofErr w:type="spellEnd"/>
-      <w:r>
-        <w:rPr>
-          <w:sz w:val="24"/>
-          <w:szCs w:val="24"/>
-        </w:rPr>
-        <w:t>, L., Hill, C.N., Follows, M.J., Geider, R.J. Phytoplankton photoadaptation in contrasting aquatic light regimes. Sack Lunch Seminar Series, Department of Earth, Atmospheric and Planetary Sciences, Massachusetts Institute of Technology, Massachusetts, USA, October 23</w:t>
-      </w:r>
-      <w:r>
-        <w:rPr>
-          <w:sz w:val="24"/>
-          <w:szCs w:val="24"/>
-          <w:vertAlign w:val="superscript"/>
-        </w:rPr>
-        <w:t>rd</w:t>
-      </w:r>
-      <w:r>
-        <w:rPr>
-          <w:sz w:val="24"/>
-          <w:szCs w:val="24"/>
-        </w:rPr>
-        <w:t>, 2013.</w:t>
-      </w:r>
-    </w:p>
-    <w:p>
-      <w:pPr>
-        <w:rPr>
-          <w:sz w:val="24"/>
-          <w:szCs w:val="24"/>
-        </w:rPr>
-      </w:pPr>
-    </w:p>
-    <w:p>
-      <w:pPr>
-        <w:rPr>
-          <w:bCs/>
-          <w:sz w:val="24"/>
-          <w:szCs w:val="24"/>
-        </w:rPr>
-      </w:pPr>
-      <w:r>
-        <w:rPr>
-          <w:sz w:val="24"/>
-          <w:szCs w:val="24"/>
-        </w:rPr>
-        <w:t>Talmy, D., Blackford, J., Hardman-</w:t>
-      </w:r>
-      <w:proofErr w:type="spellStart"/>
-      <w:r>
-        <w:rPr>
-          <w:sz w:val="24"/>
-          <w:szCs w:val="24"/>
-        </w:rPr>
-        <w:t>Mountford</w:t>
-      </w:r>
-      <w:proofErr w:type="spellEnd"/>
-      <w:r>
-        <w:rPr>
-          <w:sz w:val="24"/>
-          <w:szCs w:val="24"/>
-        </w:rPr>
-        <w:t xml:space="preserve">, Geider, R.J. </w:t>
-      </w:r>
-      <w:r>
-        <w:rPr>
-          <w:bCs/>
-          <w:sz w:val="24"/>
-          <w:szCs w:val="24"/>
-        </w:rPr>
-        <w:t>Adaptation to variable light determines resource allocation in phytoplankton. Ocean Sciences Meeting, Salt Lake City, Utah, USA, February 23</w:t>
-      </w:r>
-      <w:r>
-        <w:rPr>
-          <w:bCs/>
-          <w:sz w:val="24"/>
-          <w:szCs w:val="24"/>
-          <w:vertAlign w:val="superscript"/>
-        </w:rPr>
-        <w:t>rd</w:t>
-      </w:r>
-      <w:r>
-        <w:rPr>
-          <w:bCs/>
-          <w:sz w:val="24"/>
-          <w:szCs w:val="24"/>
-        </w:rPr>
-        <w:t>, 2012.</w:t>
-      </w:r>
-    </w:p>
-    <w:p>
-      <w:pPr>
-        <w:rPr>
-          <w:b/>
-          <w:bCs/>
-          <w:sz w:val="24"/>
-          <w:szCs w:val="24"/>
-        </w:rPr>
-      </w:pPr>
-    </w:p>
-    <w:p>
-      <w:pPr>
-        <w:rPr>
-          <w:bCs/>
-          <w:color w:val="000000"/>
-          <w:sz w:val="24"/>
-          <w:szCs w:val="24"/>
-        </w:rPr>
-      </w:pPr>
-      <w:r>
-        <w:rPr>
-          <w:sz w:val="24"/>
-          <w:szCs w:val="24"/>
-        </w:rPr>
-        <w:t>Talmy, D., Blackford, J., Hardman-</w:t>
-      </w:r>
-      <w:proofErr w:type="spellStart"/>
-      <w:r>
-        <w:rPr>
-          <w:sz w:val="24"/>
-          <w:szCs w:val="24"/>
-        </w:rPr>
-        <w:t>Mountford</w:t>
-      </w:r>
-      <w:proofErr w:type="spellEnd"/>
-      <w:r>
-        <w:rPr>
-          <w:sz w:val="24"/>
-          <w:szCs w:val="24"/>
-        </w:rPr>
-        <w:t xml:space="preserve">, Geider, R.J. Modeling phytoplankton growth in </w:t>
-      </w:r>
-      <w:proofErr w:type="spellStart"/>
-      <w:proofErr w:type="gramStart"/>
-      <w:r>
-        <w:rPr>
-          <w:sz w:val="24"/>
-          <w:szCs w:val="24"/>
-        </w:rPr>
-        <w:t>non steady</w:t>
-      </w:r>
-      <w:proofErr w:type="spellEnd"/>
-      <w:proofErr w:type="gramEnd"/>
-      <w:r>
-        <w:rPr>
-          <w:sz w:val="24"/>
-          <w:szCs w:val="24"/>
-        </w:rPr>
-        <w:t>-state environments. Marine Sciences Seminar, Plymouth Marine Laboratory, Plymouth, UK, May 26</w:t>
-      </w:r>
-      <w:r>
-        <w:rPr>
-          <w:sz w:val="24"/>
-          <w:szCs w:val="24"/>
-          <w:vertAlign w:val="superscript"/>
-        </w:rPr>
-        <w:t>th</w:t>
-      </w:r>
-      <w:r>
-        <w:rPr>
-          <w:sz w:val="24"/>
-          <w:szCs w:val="24"/>
-        </w:rPr>
-        <w:t>, 2011.</w:t>
-      </w:r>
-    </w:p>
-    <w:p>
-      <w:pPr>
-        <w:rPr>
-          <w:b/>
-          <w:bCs/>
-          <w:sz w:val="24"/>
-          <w:szCs w:val="24"/>
-        </w:rPr>
-      </w:pPr>
-    </w:p>
-    <w:p>
-      <w:pPr>
-        <w:rPr>
-          <w:bCs/>
-          <w:color w:val="000000"/>
-          <w:sz w:val="24"/>
-          <w:szCs w:val="24"/>
-        </w:rPr>
-      </w:pPr>
-      <w:r>
-        <w:rPr>
-          <w:sz w:val="24"/>
-          <w:szCs w:val="24"/>
-        </w:rPr>
-        <w:t>Talmy, D., Blackford, J., Hardman-</w:t>
-      </w:r>
-      <w:proofErr w:type="spellStart"/>
-      <w:r>
-        <w:rPr>
-          <w:sz w:val="24"/>
-          <w:szCs w:val="24"/>
-        </w:rPr>
-        <w:t>Mountford</w:t>
-      </w:r>
-      <w:proofErr w:type="spellEnd"/>
-      <w:r>
-        <w:rPr>
-          <w:sz w:val="24"/>
-          <w:szCs w:val="24"/>
-        </w:rPr>
-        <w:t>, Geider, R.J. Modeling phytoplankton productivity in the open ocean: including the effects of adaptation to different light regimes. Marine Science and Environmental Microbiology Seminar, University of Essex, January 26</w:t>
-      </w:r>
-      <w:r>
-        <w:rPr>
-          <w:sz w:val="24"/>
-          <w:szCs w:val="24"/>
-          <w:vertAlign w:val="superscript"/>
-        </w:rPr>
-        <w:t>th</w:t>
-      </w:r>
-      <w:r>
-        <w:rPr>
-          <w:sz w:val="24"/>
-          <w:szCs w:val="24"/>
-        </w:rPr>
-        <w:t>, 2011.</w:t>
-      </w:r>
-    </w:p>
-    <w:p>
-      <w:pPr>
-        <w:rPr>
-          <w:b/>
-          <w:bCs/>
-          <w:sz w:val="24"/>
-          <w:szCs w:val="24"/>
-        </w:rPr>
-      </w:pPr>
-    </w:p>
-    <w:p>
-      <w:pPr>
-        <w:rPr>
-          <w:sz w:val="24"/>
-          <w:szCs w:val="24"/>
-        </w:rPr>
-      </w:pPr>
-      <w:r>
-        <w:rPr>
-          <w:sz w:val="24"/>
-          <w:szCs w:val="24"/>
-        </w:rPr>
-        <w:t>Talmy, D., Blackford, J., Hardman-</w:t>
-      </w:r>
-      <w:proofErr w:type="spellStart"/>
-      <w:r>
-        <w:rPr>
-          <w:sz w:val="24"/>
-          <w:szCs w:val="24"/>
-        </w:rPr>
-        <w:t>Mountford</w:t>
-      </w:r>
-      <w:proofErr w:type="spellEnd"/>
-      <w:r>
-        <w:rPr>
-          <w:sz w:val="24"/>
-          <w:szCs w:val="24"/>
-        </w:rPr>
-        <w:t>, Geider, R.J. Optimality in phytoplankton growth models and the link with satellite data. NCEO Ocean Carbon Cycle Meeting, Plymouth, UK, July 15</w:t>
-      </w:r>
-      <w:r>
-        <w:rPr>
-          <w:sz w:val="24"/>
-          <w:szCs w:val="24"/>
-          <w:vertAlign w:val="superscript"/>
-        </w:rPr>
-        <w:t>th</w:t>
-      </w:r>
-      <w:r>
-        <w:rPr>
-          <w:sz w:val="24"/>
-          <w:szCs w:val="24"/>
-        </w:rPr>
-        <w:t>, 2010.</w:t>
-      </w:r>
-    </w:p>
-    <w:p>
-      <w:pPr>
-        <w:rPr>
-          <w:sz w:val="24"/>
-          <w:szCs w:val="24"/>
-        </w:rPr>
-      </w:pPr>
-    </w:p>
-    <w:p>
-      <w:pPr>
-        <w:rPr>
-          <w:b/>
-          <w:bCs/>
-          <w:sz w:val="24"/>
-          <w:szCs w:val="24"/>
-        </w:rPr>
-      </w:pPr>
-      <w:r>
-        <w:rPr>
-          <w:b/>
-          <w:bCs/>
-          <w:sz w:val="24"/>
-          <w:szCs w:val="24"/>
-        </w:rPr>
-        <w:t>Poster Presentations</w:t>
-      </w:r>
-    </w:p>
-    <w:p>
-      <w:pPr>
-        <w:rPr>
-          <w:sz w:val="24"/>
-          <w:szCs w:val="24"/>
-        </w:rPr>
-      </w:pPr>
-    </w:p>
-    <w:p>
-      <w:pPr>
-        <w:rPr>
-          <w:i/>
-          <w:iCs/>
-          <w:sz w:val="24"/>
-          <w:szCs w:val="24"/>
-        </w:rPr>
-      </w:pPr>
-      <w:r>
-        <w:rPr>
-          <w:i/>
-          <w:iCs/>
-          <w:sz w:val="24"/>
-          <w:szCs w:val="24"/>
-        </w:rPr>
         <w:t>Boldened names indicate people in my research group</w:t>
       </w:r>
     </w:p>
@@ -6692,21 +5776,12 @@
         </w:rPr>
         <w:t>th</w:t>
       </w:r>
-      <w:proofErr w:type="gramStart"/>
-      <w:r>
-        <w:rPr>
-          <w:sz w:val="24"/>
-          <w:szCs w:val="24"/>
-        </w:rPr>
-        <w:t xml:space="preserve"> 2022</w:t>
-      </w:r>
-      <w:proofErr w:type="gramEnd"/>
-      <w:r>
-        <w:rPr>
-          <w:sz w:val="24"/>
-          <w:szCs w:val="24"/>
-        </w:rPr>
-        <w:t>.</w:t>
+      <w:r>
+        <w:rPr>
+          <w:sz w:val="24"/>
+          <w:szCs w:val="24"/>
+        </w:rPr>
+        <w:t xml:space="preserve"> 2022.</w:t>
       </w:r>
     </w:p>
     <w:p>
@@ -6779,21 +5854,12 @@
         </w:rPr>
         <w:t>th</w:t>
       </w:r>
-      <w:proofErr w:type="gramStart"/>
-      <w:r>
-        <w:rPr>
-          <w:sz w:val="24"/>
-          <w:szCs w:val="24"/>
-        </w:rPr>
-        <w:t xml:space="preserve"> 2022</w:t>
-      </w:r>
-      <w:proofErr w:type="gramEnd"/>
-      <w:r>
-        <w:rPr>
-          <w:sz w:val="24"/>
-          <w:szCs w:val="24"/>
-        </w:rPr>
-        <w:t>.</w:t>
+      <w:r>
+        <w:rPr>
+          <w:sz w:val="24"/>
+          <w:szCs w:val="24"/>
+        </w:rPr>
+        <w:t xml:space="preserve"> 2022.</w:t>
       </w:r>
     </w:p>
     <w:p>
@@ -6825,23 +5891,7 @@
           <w:sz w:val="24"/>
           <w:szCs w:val="24"/>
         </w:rPr>
-        <w:t xml:space="preserve">, </w:t>
-      </w:r>
-      <w:proofErr w:type="spellStart"/>
-      <w:r>
-        <w:rPr>
-          <w:sz w:val="24"/>
-          <w:szCs w:val="24"/>
-        </w:rPr>
-        <w:t>Omta</w:t>
-      </w:r>
-      <w:proofErr w:type="spellEnd"/>
-      <w:r>
-        <w:rPr>
-          <w:sz w:val="24"/>
-          <w:szCs w:val="24"/>
-        </w:rPr>
-        <w:t xml:space="preserve">, A.W., </w:t>
+        <w:t xml:space="preserve">, Omta, A.W., </w:t>
       </w:r>
       <w:r>
         <w:rPr>
@@ -6882,21 +5932,12 @@
         </w:rPr>
         <w:t>th</w:t>
       </w:r>
-      <w:proofErr w:type="gramStart"/>
-      <w:r>
-        <w:rPr>
-          <w:sz w:val="24"/>
-          <w:szCs w:val="24"/>
-        </w:rPr>
-        <w:t xml:space="preserve"> 2022</w:t>
-      </w:r>
-      <w:proofErr w:type="gramEnd"/>
-      <w:r>
-        <w:rPr>
-          <w:sz w:val="24"/>
-          <w:szCs w:val="24"/>
-        </w:rPr>
-        <w:t>.</w:t>
+      <w:r>
+        <w:rPr>
+          <w:sz w:val="24"/>
+          <w:szCs w:val="24"/>
+        </w:rPr>
+        <w:t xml:space="preserve"> 2022.</w:t>
       </w:r>
     </w:p>
     <w:p>
@@ -7116,23 +6157,7 @@
           <w:sz w:val="24"/>
           <w:szCs w:val="24"/>
         </w:rPr>
-        <w:t>Talmy, D., Blackford, J., Hardman-</w:t>
-      </w:r>
-      <w:proofErr w:type="spellStart"/>
-      <w:r>
-        <w:rPr>
-          <w:sz w:val="24"/>
-          <w:szCs w:val="24"/>
-        </w:rPr>
-        <w:t>Mountford</w:t>
-      </w:r>
-      <w:proofErr w:type="spellEnd"/>
-      <w:r>
-        <w:rPr>
-          <w:sz w:val="24"/>
-          <w:szCs w:val="24"/>
-        </w:rPr>
-        <w:t xml:space="preserve">, Geider, R.J. Phytoplankton optimal resource allocation in response to variable light intensity. </w:t>
+        <w:t xml:space="preserve">Talmy, D., Blackford, J., Hardman-Mountford, Geider, R.J. Phytoplankton optimal resource allocation in response to variable light intensity. </w:t>
       </w:r>
       <w:r>
         <w:rPr>
@@ -7193,23 +6218,7 @@
           <w:sz w:val="24"/>
           <w:szCs w:val="24"/>
         </w:rPr>
-        <w:t>Talmy, D., Blackford, J., Hardman-</w:t>
-      </w:r>
-      <w:proofErr w:type="spellStart"/>
-      <w:r>
-        <w:rPr>
-          <w:sz w:val="24"/>
-          <w:szCs w:val="24"/>
-        </w:rPr>
-        <w:t>Mountford</w:t>
-      </w:r>
-      <w:proofErr w:type="spellEnd"/>
-      <w:r>
-        <w:rPr>
-          <w:sz w:val="24"/>
-          <w:szCs w:val="24"/>
-        </w:rPr>
-        <w:t>, Geider, R.J. Optimality in phytoplankton growth models and the link with satellite data. Advanced School on Complexity, Adaptation and Emergence in Marine Ecosystems, Trieste, Italy, October 21</w:t>
+        <w:t>Talmy, D., Blackford, J., Hardman-Mountford, Geider, R.J. Optimality in phytoplankton growth models and the link with satellite data. Advanced School on Complexity, Adaptation and Emergence in Marine Ecosystems, Trieste, Italy, October 21</w:t>
       </w:r>
       <w:r>
         <w:rPr>
@@ -7331,37 +6340,12 @@
                 <w:szCs w:val="24"/>
               </w:rPr>
             </w:pPr>
-            <w:proofErr w:type="spellStart"/>
-            <w:r>
-              <w:rPr>
-                <w:sz w:val="24"/>
-                <w:szCs w:val="24"/>
-              </w:rPr>
-              <w:t>BioGeoScapes</w:t>
-            </w:r>
-            <w:proofErr w:type="spellEnd"/>
-            <w:r>
-              <w:rPr>
-                <w:sz w:val="24"/>
-                <w:szCs w:val="24"/>
-              </w:rPr>
-              <w:t xml:space="preserve"> / C-</w:t>
-            </w:r>
-            <w:proofErr w:type="spellStart"/>
-            <w:r>
-              <w:rPr>
-                <w:sz w:val="24"/>
-                <w:szCs w:val="24"/>
-              </w:rPr>
-              <w:t>CoMP</w:t>
-            </w:r>
-            <w:proofErr w:type="spellEnd"/>
-            <w:r>
-              <w:rPr>
-                <w:sz w:val="24"/>
-                <w:szCs w:val="24"/>
-              </w:rPr>
-              <w:t xml:space="preserve"> Modeling Workshop, Woods Hole Oceanographic Institution, Massachusetts, USA.</w:t>
+            <w:r>
+              <w:rPr>
+                <w:sz w:val="24"/>
+                <w:szCs w:val="24"/>
+              </w:rPr>
+              <w:t xml:space="preserve">BioGeoScapes / C-CoMP Modeling Workshop, Woods Hole Oceanographic Institution, Massachusetts, USA.</w:t>
             </w:r>
           </w:p>
         </w:tc>
@@ -7541,29 +6525,7 @@
                 <w:szCs w:val="24"/>
                 <w:lang w:val="fr-FR"/>
               </w:rPr>
-              <w:t xml:space="preserve">Green </w:t>
-            </w:r>
-            <w:proofErr w:type="spellStart"/>
-            <w:r>
-              <w:rPr>
-                <w:b w:val="0"/>
-                <w:bCs w:val="0"/>
-                <w:sz w:val="24"/>
-                <w:szCs w:val="24"/>
-                <w:lang w:val="fr-FR"/>
-              </w:rPr>
-              <w:t>Ocean</w:t>
-            </w:r>
-            <w:proofErr w:type="spellEnd"/>
-            <w:r>
-              <w:rPr>
-                <w:b w:val="0"/>
-                <w:bCs w:val="0"/>
-                <w:sz w:val="24"/>
-                <w:szCs w:val="24"/>
-                <w:lang w:val="fr-FR"/>
-              </w:rPr>
-              <w:t xml:space="preserve"> Workshop, </w:t>
+              <w:t xml:space="preserve">Green Ocean Workshop, </w:t>
             </w:r>
             <w:r>
               <w:rPr>
@@ -7709,21 +6671,12 @@
                 <w:szCs w:val="24"/>
               </w:rPr>
             </w:pPr>
-            <w:proofErr w:type="spellStart"/>
-            <w:r>
-              <w:rPr>
-                <w:sz w:val="24"/>
-                <w:szCs w:val="24"/>
-              </w:rPr>
-              <w:t>NIMBioS</w:t>
-            </w:r>
-            <w:proofErr w:type="spellEnd"/>
-            <w:r>
-              <w:rPr>
-                <w:sz w:val="24"/>
-                <w:szCs w:val="24"/>
-              </w:rPr>
-              <w:t xml:space="preserve"> Investigative Workshop on Quantitative Education in Life Sciences Graduate Programs, Virtual.</w:t>
+            <w:r>
+              <w:rPr>
+                <w:sz w:val="24"/>
+                <w:szCs w:val="24"/>
+              </w:rPr>
+              <w:t xml:space="preserve">NIMBioS Investigative Workshop on Quantitative Education in Life Sciences Graduate Programs, Virtual.</w:t>
             </w:r>
           </w:p>
         </w:tc>
@@ -8069,23 +7022,7 @@
                 <w:sz w:val="24"/>
                 <w:szCs w:val="24"/>
               </w:rPr>
-              <w:t xml:space="preserve">Workshop for Development of Macromolecular Models of Marine Algae, </w:t>
-            </w:r>
-            <w:proofErr w:type="spellStart"/>
-            <w:r>
-              <w:rPr>
-                <w:sz w:val="24"/>
-                <w:szCs w:val="24"/>
-              </w:rPr>
-              <w:t>Sackeville</w:t>
-            </w:r>
-            <w:proofErr w:type="spellEnd"/>
-            <w:r>
-              <w:rPr>
-                <w:sz w:val="24"/>
-                <w:szCs w:val="24"/>
-              </w:rPr>
-              <w:t>, New Brunswick, Canada.</w:t>
+              <w:t xml:space="preserve">Workshop for Development of Macromolecular Models of Marine Algae, Sackeville, New Brunswick, Canada.</w:t>
             </w:r>
           </w:p>
         </w:tc>
@@ -8950,23 +7887,7 @@
                 <w:sz w:val="24"/>
                 <w:szCs w:val="24"/>
               </w:rPr>
-              <w:t xml:space="preserve">Associate tutor, University of Sussex, UK. Courses taught: Linear algebra II and Introduction to </w:t>
-            </w:r>
-            <w:proofErr w:type="spellStart"/>
-            <w:r>
-              <w:rPr>
-                <w:sz w:val="24"/>
-                <w:szCs w:val="24"/>
-              </w:rPr>
-              <w:t>Matlab</w:t>
-            </w:r>
-            <w:proofErr w:type="spellEnd"/>
-            <w:r>
-              <w:rPr>
-                <w:sz w:val="24"/>
-                <w:szCs w:val="24"/>
-              </w:rPr>
-              <w:t>.</w:t>
+              <w:t xml:space="preserve">Associate tutor, University of Sussex, UK. Courses taught: Linear algebra II and Introduction to Matlab.</w:t>
             </w:r>
           </w:p>
         </w:tc>
@@ -9270,23 +8191,7 @@
                 <w:sz w:val="24"/>
                 <w:szCs w:val="24"/>
               </w:rPr>
-              <w:t xml:space="preserve">Umang Joshi, Stephanie Westaway, Michael Lin, </w:t>
-            </w:r>
-            <w:proofErr w:type="spellStart"/>
-            <w:r>
-              <w:rPr>
-                <w:sz w:val="24"/>
-                <w:szCs w:val="24"/>
-              </w:rPr>
-              <w:t>NIMBioS</w:t>
-            </w:r>
-            <w:proofErr w:type="spellEnd"/>
-            <w:r>
-              <w:rPr>
-                <w:sz w:val="24"/>
-                <w:szCs w:val="24"/>
-              </w:rPr>
-              <w:t xml:space="preserve"> Research Experiences for Undergraduates, 6-week summer group research project.</w:t>
+              <w:t xml:space="preserve">Umang Joshi, Stephanie Westaway, Michael Lin, NIMBioS Research Experiences for Undergraduates, 6-week summer group research project.</w:t>
             </w:r>
           </w:p>
         </w:tc>
@@ -9326,21 +8231,12 @@
                 <w:szCs w:val="24"/>
               </w:rPr>
             </w:pPr>
-            <w:proofErr w:type="spellStart"/>
-            <w:r>
-              <w:rPr>
-                <w:sz w:val="24"/>
-                <w:szCs w:val="24"/>
-              </w:rPr>
-              <w:t>Maitraya</w:t>
-            </w:r>
-            <w:proofErr w:type="spellEnd"/>
-            <w:r>
-              <w:rPr>
-                <w:sz w:val="24"/>
-                <w:szCs w:val="24"/>
-              </w:rPr>
-              <w:t xml:space="preserve"> Ghatak, 401R, Undergraduate Research in Microbiology. </w:t>
+            <w:r>
+              <w:rPr>
+                <w:sz w:val="24"/>
+                <w:szCs w:val="24"/>
+              </w:rPr>
+              <w:t xml:space="preserve">Maitraya Ghatak, 401R, Undergraduate Research in Microbiology. </w:t>
             </w:r>
           </w:p>
         </w:tc>
@@ -9385,23 +8281,7 @@
                 <w:sz w:val="24"/>
                 <w:szCs w:val="24"/>
               </w:rPr>
-              <w:t xml:space="preserve">Lucas Fiet, Margie Knight, Priscilla Cho, </w:t>
-            </w:r>
-            <w:proofErr w:type="spellStart"/>
-            <w:r>
-              <w:rPr>
-                <w:sz w:val="24"/>
-                <w:szCs w:val="24"/>
-              </w:rPr>
-              <w:t>NIMBioS</w:t>
-            </w:r>
-            <w:proofErr w:type="spellEnd"/>
-            <w:r>
-              <w:rPr>
-                <w:sz w:val="24"/>
-                <w:szCs w:val="24"/>
-              </w:rPr>
-              <w:t xml:space="preserve"> Research Experiences for Undergraduates, 10-week summer group research project.</w:t>
+              <w:t xml:space="preserve">Lucas Fiet, Margie Knight, Priscilla Cho, NIMBioS Research Experiences for Undergraduates, 10-week summer group research project.</w:t>
             </w:r>
           </w:p>
         </w:tc>
@@ -11140,29 +10020,7 @@
                 <w:sz w:val="24"/>
                 <w:szCs w:val="24"/>
               </w:rPr>
-              <w:t xml:space="preserve">SCOPE Synthesis: </w:t>
-            </w:r>
-            <w:proofErr w:type="spellStart"/>
-            <w:r>
-              <w:rPr>
-                <w:rFonts w:eastAsia="Cambria"/>
-                <w:i/>
-                <w:color w:val="000000"/>
-                <w:sz w:val="24"/>
-                <w:szCs w:val="24"/>
-              </w:rPr>
-              <w:t>vDarwin</w:t>
-            </w:r>
-            <w:proofErr w:type="spellEnd"/>
-            <w:r>
-              <w:rPr>
-                <w:rFonts w:eastAsia="Cambria"/>
-                <w:i/>
-                <w:color w:val="000000"/>
-                <w:sz w:val="24"/>
-                <w:szCs w:val="24"/>
-              </w:rPr>
-              <w:t xml:space="preserve"> Initiative</w:t>
+              <w:t xml:space="preserve">SCOPE Synthesis: vDarwin Initiative</w:t>
             </w:r>
             <w:r>
               <w:rPr>
@@ -11288,31 +10146,7 @@
                 <w:sz w:val="24"/>
                 <w:szCs w:val="24"/>
               </w:rPr>
-              <w:t xml:space="preserve">: Constraining virus loss and carbon and nitrogen flow through </w:t>
-            </w:r>
-            <w:proofErr w:type="spellStart"/>
-            <w:r>
-              <w:rPr>
-                <w:bCs/>
-                <w:i/>
-                <w:iCs/>
-                <w:color w:val="000000" w:themeColor="text1"/>
-                <w:sz w:val="24"/>
-                <w:szCs w:val="24"/>
-              </w:rPr>
-              <w:t>virovory</w:t>
-            </w:r>
-            <w:proofErr w:type="spellEnd"/>
-            <w:r>
-              <w:rPr>
-                <w:bCs/>
-                <w:i/>
-                <w:iCs/>
-                <w:color w:val="000000" w:themeColor="text1"/>
-                <w:sz w:val="24"/>
-                <w:szCs w:val="24"/>
-              </w:rPr>
-              <w:t xml:space="preserve"> in temperate marine ecosystems with isotope tracing and microbial food web models</w:t>
+              <w:t xml:space="preserve">: Constraining virus loss and carbon and nitrogen flow through virovory in temperate marine ecosystems with isotope tracing and microbial food web models</w:t>
             </w:r>
             <w:r>
               <w:rPr>
@@ -11568,25 +10402,7 @@
                 <w:sz w:val="24"/>
                 <w:szCs w:val="24"/>
               </w:rPr>
-              <w:t xml:space="preserve">Burroughs </w:t>
-            </w:r>
-            <w:proofErr w:type="spellStart"/>
-            <w:r>
-              <w:rPr>
-                <w:color w:val="000000"/>
-                <w:sz w:val="24"/>
-                <w:szCs w:val="24"/>
-              </w:rPr>
-              <w:t>Wellcome</w:t>
-            </w:r>
-            <w:proofErr w:type="spellEnd"/>
-            <w:r>
-              <w:rPr>
-                <w:color w:val="000000"/>
-                <w:sz w:val="24"/>
-                <w:szCs w:val="24"/>
-              </w:rPr>
-              <w:t xml:space="preserve"> Fund Total award: ($150,000 to PI Louis Gross; $18,750 to co-PI David Talmy): “</w:t>
+              <w:t xml:space="preserve">Burroughs Wellcome Fund Total award: ($150,000 to PI Louis Gross; $18,750 to co-PI David Talmy): “</w:t>
             </w:r>
             <w:r>
               <w:rPr>

--- a/cv.docx
+++ b/cv.docx
@@ -35,7 +35,7 @@
           <w:sz w:val="24"/>
           <w:szCs w:val="24"/>
         </w:rPr>
-        <w:t>Assistant Professor</w:t>
+        <w:t>Associate Professor</w:t>
       </w:r>
     </w:p>
     <w:p>
@@ -450,7 +450,7 @@
                 <w:sz w:val="24"/>
                 <w:szCs w:val="24"/>
               </w:rPr>
-              <w:t>2018-present</w:t>
+              <w:t>2018-2025</w:t>
             </w:r>
           </w:p>
         </w:tc>
@@ -473,6 +473,70 @@
                 <w:szCs w:val="24"/>
               </w:rPr>
               <w:t>Assistant Professor</w:t>
+            </w:r>
+          </w:p>
+          <w:p>
+            <w:pPr>
+              <w:rPr>
+                <w:bCs/>
+                <w:sz w:val="24"/>
+                <w:szCs w:val="24"/>
+              </w:rPr>
+            </w:pPr>
+            <w:r>
+              <w:rPr>
+                <w:bCs/>
+                <w:sz w:val="24"/>
+                <w:szCs w:val="24"/>
+              </w:rPr>
+              <w:t>Department of Microbiology and the National Institute of Mathematical and Biological Synthesis (NIMBioS), University of Tennessee</w:t>
+            </w:r>
+          </w:p>
+        </w:tc>
+      </w:tr>
+      <w:tr>
+        <w:trPr>
+          <w:trHeight w:val="935"/>
+        </w:trPr>
+        <w:tc>
+          <w:tcPr>
+            <w:tcW w:w="1555" w:type="dxa"/>
+          </w:tcPr>
+          <w:p>
+            <w:pPr>
+              <w:rPr>
+                <w:sz w:val="24"/>
+                <w:szCs w:val="24"/>
+              </w:rPr>
+            </w:pPr>
+            <w:r>
+              <w:rPr>
+                <w:sz w:val="24"/>
+                <w:szCs w:val="24"/>
+              </w:rPr>
+              <w:t>2025-present</w:t>
+            </w:r>
+          </w:p>
+        </w:tc>
+        <w:tc>
+          <w:tcPr>
+            <w:tcW w:w="7676" w:type="dxa"/>
+          </w:tcPr>
+          <w:p>
+            <w:pPr>
+              <w:rPr>
+                <w:b/>
+                <w:sz w:val="24"/>
+                <w:szCs w:val="24"/>
+              </w:rPr>
+            </w:pPr>
+            <w:r>
+              <w:rPr>
+                <w:b/>
+                <w:sz w:val="24"/>
+                <w:szCs w:val="24"/>
+              </w:rPr>
+              <w:t>Associate Professor</w:t>
             </w:r>
           </w:p>
           <w:p>
@@ -514,7 +578,7 @@
                 <w:sz w:val="24"/>
                 <w:szCs w:val="24"/>
               </w:rPr>
-              <w:t>2020-present</w:t>
+              <w:t>2020-2025</w:t>
             </w:r>
           </w:p>
         </w:tc>
@@ -537,6 +601,70 @@
                 <w:szCs w:val="24"/>
               </w:rPr>
               <w:t>Adjunct Assistant Professor</w:t>
+            </w:r>
+          </w:p>
+          <w:p>
+            <w:pPr>
+              <w:rPr>
+                <w:bCs/>
+                <w:sz w:val="24"/>
+                <w:szCs w:val="24"/>
+              </w:rPr>
+            </w:pPr>
+            <w:r>
+              <w:rPr>
+                <w:bCs/>
+                <w:sz w:val="24"/>
+                <w:szCs w:val="24"/>
+              </w:rPr>
+              <w:t>Department of Ecology and Evolutionary Biology, University of Tennessee</w:t>
+            </w:r>
+          </w:p>
+        </w:tc>
+      </w:tr>
+      <w:tr>
+        <w:trPr>
+          <w:trHeight w:val="656"/>
+        </w:trPr>
+        <w:tc>
+          <w:tcPr>
+            <w:tcW w:w="1555" w:type="dxa"/>
+          </w:tcPr>
+          <w:p>
+            <w:pPr>
+              <w:rPr>
+                <w:sz w:val="24"/>
+                <w:szCs w:val="24"/>
+              </w:rPr>
+            </w:pPr>
+            <w:r>
+              <w:rPr>
+                <w:sz w:val="24"/>
+                <w:szCs w:val="24"/>
+              </w:rPr>
+              <w:t>2025-present</w:t>
+            </w:r>
+          </w:p>
+        </w:tc>
+        <w:tc>
+          <w:tcPr>
+            <w:tcW w:w="7676" w:type="dxa"/>
+          </w:tcPr>
+          <w:p>
+            <w:pPr>
+              <w:rPr>
+                <w:b/>
+                <w:sz w:val="24"/>
+                <w:szCs w:val="24"/>
+              </w:rPr>
+            </w:pPr>
+            <w:r>
+              <w:rPr>
+                <w:b/>
+                <w:sz w:val="24"/>
+                <w:szCs w:val="24"/>
+              </w:rPr>
+              <w:t>Adjunct Associate Professor</w:t>
             </w:r>
           </w:p>
           <w:p>

--- a/cv.docx
+++ b/cv.docx
@@ -450,7 +450,7 @@
                 <w:sz w:val="24"/>
                 <w:szCs w:val="24"/>
               </w:rPr>
-              <w:t>2018-2025</w:t>
+              <w:t>2025-present</w:t>
             </w:r>
           </w:p>
         </w:tc>
@@ -472,7 +472,7 @@
                 <w:sz w:val="24"/>
                 <w:szCs w:val="24"/>
               </w:rPr>
-              <w:t>Assistant Professor</w:t>
+              <w:t>Associate Professor</w:t>
             </w:r>
           </w:p>
           <w:p>
@@ -490,6 +490,134 @@
                 <w:szCs w:val="24"/>
               </w:rPr>
               <w:t>Department of Microbiology and the National Institute of Mathematical and Biological Synthesis (NIMBioS), University of Tennessee</w:t>
+            </w:r>
+          </w:p>
+        </w:tc>
+      </w:tr>
+      <w:tr>
+        <w:trPr>
+          <w:trHeight w:val="656"/>
+        </w:trPr>
+        <w:tc>
+          <w:tcPr>
+            <w:tcW w:w="1555" w:type="dxa"/>
+          </w:tcPr>
+          <w:p>
+            <w:pPr>
+              <w:rPr>
+                <w:sz w:val="24"/>
+                <w:szCs w:val="24"/>
+              </w:rPr>
+            </w:pPr>
+            <w:r>
+              <w:rPr>
+                <w:sz w:val="24"/>
+                <w:szCs w:val="24"/>
+              </w:rPr>
+              <w:t>2025-present</w:t>
+            </w:r>
+          </w:p>
+        </w:tc>
+        <w:tc>
+          <w:tcPr>
+            <w:tcW w:w="7676" w:type="dxa"/>
+          </w:tcPr>
+          <w:p>
+            <w:pPr>
+              <w:rPr>
+                <w:b/>
+                <w:sz w:val="24"/>
+                <w:szCs w:val="24"/>
+              </w:rPr>
+            </w:pPr>
+            <w:r>
+              <w:rPr>
+                <w:b/>
+                <w:sz w:val="24"/>
+                <w:szCs w:val="24"/>
+              </w:rPr>
+              <w:t>Adjunct Associate Professor</w:t>
+            </w:r>
+          </w:p>
+          <w:p>
+            <w:pPr>
+              <w:rPr>
+                <w:bCs/>
+                <w:sz w:val="24"/>
+                <w:szCs w:val="24"/>
+              </w:rPr>
+            </w:pPr>
+            <w:r>
+              <w:rPr>
+                <w:bCs/>
+                <w:sz w:val="24"/>
+                <w:szCs w:val="24"/>
+              </w:rPr>
+              <w:t>Department of Ecology and Evolutionary Biology, University of Tennessee</w:t>
+            </w:r>
+          </w:p>
+        </w:tc>
+      </w:tr>
+      <w:tr>
+        <w:trPr>
+          <w:trHeight w:val="656"/>
+        </w:trPr>
+        <w:tc>
+          <w:tcPr>
+            <w:tcW w:w="1555" w:type="dxa"/>
+          </w:tcPr>
+          <w:p>
+            <w:pPr>
+              <w:rPr>
+                <w:sz w:val="24"/>
+                <w:szCs w:val="24"/>
+              </w:rPr>
+            </w:pPr>
+            <w:r>
+              <w:rPr>
+                <w:sz w:val="24"/>
+                <w:szCs w:val="24"/>
+              </w:rPr>
+              <w:t>2020-2025</w:t>
+            </w:r>
+          </w:p>
+        </w:tc>
+        <w:tc>
+          <w:tcPr>
+            <w:tcW w:w="7676" w:type="dxa"/>
+          </w:tcPr>
+          <w:p>
+            <w:pPr>
+              <w:rPr>
+                <w:b/>
+                <w:sz w:val="24"/>
+                <w:szCs w:val="24"/>
+              </w:rPr>
+            </w:pPr>
+            <w:r>
+              <w:rPr>
+                <w:b/>
+                <w:sz w:val="24"/>
+                <w:szCs w:val="24"/>
+              </w:rPr>
+              <w:t>Adjunct Assistant Professor</w:t>
+            </w:r>
+          </w:p>
+          <w:p>
+            <w:pPr>
+              <w:rPr>
+                <w:bCs/>
+                <w:sz w:val="24"/>
+                <w:szCs w:val="24"/>
+              </w:rPr>
+            </w:pPr>
+            <w:r>
+              <w:rPr>
+                <w:bCs/>
+                <w:sz w:val="24"/>
+                <w:szCs w:val="24"/>
+              </w:rPr>
+              <w:t>Department of Ecology and Evolutionary Biology, University of Tennessee</w:t>
             </w:r>
           </w:p>
         </w:tc>
@@ -514,7 +642,7 @@
                 <w:sz w:val="24"/>
                 <w:szCs w:val="24"/>
               </w:rPr>
-              <w:t>2025-present</w:t>
+              <w:t>2018-2025</w:t>
             </w:r>
           </w:p>
         </w:tc>
@@ -536,7 +664,7 @@
                 <w:sz w:val="24"/>
                 <w:szCs w:val="24"/>
               </w:rPr>
-              <w:t>Associate Professor</w:t>
+              <w:t>Assistant Professor</w:t>
             </w:r>
           </w:p>
           <w:p>
@@ -554,134 +682,6 @@
                 <w:szCs w:val="24"/>
               </w:rPr>
               <w:t>Department of Microbiology and the National Institute of Mathematical and Biological Synthesis (NIMBioS), University of Tennessee</w:t>
-            </w:r>
-          </w:p>
-        </w:tc>
-      </w:tr>
-      <w:tr>
-        <w:trPr>
-          <w:trHeight w:val="656"/>
-        </w:trPr>
-        <w:tc>
-          <w:tcPr>
-            <w:tcW w:w="1555" w:type="dxa"/>
-          </w:tcPr>
-          <w:p>
-            <w:pPr>
-              <w:rPr>
-                <w:sz w:val="24"/>
-                <w:szCs w:val="24"/>
-              </w:rPr>
-            </w:pPr>
-            <w:r>
-              <w:rPr>
-                <w:sz w:val="24"/>
-                <w:szCs w:val="24"/>
-              </w:rPr>
-              <w:t>2020-2025</w:t>
-            </w:r>
-          </w:p>
-        </w:tc>
-        <w:tc>
-          <w:tcPr>
-            <w:tcW w:w="7676" w:type="dxa"/>
-          </w:tcPr>
-          <w:p>
-            <w:pPr>
-              <w:rPr>
-                <w:b/>
-                <w:sz w:val="24"/>
-                <w:szCs w:val="24"/>
-              </w:rPr>
-            </w:pPr>
-            <w:r>
-              <w:rPr>
-                <w:b/>
-                <w:sz w:val="24"/>
-                <w:szCs w:val="24"/>
-              </w:rPr>
-              <w:t>Adjunct Assistant Professor</w:t>
-            </w:r>
-          </w:p>
-          <w:p>
-            <w:pPr>
-              <w:rPr>
-                <w:bCs/>
-                <w:sz w:val="24"/>
-                <w:szCs w:val="24"/>
-              </w:rPr>
-            </w:pPr>
-            <w:r>
-              <w:rPr>
-                <w:bCs/>
-                <w:sz w:val="24"/>
-                <w:szCs w:val="24"/>
-              </w:rPr>
-              <w:t>Department of Ecology and Evolutionary Biology, University of Tennessee</w:t>
-            </w:r>
-          </w:p>
-        </w:tc>
-      </w:tr>
-      <w:tr>
-        <w:trPr>
-          <w:trHeight w:val="656"/>
-        </w:trPr>
-        <w:tc>
-          <w:tcPr>
-            <w:tcW w:w="1555" w:type="dxa"/>
-          </w:tcPr>
-          <w:p>
-            <w:pPr>
-              <w:rPr>
-                <w:sz w:val="24"/>
-                <w:szCs w:val="24"/>
-              </w:rPr>
-            </w:pPr>
-            <w:r>
-              <w:rPr>
-                <w:sz w:val="24"/>
-                <w:szCs w:val="24"/>
-              </w:rPr>
-              <w:t>2025-present</w:t>
-            </w:r>
-          </w:p>
-        </w:tc>
-        <w:tc>
-          <w:tcPr>
-            <w:tcW w:w="7676" w:type="dxa"/>
-          </w:tcPr>
-          <w:p>
-            <w:pPr>
-              <w:rPr>
-                <w:b/>
-                <w:sz w:val="24"/>
-                <w:szCs w:val="24"/>
-              </w:rPr>
-            </w:pPr>
-            <w:r>
-              <w:rPr>
-                <w:b/>
-                <w:sz w:val="24"/>
-                <w:szCs w:val="24"/>
-              </w:rPr>
-              <w:t>Adjunct Associate Professor</w:t>
-            </w:r>
-          </w:p>
-          <w:p>
-            <w:pPr>
-              <w:rPr>
-                <w:bCs/>
-                <w:sz w:val="24"/>
-                <w:szCs w:val="24"/>
-              </w:rPr>
-            </w:pPr>
-            <w:r>
-              <w:rPr>
-                <w:bCs/>
-                <w:sz w:val="24"/>
-                <w:szCs w:val="24"/>
-              </w:rPr>
-              <w:t>Department of Ecology and Evolutionary Biology, University of Tennessee</w:t>
             </w:r>
           </w:p>
         </w:tc>

--- a/cv.docx
+++ b/cv.docx
@@ -560,7 +560,7 @@
       </w:tr>
       <w:tr>
         <w:trPr>
-          <w:trHeight w:val="656"/>
+          <w:trHeight w:val="935"/>
         </w:trPr>
         <w:tc>
           <w:tcPr>
@@ -578,7 +578,7 @@
                 <w:sz w:val="24"/>
                 <w:szCs w:val="24"/>
               </w:rPr>
-              <w:t>2020-2025</w:t>
+              <w:t>2018-2025</w:t>
             </w:r>
           </w:p>
         </w:tc>
@@ -600,7 +600,7 @@
                 <w:sz w:val="24"/>
                 <w:szCs w:val="24"/>
               </w:rPr>
-              <w:t>Adjunct Assistant Professor</w:t>
+              <w:t>Assistant Professor</w:t>
             </w:r>
           </w:p>
           <w:p>
@@ -617,14 +617,14 @@
                 <w:sz w:val="24"/>
                 <w:szCs w:val="24"/>
               </w:rPr>
-              <w:t>Department of Ecology and Evolutionary Biology, University of Tennessee</w:t>
+              <w:t>Department of Microbiology and the National Institute of Mathematical and Biological Synthesis (NIMBioS), University of Tennessee</w:t>
             </w:r>
           </w:p>
         </w:tc>
       </w:tr>
       <w:tr>
         <w:trPr>
-          <w:trHeight w:val="935"/>
+          <w:trHeight w:val="656"/>
         </w:trPr>
         <w:tc>
           <w:tcPr>
@@ -642,7 +642,7 @@
                 <w:sz w:val="24"/>
                 <w:szCs w:val="24"/>
               </w:rPr>
-              <w:t>2018-2025</w:t>
+              <w:t>2020-2025</w:t>
             </w:r>
           </w:p>
         </w:tc>
@@ -664,7 +664,7 @@
                 <w:sz w:val="24"/>
                 <w:szCs w:val="24"/>
               </w:rPr>
-              <w:t>Assistant Professor</w:t>
+              <w:t>Adjunct Assistant Professor</w:t>
             </w:r>
           </w:p>
           <w:p>
@@ -681,7 +681,7 @@
                 <w:sz w:val="24"/>
                 <w:szCs w:val="24"/>
               </w:rPr>
-              <w:t>Department of Microbiology and the National Institute of Mathematical and Biological Synthesis (NIMBioS), University of Tennessee</w:t>
+              <w:t>Department of Ecology and Evolutionary Biology, University of Tennessee</w:t>
             </w:r>
           </w:p>
         </w:tc>

--- a/cv.docx
+++ b/cv.docx
@@ -5847,6 +5847,245 @@
           <w:szCs w:val="24"/>
         </w:rPr>
         <w:t>Boldened names indicate people in my research group</w:t>
+      </w:r>
+    </w:p>
+    <w:p>
+      <w:pPr>
+        <w:rPr>
+          <w:sz w:val="24"/>
+          <w:szCs w:val="24"/>
+        </w:rPr>
+      </w:pPr>
+    </w:p>
+    <w:p>
+      <w:pPr>
+        <w:rPr>
+          <w:sz w:val="24"/>
+          <w:szCs w:val="24"/>
+        </w:rPr>
+      </w:pPr>
+      <w:r>
+        <w:rPr>
+          <w:b/>
+          <w:bCs/>
+          <w:sz w:val="24"/>
+          <w:szCs w:val="24"/>
+        </w:rPr>
+        <w:t>Talmy, D., Carr, E.</w:t>
+      </w:r>
+      <w:r>
+        <w:rPr>
+          <w:sz w:val="24"/>
+          <w:szCs w:val="24"/>
+        </w:rPr>
+        <w:t xml:space="preserve"> Modeling community dynamics: impacts of hydrogen peroxide on marine cyanobacteria composition. BioGeoScapes / C-CoMP Modeling Workshop, Woods Hole Oceanographic Institution, Massachusetts, USA, </w:t>
+      </w:r>
+      <w:r>
+        <w:rPr>
+          <w:sz w:val="24"/>
+          <w:szCs w:val="24"/>
+        </w:rPr>
+        <w:t xml:space="preserve">Sept 10</w:t>
+      </w:r>
+      <w:r>
+        <w:rPr>
+          <w:sz w:val="24"/>
+          <w:szCs w:val="24"/>
+          <w:vertAlign w:val="superscript"/>
+        </w:rPr>
+        <w:t>th</w:t>
+      </w:r>
+      <w:r>
+        <w:rPr>
+          <w:sz w:val="24"/>
+          <w:szCs w:val="24"/>
+        </w:rPr>
+        <w:t xml:space="preserve">, 2025.</w:t>
+      </w:r>
+    </w:p>
+    <w:p>
+      <w:pPr>
+        <w:rPr>
+          <w:sz w:val="24"/>
+          <w:szCs w:val="24"/>
+        </w:rPr>
+      </w:pPr>
+    </w:p>
+    <w:p>
+      <w:pPr>
+        <w:rPr>
+          <w:sz w:val="24"/>
+          <w:szCs w:val="24"/>
+        </w:rPr>
+      </w:pPr>
+      <w:r>
+        <w:rPr>
+          <w:b/>
+          <w:bCs/>
+          <w:sz w:val="24"/>
+          <w:szCs w:val="24"/>
+        </w:rPr>
+        <w:t>Talmy, D., Carr, E.</w:t>
+      </w:r>
+      <w:r>
+        <w:rPr>
+          <w:sz w:val="24"/>
+          <w:szCs w:val="24"/>
+        </w:rPr>
+        <w:t xml:space="preserve">, Weitz, J., Dutkiewicz, S. Can viral induced mortality be represented implicitly and capture marine ecological dynamics? BioGeoScapes / C-CoMP Modeling Workshop, Woods Hole Oceanographic Institution, Massachusetts, USA, </w:t>
+      </w:r>
+      <w:r>
+        <w:rPr>
+          <w:sz w:val="24"/>
+          <w:szCs w:val="24"/>
+        </w:rPr>
+        <w:t xml:space="preserve">Sept 10</w:t>
+      </w:r>
+      <w:r>
+        <w:rPr>
+          <w:sz w:val="24"/>
+          <w:szCs w:val="24"/>
+          <w:vertAlign w:val="superscript"/>
+        </w:rPr>
+        <w:t>th</w:t>
+      </w:r>
+      <w:r>
+        <w:rPr>
+          <w:sz w:val="24"/>
+          <w:szCs w:val="24"/>
+        </w:rPr>
+        <w:t xml:space="preserve">, 2025.</w:t>
+      </w:r>
+    </w:p>
+    <w:p>
+      <w:pPr>
+        <w:rPr>
+          <w:sz w:val="24"/>
+          <w:szCs w:val="24"/>
+        </w:rPr>
+      </w:pPr>
+    </w:p>
+    <w:p>
+      <w:pPr>
+        <w:rPr>
+          <w:sz w:val="24"/>
+          <w:szCs w:val="24"/>
+        </w:rPr>
+      </w:pPr>
+      <w:r>
+        <w:rPr>
+          <w:b/>
+          <w:bCs/>
+          <w:sz w:val="24"/>
+          <w:szCs w:val="24"/>
+        </w:rPr>
+        <w:t>Talmy, D., Carr, E.</w:t>
+      </w:r>
+      <w:r>
+        <w:rPr>
+          <w:sz w:val="24"/>
+          <w:szCs w:val="24"/>
+        </w:rPr>
+        <w:t xml:space="preserve">, Dutkiewicz, S., Weitz, J. Can viral induced mortality be represented implicitly and capture marine ecological dynamics? ASLO Aquatic Sciences Meeting, Charlotte, NC, USA, </w:t>
+      </w:r>
+      <w:r>
+        <w:rPr>
+          <w:sz w:val="24"/>
+          <w:szCs w:val="24"/>
+        </w:rPr>
+        <w:t xml:space="preserve">March 27</w:t>
+      </w:r>
+      <w:r>
+        <w:rPr>
+          <w:sz w:val="24"/>
+          <w:szCs w:val="24"/>
+          <w:vertAlign w:val="superscript"/>
+        </w:rPr>
+        <w:t>th</w:t>
+      </w:r>
+      <w:r>
+        <w:rPr>
+          <w:sz w:val="24"/>
+          <w:szCs w:val="24"/>
+        </w:rPr>
+        <w:t xml:space="preserve">, 2025.</w:t>
+      </w:r>
+    </w:p>
+    <w:p>
+      <w:pPr>
+        <w:rPr>
+          <w:sz w:val="24"/>
+          <w:szCs w:val="24"/>
+        </w:rPr>
+      </w:pPr>
+    </w:p>
+    <w:p>
+      <w:pPr>
+        <w:rPr>
+          <w:sz w:val="24"/>
+          <w:szCs w:val="24"/>
+        </w:rPr>
+      </w:pPr>
+      <w:r>
+        <w:rPr>
+          <w:sz w:val="24"/>
+          <w:szCs w:val="24"/>
+        </w:rPr>
+        <w:t xml:space="preserve">Hambrick, K.M., Smith, L.E., Martin, R.M., Stark, G.F., </w:t>
+      </w:r>
+      <w:r>
+        <w:rPr>
+          <w:b/>
+          <w:bCs/>
+          <w:sz w:val="24"/>
+          <w:szCs w:val="24"/>
+        </w:rPr>
+        <w:t>Talmy, D.,</w:t>
+      </w:r>
+      <w:r>
+        <w:rPr>
+          <w:sz w:val="24"/>
+          <w:szCs w:val="24"/>
+        </w:rPr>
+        <w:t xml:space="preserve"> Wilhelm, S.W., Zinser, E.R. Temperature correlates with phage resistance in </w:t>
+      </w:r>
+      <w:r>
+        <w:rPr>
+          <w:i/>
+          <w:iCs/>
+          <w:sz w:val="24"/>
+          <w:szCs w:val="24"/>
+        </w:rPr>
+        <w:t>Microcystis aeruginosa</w:t>
+      </w:r>
+      <w:r>
+        <w:rPr>
+          <w:sz w:val="24"/>
+          <w:szCs w:val="24"/>
+        </w:rPr>
+        <w:t xml:space="preserve"> NIES-298. ASLO Aquatic Sciences Meeting, Charlotte, NC, USA, </w:t>
+      </w:r>
+      <w:r>
+        <w:rPr>
+          <w:sz w:val="24"/>
+          <w:szCs w:val="24"/>
+        </w:rPr>
+        <w:t xml:space="preserve">March 27</w:t>
+      </w:r>
+      <w:r>
+        <w:rPr>
+          <w:sz w:val="24"/>
+          <w:szCs w:val="24"/>
+          <w:vertAlign w:val="superscript"/>
+        </w:rPr>
+        <w:t>th</w:t>
+      </w:r>
+      <w:r>
+        <w:rPr>
+          <w:sz w:val="24"/>
+          <w:szCs w:val="24"/>
+        </w:rPr>
+        <w:t xml:space="preserve">, 2025.</w:t>
       </w:r>
     </w:p>
     <w:p>

--- a/cv.docx
+++ b/cv.docx
@@ -5878,14 +5878,7 @@
           <w:sz w:val="24"/>
           <w:szCs w:val="24"/>
         </w:rPr>
-        <w:t xml:space="preserve"> Modeling community dynamics: impacts of hydrogen peroxide on marine cyanobacteria composition. BioGeoScapes / C-CoMP Modeling Workshop, Woods Hole Oceanographic Institution, Massachusetts, USA, </w:t>
-      </w:r>
-      <w:r>
-        <w:rPr>
-          <w:sz w:val="24"/>
-          <w:szCs w:val="24"/>
-        </w:rPr>
-        <w:t xml:space="preserve">Sept 10</w:t>
+        <w:t xml:space="preserve"> Modeling community dynamics: impacts of hydrogen peroxide on marine cyanobacteria composition. BioGeoScapes / C-CoMP Modeling Workshop, Woods Hole Oceanographic Institution, Massachusetts, USA, Sept 10</w:t>
       </w:r>
       <w:r>
         <w:rPr>
@@ -5932,14 +5925,7 @@
           <w:sz w:val="24"/>
           <w:szCs w:val="24"/>
         </w:rPr>
-        <w:t xml:space="preserve">, Weitz, J., Dutkiewicz, S. Can viral induced mortality be represented implicitly and capture marine ecological dynamics? BioGeoScapes / C-CoMP Modeling Workshop, Woods Hole Oceanographic Institution, Massachusetts, USA, </w:t>
-      </w:r>
-      <w:r>
-        <w:rPr>
-          <w:sz w:val="24"/>
-          <w:szCs w:val="24"/>
-        </w:rPr>
-        <w:t xml:space="preserve">Sept 10</w:t>
+        <w:t xml:space="preserve">, Weitz, J., Dutkiewicz, S. Can viral induced mortality be represented implicitly and capture marine ecological dynamics? BioGeoScapes / C-CoMP Modeling Workshop, Woods Hole Oceanographic Institution, Massachusetts, USA, Sept 10</w:t>
       </w:r>
       <w:r>
         <w:rPr>
@@ -5986,14 +5972,7 @@
           <w:sz w:val="24"/>
           <w:szCs w:val="24"/>
         </w:rPr>
-        <w:t xml:space="preserve">, Dutkiewicz, S., Weitz, J. Can viral induced mortality be represented implicitly and capture marine ecological dynamics? ASLO Aquatic Sciences Meeting, Charlotte, NC, USA, </w:t>
-      </w:r>
-      <w:r>
-        <w:rPr>
-          <w:sz w:val="24"/>
-          <w:szCs w:val="24"/>
-        </w:rPr>
-        <w:t xml:space="preserve">March 27</w:t>
+        <w:t xml:space="preserve">, Dutkiewicz, S., Weitz, J. Can viral induced mortality be represented implicitly and capture marine ecological dynamics? ASLO Aquatic Sciences Meeting, Charlotte, NC, USA, March 27</w:t>
       </w:r>
       <w:r>
         <w:rPr>
@@ -6063,14 +6042,7 @@
           <w:sz w:val="24"/>
           <w:szCs w:val="24"/>
         </w:rPr>
-        <w:t xml:space="preserve"> NIES-298. ASLO Aquatic Sciences Meeting, Charlotte, NC, USA, </w:t>
-      </w:r>
-      <w:r>
-        <w:rPr>
-          <w:sz w:val="24"/>
-          <w:szCs w:val="24"/>
-        </w:rPr>
-        <w:t xml:space="preserve">March 27</w:t>
+        <w:t xml:space="preserve"> NIES-298. ASLO Aquatic Sciences Meeting, Charlotte, NC, USA, March 27</w:t>
       </w:r>
       <w:r>
         <w:rPr>
@@ -10303,6 +10275,172 @@
         <w:gridCol w:w="4758"/>
         <w:gridCol w:w="2317"/>
       </w:tblGrid>
+      <w:tr>
+        <w:trPr>
+          <w:trHeight w:val="1205"/>
+        </w:trPr>
+        <w:tc>
+          <w:tcPr>
+            <w:tcW w:w="1736" w:type="dxa"/>
+          </w:tcPr>
+          <w:p>
+            <w:pPr>
+              <w:rPr>
+                <w:bCs/>
+                <w:sz w:val="24"/>
+                <w:szCs w:val="24"/>
+              </w:rPr>
+            </w:pPr>
+            <w:r>
+              <w:rPr>
+                <w:bCs/>
+                <w:sz w:val="24"/>
+                <w:szCs w:val="24"/>
+              </w:rPr>
+              <w:t>6/1/2025-5/31/2028</w:t>
+            </w:r>
+          </w:p>
+        </w:tc>
+        <w:tc>
+          <w:tcPr>
+            <w:tcW w:w="7075" w:type="dxa"/>
+            <w:gridSpan w:val="2"/>
+          </w:tcPr>
+          <w:p>
+            <w:pPr>
+              <w:rPr>
+                <w:color w:val="000000"/>
+                <w:sz w:val="24"/>
+                <w:szCs w:val="24"/>
+              </w:rPr>
+            </w:pPr>
+            <w:r>
+              <w:rPr>
+                <w:color w:val="000000"/>
+                <w:sz w:val="24"/>
+                <w:szCs w:val="24"/>
+              </w:rPr>
+              <w:t xml:space="preserve">NOAA Secondary Investigator award (Total award: $746,743 to the Department of Microbiology) </w:t>
+            </w:r>
+            <w:r>
+              <w:rPr>
+                <w:color w:val="000000"/>
+                <w:sz w:val="24"/>
+                <w:szCs w:val="24"/>
+              </w:rPr>
+              <w:t>“</w:t>
+            </w:r>
+            <w:r>
+              <w:rPr>
+                <w:i/>
+                <w:color w:val="000000"/>
+                <w:sz w:val="24"/>
+                <w:szCs w:val="24"/>
+              </w:rPr>
+              <w:t xml:space="preserve">The Effects of Nitrogen Form and Concentration on Toxin Phenotypes of Microcystis</w:t>
+            </w:r>
+            <w:r>
+              <w:rPr>
+                <w:color w:val="000000"/>
+                <w:sz w:val="24"/>
+                <w:szCs w:val="24"/>
+              </w:rPr>
+              <w:t xml:space="preserve">”. ID number: </w:t>
+            </w:r>
+            <w:r>
+              <w:rPr>
+                <w:color w:val="000000"/>
+                <w:sz w:val="24"/>
+                <w:szCs w:val="24"/>
+              </w:rPr>
+              <w:t>NA25NOSX478C0021-T1-01</w:t>
+            </w:r>
+          </w:p>
+        </w:tc>
+      </w:tr>
+      <w:tr>
+        <w:trPr>
+          <w:trHeight w:val="1205"/>
+        </w:trPr>
+        <w:tc>
+          <w:tcPr>
+            <w:tcW w:w="1736" w:type="dxa"/>
+          </w:tcPr>
+          <w:p>
+            <w:pPr>
+              <w:rPr>
+                <w:bCs/>
+                <w:sz w:val="24"/>
+                <w:szCs w:val="24"/>
+              </w:rPr>
+            </w:pPr>
+            <w:r>
+              <w:rPr>
+                <w:bCs/>
+                <w:sz w:val="24"/>
+                <w:szCs w:val="24"/>
+              </w:rPr>
+              <w:t>1/1/2027-12/31/2029</w:t>
+            </w:r>
+          </w:p>
+        </w:tc>
+        <w:tc>
+          <w:tcPr>
+            <w:tcW w:w="7075" w:type="dxa"/>
+            <w:gridSpan w:val="2"/>
+          </w:tcPr>
+          <w:p>
+            <w:pPr>
+              <w:rPr>
+                <w:color w:val="000000"/>
+                <w:sz w:val="24"/>
+                <w:szCs w:val="24"/>
+              </w:rPr>
+            </w:pPr>
+            <w:r>
+              <w:rPr>
+                <w:color w:val="000000"/>
+                <w:sz w:val="24"/>
+                <w:szCs w:val="24"/>
+              </w:rPr>
+              <w:t xml:space="preserve">NSF Secondary Investigator award (Total award: $1,454,878 to the Department of Microbiology) </w:t>
+            </w:r>
+            <w:r>
+              <w:rPr>
+                <w:color w:val="000000"/>
+                <w:sz w:val="24"/>
+                <w:szCs w:val="24"/>
+              </w:rPr>
+              <w:t>“</w:t>
+            </w:r>
+            <w:r>
+              <w:rPr>
+                <w:i/>
+                <w:color w:val="000000"/>
+                <w:sz w:val="24"/>
+                <w:szCs w:val="24"/>
+              </w:rPr>
+              <w:t xml:space="preserve">How temporal niche partitioning and growth on urea selects for cyanobacteria in fresh waters</w:t>
+            </w:r>
+            <w:r>
+              <w:rPr>
+                <w:color w:val="000000"/>
+                <w:sz w:val="24"/>
+                <w:szCs w:val="24"/>
+              </w:rPr>
+              <w:t xml:space="preserve">”. ID number: </w:t>
+            </w:r>
+            <w:r>
+              <w:rPr>
+                <w:color w:val="000000"/>
+                <w:sz w:val="24"/>
+                <w:szCs w:val="24"/>
+              </w:rPr>
+              <w:t>DEB-2534721</w:t>
+            </w:r>
+          </w:p>
+        </w:tc>
+      </w:tr>
       <w:tr>
         <w:trPr>
           <w:trHeight w:val="1205"/>

--- a/cv.docx
+++ b/cv.docx
@@ -10320,15 +10320,7 @@
                 <w:sz w:val="24"/>
                 <w:szCs w:val="24"/>
               </w:rPr>
-              <w:t xml:space="preserve">NOAA Secondary Investigator award (Total award: $746,743 to the Department of Microbiology) </w:t>
-            </w:r>
-            <w:r>
-              <w:rPr>
-                <w:color w:val="000000"/>
-                <w:sz w:val="24"/>
-                <w:szCs w:val="24"/>
-              </w:rPr>
-              <w:t>“</w:t>
+              <w:t xml:space="preserve">NOAA co-Principal Investigator award (Total award: $746,743 to the Department of Microbiology) “</w:t>
             </w:r>
             <w:r>
               <w:rPr>
@@ -10345,15 +10337,7 @@
                 <w:sz w:val="24"/>
                 <w:szCs w:val="24"/>
               </w:rPr>
-              <w:t xml:space="preserve">”. ID number: </w:t>
-            </w:r>
-            <w:r>
-              <w:rPr>
-                <w:color w:val="000000"/>
-                <w:sz w:val="24"/>
-                <w:szCs w:val="24"/>
-              </w:rPr>
-              <w:t>NA25NOSX478C0021-T1-01</w:t>
+              <w:t xml:space="preserve">”. ID number: NA25NOSX478C0021-T1-01</w:t>
             </w:r>
           </w:p>
         </w:tc>
@@ -10403,15 +10387,7 @@
                 <w:sz w:val="24"/>
                 <w:szCs w:val="24"/>
               </w:rPr>
-              <w:t xml:space="preserve">NSF Secondary Investigator award (Total award: $1,454,878 to the Department of Microbiology) </w:t>
-            </w:r>
-            <w:r>
-              <w:rPr>
-                <w:color w:val="000000"/>
-                <w:sz w:val="24"/>
-                <w:szCs w:val="24"/>
-              </w:rPr>
-              <w:t>“</w:t>
+              <w:t xml:space="preserve">NSF co-Principal Investigator award (Total award: $1,454,878 to the Department of Microbiology) “</w:t>
             </w:r>
             <w:r>
               <w:rPr>
@@ -10428,15 +10404,7 @@
                 <w:sz w:val="24"/>
                 <w:szCs w:val="24"/>
               </w:rPr>
-              <w:t xml:space="preserve">”. ID number: </w:t>
-            </w:r>
-            <w:r>
-              <w:rPr>
-                <w:color w:val="000000"/>
-                <w:sz w:val="24"/>
-                <w:szCs w:val="24"/>
-              </w:rPr>
-              <w:t>DEB-2534721</w:t>
+              <w:t xml:space="preserve">”. ID number: DEB-2534721</w:t>
             </w:r>
           </w:p>
         </w:tc>
